--- a/Arquitectura de software/Semana 10/CONFIGURACION DE AWS (1).docx
+++ b/Arquitectura de software/Semana 10/CONFIGURACION DE AWS (1).docx
@@ -657,9 +657,8 @@
           <w:szCs w:val="28"/>
           <w:lang w:val="es-CO" w:eastAsia="es-CO"/>
         </w:rPr>
-        <w:t xml:space="preserve">Implementaría una arquitectura Multi-AZ en AWS con Auto </w:t>
-      </w:r>
-      <w:proofErr w:type="spellStart"/>
+        <w:t>Implementaría una arquitectura Multi-AZ en AWS con Auto Scaling Group</w:t>
+      </w:r>
       <w:r>
         <w:rPr>
           <w:rFonts w:ascii="Times New Roman" w:hAnsi="Times New Roman" w:cs="Times New Roman"/>
@@ -667,9 +666,8 @@
           <w:szCs w:val="28"/>
           <w:lang w:val="es-CO" w:eastAsia="es-CO"/>
         </w:rPr>
-        <w:t>Scaling</w:t>
-      </w:r>
-      <w:proofErr w:type="spellEnd"/>
+        <w:t xml:space="preserve"> (ASG) y Application Load Balancer (ALB) para mantener el sistema activo ante picos de tráfico o fallos. Usar RDS en modo Multi-AZ para base de datos con failover automático, ElactiCache para mejorar el rendimiento y CloudFront para entregar contenido rápido. Monitorear </w:t>
+      </w:r>
       <w:r>
         <w:rPr>
           <w:rFonts w:ascii="Times New Roman" w:hAnsi="Times New Roman" w:cs="Times New Roman"/>
@@ -677,176 +675,7 @@
           <w:szCs w:val="28"/>
           <w:lang w:val="es-CO" w:eastAsia="es-CO"/>
         </w:rPr>
-        <w:t xml:space="preserve"> </w:t>
-      </w:r>
-      <w:proofErr w:type="spellStart"/>
-      <w:r>
-        <w:rPr>
-          <w:rFonts w:ascii="Times New Roman" w:hAnsi="Times New Roman" w:cs="Times New Roman"/>
-          <w:sz w:val="28"/>
-          <w:szCs w:val="28"/>
-          <w:lang w:val="es-CO" w:eastAsia="es-CO"/>
-        </w:rPr>
-        <w:t>Group</w:t>
-      </w:r>
-      <w:proofErr w:type="spellEnd"/>
-      <w:r>
-        <w:rPr>
-          <w:rFonts w:ascii="Times New Roman" w:hAnsi="Times New Roman" w:cs="Times New Roman"/>
-          <w:sz w:val="28"/>
-          <w:szCs w:val="28"/>
-          <w:lang w:val="es-CO" w:eastAsia="es-CO"/>
-        </w:rPr>
-        <w:t xml:space="preserve"> (ASG) y </w:t>
-      </w:r>
-      <w:proofErr w:type="spellStart"/>
-      <w:r>
-        <w:rPr>
-          <w:rFonts w:ascii="Times New Roman" w:hAnsi="Times New Roman" w:cs="Times New Roman"/>
-          <w:sz w:val="28"/>
-          <w:szCs w:val="28"/>
-          <w:lang w:val="es-CO" w:eastAsia="es-CO"/>
-        </w:rPr>
-        <w:t>Application</w:t>
-      </w:r>
-      <w:proofErr w:type="spellEnd"/>
-      <w:r>
-        <w:rPr>
-          <w:rFonts w:ascii="Times New Roman" w:hAnsi="Times New Roman" w:cs="Times New Roman"/>
-          <w:sz w:val="28"/>
-          <w:szCs w:val="28"/>
-          <w:lang w:val="es-CO" w:eastAsia="es-CO"/>
-        </w:rPr>
-        <w:t xml:space="preserve"> Load </w:t>
-      </w:r>
-      <w:proofErr w:type="spellStart"/>
-      <w:r>
-        <w:rPr>
-          <w:rFonts w:ascii="Times New Roman" w:hAnsi="Times New Roman" w:cs="Times New Roman"/>
-          <w:sz w:val="28"/>
-          <w:szCs w:val="28"/>
-          <w:lang w:val="es-CO" w:eastAsia="es-CO"/>
-        </w:rPr>
-        <w:t>Balancer</w:t>
-      </w:r>
-      <w:proofErr w:type="spellEnd"/>
-      <w:r>
-        <w:rPr>
-          <w:rFonts w:ascii="Times New Roman" w:hAnsi="Times New Roman" w:cs="Times New Roman"/>
-          <w:sz w:val="28"/>
-          <w:szCs w:val="28"/>
-          <w:lang w:val="es-CO" w:eastAsia="es-CO"/>
-        </w:rPr>
-        <w:t xml:space="preserve"> (ALB) para mantener el sistema activo ante picos de tráfico o fallos. Usar RDS en modo Multi-AZ para base de datos con </w:t>
-      </w:r>
-      <w:proofErr w:type="spellStart"/>
-      <w:r>
-        <w:rPr>
-          <w:rFonts w:ascii="Times New Roman" w:hAnsi="Times New Roman" w:cs="Times New Roman"/>
-          <w:sz w:val="28"/>
-          <w:szCs w:val="28"/>
-          <w:lang w:val="es-CO" w:eastAsia="es-CO"/>
-        </w:rPr>
-        <w:t>failover</w:t>
-      </w:r>
-      <w:proofErr w:type="spellEnd"/>
-      <w:r>
-        <w:rPr>
-          <w:rFonts w:ascii="Times New Roman" w:hAnsi="Times New Roman" w:cs="Times New Roman"/>
-          <w:sz w:val="28"/>
-          <w:szCs w:val="28"/>
-          <w:lang w:val="es-CO" w:eastAsia="es-CO"/>
-        </w:rPr>
-        <w:t xml:space="preserve"> automático, </w:t>
-      </w:r>
-      <w:proofErr w:type="spellStart"/>
-      <w:r>
-        <w:rPr>
-          <w:rFonts w:ascii="Times New Roman" w:hAnsi="Times New Roman" w:cs="Times New Roman"/>
-          <w:sz w:val="28"/>
-          <w:szCs w:val="28"/>
-          <w:lang w:val="es-CO" w:eastAsia="es-CO"/>
-        </w:rPr>
-        <w:t>ElactiCache</w:t>
-      </w:r>
-      <w:proofErr w:type="spellEnd"/>
-      <w:r>
-        <w:rPr>
-          <w:rFonts w:ascii="Times New Roman" w:hAnsi="Times New Roman" w:cs="Times New Roman"/>
-          <w:sz w:val="28"/>
-          <w:szCs w:val="28"/>
-          <w:lang w:val="es-CO" w:eastAsia="es-CO"/>
-        </w:rPr>
-        <w:t xml:space="preserve"> para mejorar el rendimiento y </w:t>
-      </w:r>
-      <w:proofErr w:type="spellStart"/>
-      <w:r>
-        <w:rPr>
-          <w:rFonts w:ascii="Times New Roman" w:hAnsi="Times New Roman" w:cs="Times New Roman"/>
-          <w:sz w:val="28"/>
-          <w:szCs w:val="28"/>
-          <w:lang w:val="es-CO" w:eastAsia="es-CO"/>
-        </w:rPr>
-        <w:t>CloudFront</w:t>
-      </w:r>
-      <w:proofErr w:type="spellEnd"/>
-      <w:r>
-        <w:rPr>
-          <w:rFonts w:ascii="Times New Roman" w:hAnsi="Times New Roman" w:cs="Times New Roman"/>
-          <w:sz w:val="28"/>
-          <w:szCs w:val="28"/>
-          <w:lang w:val="es-CO" w:eastAsia="es-CO"/>
-        </w:rPr>
-        <w:t xml:space="preserve"> para entregar contenido rápido. Monitorear </w:t>
-      </w:r>
-      <w:r>
-        <w:rPr>
-          <w:rFonts w:ascii="Times New Roman" w:hAnsi="Times New Roman" w:cs="Times New Roman"/>
-          <w:sz w:val="28"/>
-          <w:szCs w:val="28"/>
-          <w:lang w:val="es-CO" w:eastAsia="es-CO"/>
-        </w:rPr>
-        <w:t xml:space="preserve">con </w:t>
-      </w:r>
-      <w:proofErr w:type="spellStart"/>
-      <w:r>
-        <w:rPr>
-          <w:rFonts w:ascii="Times New Roman" w:hAnsi="Times New Roman" w:cs="Times New Roman"/>
-          <w:sz w:val="28"/>
-          <w:szCs w:val="28"/>
-          <w:lang w:val="es-CO" w:eastAsia="es-CO"/>
-        </w:rPr>
-        <w:t>CloudWatch</w:t>
-      </w:r>
-      <w:proofErr w:type="spellEnd"/>
-      <w:r>
-        <w:rPr>
-          <w:rFonts w:ascii="Times New Roman" w:hAnsi="Times New Roman" w:cs="Times New Roman"/>
-          <w:sz w:val="28"/>
-          <w:szCs w:val="28"/>
-          <w:lang w:val="es-CO" w:eastAsia="es-CO"/>
-        </w:rPr>
-        <w:t xml:space="preserve"> y usar </w:t>
-      </w:r>
-      <w:proofErr w:type="spellStart"/>
-      <w:r>
-        <w:rPr>
-          <w:rFonts w:ascii="Times New Roman" w:hAnsi="Times New Roman" w:cs="Times New Roman"/>
-          <w:sz w:val="28"/>
-          <w:szCs w:val="28"/>
-          <w:lang w:val="es-CO" w:eastAsia="es-CO"/>
-        </w:rPr>
-        <w:t>Route</w:t>
-      </w:r>
-      <w:proofErr w:type="spellEnd"/>
-      <w:r>
-        <w:rPr>
-          <w:rFonts w:ascii="Times New Roman" w:hAnsi="Times New Roman" w:cs="Times New Roman"/>
-          <w:sz w:val="28"/>
-          <w:szCs w:val="28"/>
-          <w:lang w:val="es-CO" w:eastAsia="es-CO"/>
-        </w:rPr>
-        <w:t xml:space="preserve"> 53 para redirigir tráfico en caso de caída.</w:t>
+        <w:t>con CloudWatch y usar Route 53 para redirigir tráfico en caso de caída.</w:t>
       </w:r>
     </w:p>
     <w:p>
@@ -930,67 +759,7 @@
           <w:szCs w:val="28"/>
           <w:lang w:val="es-CO" w:eastAsia="es-CO"/>
         </w:rPr>
-        <w:t xml:space="preserve">Podría aplicar escabilidad horizontal mediante Auto </w:t>
-      </w:r>
-      <w:proofErr w:type="spellStart"/>
-      <w:r>
-        <w:rPr>
-          <w:rFonts w:ascii="Times New Roman" w:hAnsi="Times New Roman" w:cs="Times New Roman"/>
-          <w:sz w:val="28"/>
-          <w:szCs w:val="28"/>
-          <w:lang w:val="es-CO" w:eastAsia="es-CO"/>
-        </w:rPr>
-        <w:t>Scaling</w:t>
-      </w:r>
-      <w:proofErr w:type="spellEnd"/>
-      <w:r>
-        <w:rPr>
-          <w:rFonts w:ascii="Times New Roman" w:hAnsi="Times New Roman" w:cs="Times New Roman"/>
-          <w:sz w:val="28"/>
-          <w:szCs w:val="28"/>
-          <w:lang w:val="es-CO" w:eastAsia="es-CO"/>
-        </w:rPr>
-        <w:t xml:space="preserve">, que añade o quita servidores según la demanda. El ALB distribuye el tráfico entre las instancias y mantiene solo las saludables. En la base de datos, usar </w:t>
-      </w:r>
-      <w:proofErr w:type="spellStart"/>
-      <w:r>
-        <w:rPr>
-          <w:rFonts w:ascii="Times New Roman" w:hAnsi="Times New Roman" w:cs="Times New Roman"/>
-          <w:sz w:val="28"/>
-          <w:szCs w:val="28"/>
-          <w:lang w:val="es-CO" w:eastAsia="es-CO"/>
-        </w:rPr>
-        <w:t>read</w:t>
-      </w:r>
-      <w:proofErr w:type="spellEnd"/>
-      <w:r>
-        <w:rPr>
-          <w:rFonts w:ascii="Times New Roman" w:hAnsi="Times New Roman" w:cs="Times New Roman"/>
-          <w:sz w:val="28"/>
-          <w:szCs w:val="28"/>
-          <w:lang w:val="es-CO" w:eastAsia="es-CO"/>
-        </w:rPr>
-        <w:t xml:space="preserve"> replicas o Aurora para lecturas. Si es posible, incluir componentes </w:t>
-      </w:r>
-      <w:proofErr w:type="spellStart"/>
-      <w:r>
-        <w:rPr>
-          <w:rFonts w:ascii="Times New Roman" w:hAnsi="Times New Roman" w:cs="Times New Roman"/>
-          <w:sz w:val="28"/>
-          <w:szCs w:val="28"/>
-          <w:lang w:val="es-CO" w:eastAsia="es-CO"/>
-        </w:rPr>
-        <w:t>serveless</w:t>
-      </w:r>
-      <w:proofErr w:type="spellEnd"/>
-      <w:r>
-        <w:rPr>
-          <w:rFonts w:ascii="Times New Roman" w:hAnsi="Times New Roman" w:cs="Times New Roman"/>
-          <w:sz w:val="28"/>
-          <w:szCs w:val="28"/>
-          <w:lang w:val="es-CO" w:eastAsia="es-CO"/>
-        </w:rPr>
-        <w:t xml:space="preserve"> (Lambda + API Gateway) para escalar automáticamente sin gestión de servidores.</w:t>
+        <w:t>Podría aplicar escabilidad horizontal mediante Auto Scaling, que añade o quita servidores según la demanda. El ALB distribuye el tráfico entre las instancias y mantiene solo las saludables. En la base de datos, usar read replicas o Aurora para lecturas. Si es posible, incluir componentes serveless (Lambda + API Gateway) para escalar automáticamente sin gestión de servidores.</w:t>
       </w:r>
     </w:p>
     <w:p>
@@ -1226,27 +995,7 @@
           <w:szCs w:val="28"/>
           <w:lang w:val="es-CO" w:eastAsia="es-CO"/>
         </w:rPr>
-        <w:t xml:space="preserve">sin acceso a datos sensibles, con MFA y roles temporales. Usar políticas IAM, S3 Access points y </w:t>
-      </w:r>
-      <w:proofErr w:type="spellStart"/>
-      <w:r>
-        <w:rPr>
-          <w:rFonts w:ascii="Times New Roman" w:hAnsi="Times New Roman" w:cs="Times New Roman"/>
-          <w:sz w:val="28"/>
-          <w:szCs w:val="28"/>
-          <w:lang w:val="es-CO" w:eastAsia="es-CO"/>
-        </w:rPr>
-        <w:t>CloudTrail</w:t>
-      </w:r>
-      <w:proofErr w:type="spellEnd"/>
-      <w:r>
-        <w:rPr>
-          <w:rFonts w:ascii="Times New Roman" w:hAnsi="Times New Roman" w:cs="Times New Roman"/>
-          <w:sz w:val="28"/>
-          <w:szCs w:val="28"/>
-          <w:lang w:val="es-CO" w:eastAsia="es-CO"/>
-        </w:rPr>
-        <w:t xml:space="preserve"> para registrar y controlar todos los accesos.</w:t>
+        <w:t>sin acceso a datos sensibles, con MFA y roles temporales. Usar políticas IAM, S3 Access points y CloudTrail para registrar y controlar todos los accesos.</w:t>
       </w:r>
     </w:p>
     <w:p>
@@ -1409,9 +1158,8 @@
           <w:szCs w:val="28"/>
           <w:lang w:val="es-CO" w:eastAsia="es-CO"/>
         </w:rPr>
-        <w:t xml:space="preserve">Usar WAF, </w:t>
-      </w:r>
-      <w:proofErr w:type="spellStart"/>
+        <w:t xml:space="preserve">Usar WAF, Shield, Security Groups y NACLs para protección. Aplicar </w:t>
+      </w:r>
       <w:r>
         <w:rPr>
           <w:rFonts w:ascii="Times New Roman" w:hAnsi="Times New Roman" w:cs="Times New Roman"/>
@@ -1419,106 +1167,7 @@
           <w:szCs w:val="28"/>
           <w:lang w:val="es-CO" w:eastAsia="es-CO"/>
         </w:rPr>
-        <w:t>Shield</w:t>
-      </w:r>
-      <w:proofErr w:type="spellEnd"/>
-      <w:r>
-        <w:rPr>
-          <w:rFonts w:ascii="Times New Roman" w:hAnsi="Times New Roman" w:cs="Times New Roman"/>
-          <w:sz w:val="28"/>
-          <w:szCs w:val="28"/>
-          <w:lang w:val="es-CO" w:eastAsia="es-CO"/>
-        </w:rPr>
-        <w:t xml:space="preserve">, Security </w:t>
-      </w:r>
-      <w:proofErr w:type="spellStart"/>
-      <w:r>
-        <w:rPr>
-          <w:rFonts w:ascii="Times New Roman" w:hAnsi="Times New Roman" w:cs="Times New Roman"/>
-          <w:sz w:val="28"/>
-          <w:szCs w:val="28"/>
-          <w:lang w:val="es-CO" w:eastAsia="es-CO"/>
-        </w:rPr>
-        <w:t>Groups</w:t>
-      </w:r>
-      <w:proofErr w:type="spellEnd"/>
-      <w:r>
-        <w:rPr>
-          <w:rFonts w:ascii="Times New Roman" w:hAnsi="Times New Roman" w:cs="Times New Roman"/>
-          <w:sz w:val="28"/>
-          <w:szCs w:val="28"/>
-          <w:lang w:val="es-CO" w:eastAsia="es-CO"/>
-        </w:rPr>
-        <w:t xml:space="preserve"> y </w:t>
-      </w:r>
-      <w:proofErr w:type="spellStart"/>
-      <w:r>
-        <w:rPr>
-          <w:rFonts w:ascii="Times New Roman" w:hAnsi="Times New Roman" w:cs="Times New Roman"/>
-          <w:sz w:val="28"/>
-          <w:szCs w:val="28"/>
-          <w:lang w:val="es-CO" w:eastAsia="es-CO"/>
-        </w:rPr>
-        <w:t>NACLs</w:t>
-      </w:r>
-      <w:proofErr w:type="spellEnd"/>
-      <w:r>
-        <w:rPr>
-          <w:rFonts w:ascii="Times New Roman" w:hAnsi="Times New Roman" w:cs="Times New Roman"/>
-          <w:sz w:val="28"/>
-          <w:szCs w:val="28"/>
-          <w:lang w:val="es-CO" w:eastAsia="es-CO"/>
-        </w:rPr>
-        <w:t xml:space="preserve"> para protección. Aplicar </w:t>
-      </w:r>
-      <w:r>
-        <w:rPr>
-          <w:rFonts w:ascii="Times New Roman" w:hAnsi="Times New Roman" w:cs="Times New Roman"/>
-          <w:sz w:val="28"/>
-          <w:szCs w:val="28"/>
-          <w:lang w:val="es-CO" w:eastAsia="es-CO"/>
-        </w:rPr>
-        <w:t xml:space="preserve">privacidad por diseño y </w:t>
-      </w:r>
-      <w:proofErr w:type="spellStart"/>
-      <w:r>
-        <w:rPr>
-          <w:rFonts w:ascii="Times New Roman" w:hAnsi="Times New Roman" w:cs="Times New Roman"/>
-          <w:sz w:val="28"/>
-          <w:szCs w:val="28"/>
-          <w:lang w:val="es-CO" w:eastAsia="es-CO"/>
-        </w:rPr>
-        <w:t>pseudonimización</w:t>
-      </w:r>
-      <w:proofErr w:type="spellEnd"/>
-      <w:r>
-        <w:rPr>
-          <w:rFonts w:ascii="Times New Roman" w:hAnsi="Times New Roman" w:cs="Times New Roman"/>
-          <w:sz w:val="28"/>
-          <w:szCs w:val="28"/>
-          <w:lang w:val="es-CO" w:eastAsia="es-CO"/>
-        </w:rPr>
-        <w:t xml:space="preserve"> en datos médicos, con políticas de retención en S3. Para trazabilidad, habilitar </w:t>
-      </w:r>
-      <w:proofErr w:type="spellStart"/>
-      <w:r>
-        <w:rPr>
-          <w:rFonts w:ascii="Times New Roman" w:hAnsi="Times New Roman" w:cs="Times New Roman"/>
-          <w:sz w:val="28"/>
-          <w:szCs w:val="28"/>
-          <w:lang w:val="es-CO" w:eastAsia="es-CO"/>
-        </w:rPr>
-        <w:t>CloudTrail</w:t>
-      </w:r>
-      <w:proofErr w:type="spellEnd"/>
-      <w:r>
-        <w:rPr>
-          <w:rFonts w:ascii="Times New Roman" w:hAnsi="Times New Roman" w:cs="Times New Roman"/>
-          <w:sz w:val="28"/>
-          <w:szCs w:val="28"/>
-          <w:lang w:val="es-CO" w:eastAsia="es-CO"/>
-        </w:rPr>
-        <w:t>, Config y VPC Flow Logs para registrar todas las acciones y cumplir con la Ley 1581 de 2012.</w:t>
+        <w:t>privacidad por diseño y pseudonimización en datos médicos, con políticas de retención en S3. Para trazabilidad, habilitar CloudTrail, Config y VPC Flow Logs para registrar todas las acciones y cumplir con la Ley 1581 de 2012.</w:t>
       </w:r>
     </w:p>
     <w:p>
@@ -1687,6 +1336,7 @@
       <w:r>
         <w:rPr>
           <w:rFonts w:ascii="Times New Roman" w:hAnsi="Times New Roman" w:cs="Times New Roman"/>
+          <w:noProof/>
           <w:sz w:val="28"/>
           <w:szCs w:val="28"/>
           <w:lang w:val="es-MX" w:eastAsia="es-CO"/>
@@ -1825,47 +1475,7 @@
           <w:szCs w:val="24"/>
           <w:lang w:val="es-MX" w:eastAsia="es-CO"/>
         </w:rPr>
-        <w:t xml:space="preserve">Nombre: </w:t>
-      </w:r>
-      <w:proofErr w:type="spellStart"/>
-      <w:r>
-        <w:rPr>
-          <w:rFonts w:ascii="Times New Roman" w:hAnsi="Times New Roman" w:cs="Times New Roman"/>
-          <w:sz w:val="24"/>
-          <w:szCs w:val="24"/>
-          <w:lang w:val="es-MX" w:eastAsia="es-CO"/>
-        </w:rPr>
-        <w:t>policy</w:t>
-      </w:r>
-      <w:proofErr w:type="spellEnd"/>
-      <w:r>
-        <w:rPr>
-          <w:rFonts w:ascii="Times New Roman" w:hAnsi="Times New Roman" w:cs="Times New Roman"/>
-          <w:sz w:val="24"/>
-          <w:szCs w:val="24"/>
-          <w:lang w:val="es-MX" w:eastAsia="es-CO"/>
-        </w:rPr>
-        <w:t>-</w:t>
-      </w:r>
-      <w:proofErr w:type="spellStart"/>
-      <w:r>
-        <w:rPr>
-          <w:rFonts w:ascii="Times New Roman" w:hAnsi="Times New Roman" w:cs="Times New Roman"/>
-          <w:sz w:val="24"/>
-          <w:szCs w:val="24"/>
-          <w:lang w:val="es-MX" w:eastAsia="es-CO"/>
-        </w:rPr>
-        <w:t>assume</w:t>
-      </w:r>
-      <w:proofErr w:type="spellEnd"/>
-      <w:r>
-        <w:rPr>
-          <w:rFonts w:ascii="Times New Roman" w:hAnsi="Times New Roman" w:cs="Times New Roman"/>
-          <w:sz w:val="24"/>
-          <w:szCs w:val="24"/>
-          <w:lang w:val="es-MX" w:eastAsia="es-CO"/>
-        </w:rPr>
-        <w:t>-rol-cumplimiento</w:t>
+        <w:t>Nombre: policy-assume-rol-cumplimiento</w:t>
       </w:r>
     </w:p>
     <w:p>
@@ -1882,7 +1492,7 @@
           <w:noProof/>
         </w:rPr>
         <w:drawing>
-          <wp:inline distT="0" distB="0" distL="0" distR="0" wp14:anchorId="40A408A0" wp14:editId="28E3E7B7">
+          <wp:inline distT="0" distB="0" distL="0" distR="0" wp14:anchorId="40A408A0" wp14:editId="639A8A24">
             <wp:extent cx="6400800" cy="3176270"/>
             <wp:effectExtent l="0" t="0" r="0" b="5080"/>
             <wp:docPr id="571233271" name="Imagen 3"/>
@@ -2011,7 +1621,6 @@
           <w:lang w:val="en-US" w:eastAsia="es-CO"/>
         </w:rPr>
       </w:pPr>
-      <w:proofErr w:type="spellStart"/>
       <w:r>
         <w:rPr>
           <w:rFonts w:ascii="Times New Roman" w:hAnsi="Times New Roman" w:cs="Times New Roman"/>
@@ -2021,10 +1630,11 @@
           <w:szCs w:val="24"/>
           <w:lang w:val="en-US" w:eastAsia="es-CO"/>
         </w:rPr>
-        <w:t>aws</w:t>
-      </w:r>
-      <w:proofErr w:type="spellEnd"/>
-      <w:r>
+        <w:t>aws sts assume-role --role-arn arn:aws:iam::648098100543:role/rol-cumplimiento-CaviedesMolina --role-session-name auditor-prueba2</w:t>
+      </w:r>
+    </w:p>
+    <w:p>
+      <w:pPr>
         <w:rPr>
           <w:rFonts w:ascii="Times New Roman" w:hAnsi="Times New Roman" w:cs="Times New Roman"/>
           <w:i/>
@@ -2033,10 +1643,46 @@
           <w:szCs w:val="24"/>
           <w:lang w:val="en-US" w:eastAsia="es-CO"/>
         </w:rPr>
-        <w:t xml:space="preserve"> </w:t>
-      </w:r>
-      <w:proofErr w:type="spellStart"/>
-      <w:r>
+      </w:pPr>
+    </w:p>
+    <w:p>
+      <w:pPr>
+        <w:ind w:firstLine="720"/>
+        <w:rPr>
+          <w:rFonts w:ascii="Times New Roman" w:hAnsi="Times New Roman" w:cs="Times New Roman"/>
+          <w:b/>
+          <w:bCs/>
+          <w:sz w:val="24"/>
+          <w:szCs w:val="24"/>
+          <w:lang w:val="en-US" w:eastAsia="es-CO"/>
+        </w:rPr>
+      </w:pPr>
+      <w:r>
+        <w:rPr>
+          <w:rFonts w:ascii="Times New Roman" w:hAnsi="Times New Roman" w:cs="Times New Roman"/>
+          <w:b/>
+          <w:bCs/>
+          <w:sz w:val="24"/>
+          <w:szCs w:val="24"/>
+          <w:lang w:val="en-US" w:eastAsia="es-CO"/>
+        </w:rPr>
+        <w:t>Resultado exitoso:</w:t>
+      </w:r>
+    </w:p>
+    <w:p>
+      <w:pPr>
+        <w:rPr>
+          <w:rFonts w:ascii="Times New Roman" w:hAnsi="Times New Roman" w:cs="Times New Roman"/>
+          <w:b/>
+          <w:bCs/>
+          <w:sz w:val="24"/>
+          <w:szCs w:val="24"/>
+          <w:lang w:val="en-US" w:eastAsia="es-CO"/>
+        </w:rPr>
+      </w:pPr>
+    </w:p>
+    <w:p>
+      <w:pPr>
         <w:rPr>
           <w:rFonts w:ascii="Times New Roman" w:hAnsi="Times New Roman" w:cs="Times New Roman"/>
           <w:i/>
@@ -2045,9 +1691,7 @@
           <w:szCs w:val="24"/>
           <w:lang w:val="en-US" w:eastAsia="es-CO"/>
         </w:rPr>
-        <w:t>sts</w:t>
-      </w:r>
-      <w:proofErr w:type="spellEnd"/>
+      </w:pPr>
       <w:r>
         <w:rPr>
           <w:rFonts w:ascii="Times New Roman" w:hAnsi="Times New Roman" w:cs="Times New Roman"/>
@@ -2057,10 +1701,11 @@
           <w:szCs w:val="24"/>
           <w:lang w:val="en-US" w:eastAsia="es-CO"/>
         </w:rPr>
-        <w:t xml:space="preserve"> assume-role --role-</w:t>
-      </w:r>
-      <w:proofErr w:type="spellStart"/>
-      <w:r>
+        <w:t>{</w:t>
+      </w:r>
+    </w:p>
+    <w:p>
+      <w:pPr>
         <w:rPr>
           <w:rFonts w:ascii="Times New Roman" w:hAnsi="Times New Roman" w:cs="Times New Roman"/>
           <w:i/>
@@ -2069,9 +1714,7 @@
           <w:szCs w:val="24"/>
           <w:lang w:val="en-US" w:eastAsia="es-CO"/>
         </w:rPr>
-        <w:t>arn</w:t>
-      </w:r>
-      <w:proofErr w:type="spellEnd"/>
+      </w:pPr>
       <w:r>
         <w:rPr>
           <w:rFonts w:ascii="Times New Roman" w:hAnsi="Times New Roman" w:cs="Times New Roman"/>
@@ -2081,11 +1724,11 @@
           <w:szCs w:val="24"/>
           <w:lang w:val="en-US" w:eastAsia="es-CO"/>
         </w:rPr>
-        <w:t xml:space="preserve"> </w:t>
-      </w:r>
-      <w:proofErr w:type="spellStart"/>
-      <w:proofErr w:type="gramStart"/>
-      <w:r>
+        <w:t xml:space="preserve">    "Credentials": {</w:t>
+      </w:r>
+    </w:p>
+    <w:p>
+      <w:pPr>
         <w:rPr>
           <w:rFonts w:ascii="Times New Roman" w:hAnsi="Times New Roman" w:cs="Times New Roman"/>
           <w:i/>
@@ -2094,9 +1737,7 @@
           <w:szCs w:val="24"/>
           <w:lang w:val="en-US" w:eastAsia="es-CO"/>
         </w:rPr>
-        <w:t>arn:aws</w:t>
-      </w:r>
-      <w:proofErr w:type="gramEnd"/>
+      </w:pPr>
       <w:r>
         <w:rPr>
           <w:rFonts w:ascii="Times New Roman" w:hAnsi="Times New Roman" w:cs="Times New Roman"/>
@@ -2106,10 +1747,11 @@
           <w:szCs w:val="24"/>
           <w:lang w:val="en-US" w:eastAsia="es-CO"/>
         </w:rPr>
-        <w:t>:</w:t>
-      </w:r>
-      <w:proofErr w:type="gramStart"/>
-      <w:r>
+        <w:t xml:space="preserve">        "AccessKeyId": "ASIA...",</w:t>
+      </w:r>
+    </w:p>
+    <w:p>
+      <w:pPr>
         <w:rPr>
           <w:rFonts w:ascii="Times New Roman" w:hAnsi="Times New Roman" w:cs="Times New Roman"/>
           <w:i/>
@@ -2118,9 +1760,7 @@
           <w:szCs w:val="24"/>
           <w:lang w:val="en-US" w:eastAsia="es-CO"/>
         </w:rPr>
-        <w:t>iam</w:t>
-      </w:r>
-      <w:proofErr w:type="spellEnd"/>
+      </w:pPr>
       <w:r>
         <w:rPr>
           <w:rFonts w:ascii="Times New Roman" w:hAnsi="Times New Roman" w:cs="Times New Roman"/>
@@ -2130,10 +1770,11 @@
           <w:szCs w:val="24"/>
           <w:lang w:val="en-US" w:eastAsia="es-CO"/>
         </w:rPr>
-        <w:t>::648098100543:role</w:t>
-      </w:r>
-      <w:proofErr w:type="gramEnd"/>
-      <w:r>
+        <w:t xml:space="preserve">        "SecretAccessKey": "e1gY7wFaxkvmkKXBKkcbvK7pe...",</w:t>
+      </w:r>
+    </w:p>
+    <w:p>
+      <w:pPr>
         <w:rPr>
           <w:rFonts w:ascii="Times New Roman" w:hAnsi="Times New Roman" w:cs="Times New Roman"/>
           <w:i/>
@@ -2142,9 +1783,7 @@
           <w:szCs w:val="24"/>
           <w:lang w:val="en-US" w:eastAsia="es-CO"/>
         </w:rPr>
-        <w:t>/</w:t>
-      </w:r>
-      <w:proofErr w:type="spellStart"/>
+      </w:pPr>
       <w:r>
         <w:rPr>
           <w:rFonts w:ascii="Times New Roman" w:hAnsi="Times New Roman" w:cs="Times New Roman"/>
@@ -2154,10 +1793,11 @@
           <w:szCs w:val="24"/>
           <w:lang w:val="en-US" w:eastAsia="es-CO"/>
         </w:rPr>
-        <w:t>rol</w:t>
-      </w:r>
-      <w:proofErr w:type="spellEnd"/>
-      <w:r>
+        <w:t xml:space="preserve">        "SessionToken": "IQoJb3JpZ2luX2VjEDUaCXVzLWVhc3QtMSJG...",</w:t>
+      </w:r>
+    </w:p>
+    <w:p>
+      <w:pPr>
         <w:rPr>
           <w:rFonts w:ascii="Times New Roman" w:hAnsi="Times New Roman" w:cs="Times New Roman"/>
           <w:i/>
@@ -2166,9 +1806,7 @@
           <w:szCs w:val="24"/>
           <w:lang w:val="en-US" w:eastAsia="es-CO"/>
         </w:rPr>
-        <w:t>-</w:t>
-      </w:r>
-      <w:proofErr w:type="spellStart"/>
+      </w:pPr>
       <w:r>
         <w:rPr>
           <w:rFonts w:ascii="Times New Roman" w:hAnsi="Times New Roman" w:cs="Times New Roman"/>
@@ -2178,10 +1816,11 @@
           <w:szCs w:val="24"/>
           <w:lang w:val="en-US" w:eastAsia="es-CO"/>
         </w:rPr>
-        <w:t>cumplimiento</w:t>
-      </w:r>
-      <w:proofErr w:type="spellEnd"/>
-      <w:r>
+        <w:t xml:space="preserve">        "Expiration": "2025-10-09T06:01:42+00:00"</w:t>
+      </w:r>
+    </w:p>
+    <w:p>
+      <w:pPr>
         <w:rPr>
           <w:rFonts w:ascii="Times New Roman" w:hAnsi="Times New Roman" w:cs="Times New Roman"/>
           <w:i/>
@@ -2190,11 +1829,8 @@
           <w:szCs w:val="24"/>
           <w:lang w:val="en-US" w:eastAsia="es-CO"/>
         </w:rPr>
-        <w:t>-CaviedesMolina --role-session-name auditor-prueba2</w:t>
-      </w:r>
-    </w:p>
-    <w:p>
-      <w:pPr>
+      </w:pPr>
+      <w:r>
         <w:rPr>
           <w:rFonts w:ascii="Times New Roman" w:hAnsi="Times New Roman" w:cs="Times New Roman"/>
           <w:i/>
@@ -2203,573 +1839,155 @@
           <w:szCs w:val="24"/>
           <w:lang w:val="en-US" w:eastAsia="es-CO"/>
         </w:rPr>
-      </w:pPr>
-    </w:p>
-    <w:p>
-      <w:pPr>
-        <w:ind w:firstLine="720"/>
+        <w:t xml:space="preserve">    },</w:t>
+      </w:r>
+    </w:p>
+    <w:p>
+      <w:pPr>
+        <w:rPr>
+          <w:rFonts w:ascii="Times New Roman" w:hAnsi="Times New Roman" w:cs="Times New Roman"/>
+          <w:i/>
+          <w:iCs/>
+          <w:sz w:val="24"/>
+          <w:szCs w:val="24"/>
+          <w:lang w:val="en-US" w:eastAsia="es-CO"/>
+        </w:rPr>
+      </w:pPr>
+      <w:r>
+        <w:rPr>
+          <w:rFonts w:ascii="Times New Roman" w:hAnsi="Times New Roman" w:cs="Times New Roman"/>
+          <w:i/>
+          <w:iCs/>
+          <w:sz w:val="24"/>
+          <w:szCs w:val="24"/>
+          <w:lang w:val="en-US" w:eastAsia="es-CO"/>
+        </w:rPr>
+        <w:t xml:space="preserve">    "AssumedRoleUser": {</w:t>
+      </w:r>
+    </w:p>
+    <w:p>
+      <w:pPr>
+        <w:rPr>
+          <w:rFonts w:ascii="Times New Roman" w:hAnsi="Times New Roman" w:cs="Times New Roman"/>
+          <w:i/>
+          <w:iCs/>
+          <w:sz w:val="24"/>
+          <w:szCs w:val="24"/>
+          <w:lang w:val="es-MX" w:eastAsia="es-CO"/>
+        </w:rPr>
+      </w:pPr>
+      <w:r>
+        <w:rPr>
+          <w:rFonts w:ascii="Times New Roman" w:hAnsi="Times New Roman" w:cs="Times New Roman"/>
+          <w:i/>
+          <w:iCs/>
+          <w:sz w:val="24"/>
+          <w:szCs w:val="24"/>
+          <w:lang w:val="en-US" w:eastAsia="es-CO"/>
+        </w:rPr>
+        <w:t xml:space="preserve">        </w:t>
+      </w:r>
+      <w:r>
+        <w:rPr>
+          <w:rFonts w:ascii="Times New Roman" w:hAnsi="Times New Roman" w:cs="Times New Roman"/>
+          <w:i/>
+          <w:iCs/>
+          <w:sz w:val="24"/>
+          <w:szCs w:val="24"/>
+          <w:lang w:val="es-MX" w:eastAsia="es-CO"/>
+        </w:rPr>
+        <w:t>"AssumedRoleId": "AROAZNZNIGU75DMRFK5PT:auditor-prueba1",</w:t>
+      </w:r>
+    </w:p>
+    <w:p>
+      <w:pPr>
+        <w:rPr>
+          <w:rFonts w:ascii="Times New Roman" w:hAnsi="Times New Roman" w:cs="Times New Roman"/>
+          <w:i/>
+          <w:iCs/>
+          <w:sz w:val="24"/>
+          <w:szCs w:val="24"/>
+          <w:lang w:val="es-MX" w:eastAsia="es-CO"/>
+        </w:rPr>
+      </w:pPr>
+      <w:r>
+        <w:rPr>
+          <w:rFonts w:ascii="Times New Roman" w:hAnsi="Times New Roman" w:cs="Times New Roman"/>
+          <w:i/>
+          <w:iCs/>
+          <w:sz w:val="24"/>
+          <w:szCs w:val="24"/>
+          <w:lang w:val="es-MX" w:eastAsia="es-CO"/>
+        </w:rPr>
+        <w:t xml:space="preserve">        </w:t>
+      </w:r>
+      <w:r>
+        <w:rPr>
+          <w:rFonts w:ascii="Times New Roman" w:hAnsi="Times New Roman" w:cs="Times New Roman"/>
+          <w:i/>
+          <w:iCs/>
+          <w:sz w:val="24"/>
+          <w:szCs w:val="24"/>
+          <w:lang w:val="es-MX" w:eastAsia="es-CO"/>
+        </w:rPr>
+        <w:t>"Arn": "arn:aws:sts::648098100543:assumed-role/rol-cumplimiento-CaviedesMolina/auditor-prueba1"</w:t>
+      </w:r>
+    </w:p>
+    <w:p>
+      <w:pPr>
+        <w:rPr>
+          <w:rFonts w:ascii="Times New Roman" w:hAnsi="Times New Roman" w:cs="Times New Roman"/>
+          <w:i/>
+          <w:iCs/>
+          <w:sz w:val="24"/>
+          <w:szCs w:val="24"/>
+          <w:lang w:val="es-MX" w:eastAsia="es-CO"/>
+        </w:rPr>
+      </w:pPr>
+      <w:r>
+        <w:rPr>
+          <w:rFonts w:ascii="Times New Roman" w:hAnsi="Times New Roman" w:cs="Times New Roman"/>
+          <w:i/>
+          <w:iCs/>
+          <w:sz w:val="24"/>
+          <w:szCs w:val="24"/>
+          <w:lang w:val="es-MX" w:eastAsia="es-CO"/>
+        </w:rPr>
+        <w:t xml:space="preserve">    }</w:t>
+      </w:r>
+    </w:p>
+    <w:p>
+      <w:pPr>
+        <w:rPr>
+          <w:rFonts w:ascii="Times New Roman" w:hAnsi="Times New Roman" w:cs="Times New Roman"/>
+          <w:i/>
+          <w:iCs/>
+          <w:sz w:val="24"/>
+          <w:szCs w:val="24"/>
+          <w:lang w:val="es-MX" w:eastAsia="es-CO"/>
+        </w:rPr>
+      </w:pPr>
+      <w:r>
+        <w:rPr>
+          <w:rFonts w:ascii="Times New Roman" w:hAnsi="Times New Roman" w:cs="Times New Roman"/>
+          <w:i/>
+          <w:iCs/>
+          <w:sz w:val="24"/>
+          <w:szCs w:val="24"/>
+          <w:lang w:val="es-MX" w:eastAsia="es-CO"/>
+        </w:rPr>
+        <w:t>}</w:t>
+      </w:r>
+    </w:p>
+    <w:p>
+      <w:pPr>
         <w:rPr>
           <w:rFonts w:ascii="Times New Roman" w:hAnsi="Times New Roman" w:cs="Times New Roman"/>
           <w:b/>
           <w:bCs/>
           <w:sz w:val="24"/>
           <w:szCs w:val="24"/>
-          <w:lang w:val="en-US" w:eastAsia="es-CO"/>
-        </w:rPr>
-      </w:pPr>
-      <w:proofErr w:type="spellStart"/>
-      <w:r>
-        <w:rPr>
-          <w:rFonts w:ascii="Times New Roman" w:hAnsi="Times New Roman" w:cs="Times New Roman"/>
-          <w:b/>
-          <w:bCs/>
-          <w:sz w:val="24"/>
-          <w:szCs w:val="24"/>
-          <w:lang w:val="en-US" w:eastAsia="es-CO"/>
-        </w:rPr>
-        <w:t>Resultado</w:t>
-      </w:r>
-      <w:proofErr w:type="spellEnd"/>
-      <w:r>
-        <w:rPr>
-          <w:rFonts w:ascii="Times New Roman" w:hAnsi="Times New Roman" w:cs="Times New Roman"/>
-          <w:b/>
-          <w:bCs/>
-          <w:sz w:val="24"/>
-          <w:szCs w:val="24"/>
-          <w:lang w:val="en-US" w:eastAsia="es-CO"/>
-        </w:rPr>
-        <w:t xml:space="preserve"> </w:t>
-      </w:r>
-      <w:proofErr w:type="spellStart"/>
-      <w:r>
-        <w:rPr>
-          <w:rFonts w:ascii="Times New Roman" w:hAnsi="Times New Roman" w:cs="Times New Roman"/>
-          <w:b/>
-          <w:bCs/>
-          <w:sz w:val="24"/>
-          <w:szCs w:val="24"/>
-          <w:lang w:val="en-US" w:eastAsia="es-CO"/>
-        </w:rPr>
-        <w:t>exitoso</w:t>
-      </w:r>
-      <w:proofErr w:type="spellEnd"/>
-      <w:r>
-        <w:rPr>
-          <w:rFonts w:ascii="Times New Roman" w:hAnsi="Times New Roman" w:cs="Times New Roman"/>
-          <w:b/>
-          <w:bCs/>
-          <w:sz w:val="24"/>
-          <w:szCs w:val="24"/>
-          <w:lang w:val="en-US" w:eastAsia="es-CO"/>
-        </w:rPr>
-        <w:t>:</w:t>
-      </w:r>
-    </w:p>
-    <w:p>
-      <w:pPr>
-        <w:rPr>
-          <w:rFonts w:ascii="Times New Roman" w:hAnsi="Times New Roman" w:cs="Times New Roman"/>
-          <w:b/>
-          <w:bCs/>
-          <w:sz w:val="24"/>
-          <w:szCs w:val="24"/>
-          <w:lang w:val="en-US" w:eastAsia="es-CO"/>
-        </w:rPr>
-      </w:pPr>
-    </w:p>
-    <w:p>
-      <w:pPr>
-        <w:rPr>
-          <w:rFonts w:ascii="Times New Roman" w:hAnsi="Times New Roman" w:cs="Times New Roman"/>
-          <w:i/>
-          <w:iCs/>
-          <w:sz w:val="24"/>
-          <w:szCs w:val="24"/>
-          <w:lang w:val="en-US" w:eastAsia="es-CO"/>
-        </w:rPr>
-      </w:pPr>
-      <w:r>
-        <w:rPr>
-          <w:rFonts w:ascii="Times New Roman" w:hAnsi="Times New Roman" w:cs="Times New Roman"/>
-          <w:i/>
-          <w:iCs/>
-          <w:sz w:val="24"/>
-          <w:szCs w:val="24"/>
-          <w:lang w:val="en-US" w:eastAsia="es-CO"/>
-        </w:rPr>
-        <w:t>{</w:t>
-      </w:r>
-    </w:p>
-    <w:p>
-      <w:pPr>
-        <w:rPr>
-          <w:rFonts w:ascii="Times New Roman" w:hAnsi="Times New Roman" w:cs="Times New Roman"/>
-          <w:i/>
-          <w:iCs/>
-          <w:sz w:val="24"/>
-          <w:szCs w:val="24"/>
-          <w:lang w:val="en-US" w:eastAsia="es-CO"/>
-        </w:rPr>
-      </w:pPr>
-      <w:r>
-        <w:rPr>
-          <w:rFonts w:ascii="Times New Roman" w:hAnsi="Times New Roman" w:cs="Times New Roman"/>
-          <w:i/>
-          <w:iCs/>
-          <w:sz w:val="24"/>
-          <w:szCs w:val="24"/>
-          <w:lang w:val="en-US" w:eastAsia="es-CO"/>
-        </w:rPr>
-        <w:t xml:space="preserve">    "Credentials</w:t>
-      </w:r>
-      <w:proofErr w:type="gramStart"/>
-      <w:r>
-        <w:rPr>
-          <w:rFonts w:ascii="Times New Roman" w:hAnsi="Times New Roman" w:cs="Times New Roman"/>
-          <w:i/>
-          <w:iCs/>
-          <w:sz w:val="24"/>
-          <w:szCs w:val="24"/>
-          <w:lang w:val="en-US" w:eastAsia="es-CO"/>
-        </w:rPr>
-        <w:t>": {</w:t>
-      </w:r>
-      <w:proofErr w:type="gramEnd"/>
-    </w:p>
-    <w:p>
-      <w:pPr>
-        <w:rPr>
-          <w:rFonts w:ascii="Times New Roman" w:hAnsi="Times New Roman" w:cs="Times New Roman"/>
-          <w:i/>
-          <w:iCs/>
-          <w:sz w:val="24"/>
-          <w:szCs w:val="24"/>
-          <w:lang w:val="en-US" w:eastAsia="es-CO"/>
-        </w:rPr>
-      </w:pPr>
-      <w:r>
-        <w:rPr>
-          <w:rFonts w:ascii="Times New Roman" w:hAnsi="Times New Roman" w:cs="Times New Roman"/>
-          <w:i/>
-          <w:iCs/>
-          <w:sz w:val="24"/>
-          <w:szCs w:val="24"/>
-          <w:lang w:val="en-US" w:eastAsia="es-CO"/>
-        </w:rPr>
-        <w:t xml:space="preserve">        "</w:t>
-      </w:r>
-      <w:proofErr w:type="spellStart"/>
-      <w:r>
-        <w:rPr>
-          <w:rFonts w:ascii="Times New Roman" w:hAnsi="Times New Roman" w:cs="Times New Roman"/>
-          <w:i/>
-          <w:iCs/>
-          <w:sz w:val="24"/>
-          <w:szCs w:val="24"/>
-          <w:lang w:val="en-US" w:eastAsia="es-CO"/>
-        </w:rPr>
-        <w:t>AccessKeyId</w:t>
-      </w:r>
-      <w:proofErr w:type="spellEnd"/>
-      <w:r>
-        <w:rPr>
-          <w:rFonts w:ascii="Times New Roman" w:hAnsi="Times New Roman" w:cs="Times New Roman"/>
-          <w:i/>
-          <w:iCs/>
-          <w:sz w:val="24"/>
-          <w:szCs w:val="24"/>
-          <w:lang w:val="en-US" w:eastAsia="es-CO"/>
-        </w:rPr>
-        <w:t>": "ASIA...",</w:t>
-      </w:r>
-    </w:p>
-    <w:p>
-      <w:pPr>
-        <w:rPr>
-          <w:rFonts w:ascii="Times New Roman" w:hAnsi="Times New Roman" w:cs="Times New Roman"/>
-          <w:i/>
-          <w:iCs/>
-          <w:sz w:val="24"/>
-          <w:szCs w:val="24"/>
-          <w:lang w:val="en-US" w:eastAsia="es-CO"/>
-        </w:rPr>
-      </w:pPr>
-      <w:r>
-        <w:rPr>
-          <w:rFonts w:ascii="Times New Roman" w:hAnsi="Times New Roman" w:cs="Times New Roman"/>
-          <w:i/>
-          <w:iCs/>
-          <w:sz w:val="24"/>
-          <w:szCs w:val="24"/>
-          <w:lang w:val="en-US" w:eastAsia="es-CO"/>
-        </w:rPr>
-        <w:t xml:space="preserve">        "</w:t>
-      </w:r>
-      <w:proofErr w:type="spellStart"/>
-      <w:r>
-        <w:rPr>
-          <w:rFonts w:ascii="Times New Roman" w:hAnsi="Times New Roman" w:cs="Times New Roman"/>
-          <w:i/>
-          <w:iCs/>
-          <w:sz w:val="24"/>
-          <w:szCs w:val="24"/>
-          <w:lang w:val="en-US" w:eastAsia="es-CO"/>
-        </w:rPr>
-        <w:t>SecretAccessKey</w:t>
-      </w:r>
-      <w:proofErr w:type="spellEnd"/>
-      <w:r>
-        <w:rPr>
-          <w:rFonts w:ascii="Times New Roman" w:hAnsi="Times New Roman" w:cs="Times New Roman"/>
-          <w:i/>
-          <w:iCs/>
-          <w:sz w:val="24"/>
-          <w:szCs w:val="24"/>
-          <w:lang w:val="en-US" w:eastAsia="es-CO"/>
-        </w:rPr>
-        <w:t>": "e1gY7wFaxkvmkKXBKkcbvK7pe...",</w:t>
-      </w:r>
-    </w:p>
-    <w:p>
-      <w:pPr>
-        <w:rPr>
-          <w:rFonts w:ascii="Times New Roman" w:hAnsi="Times New Roman" w:cs="Times New Roman"/>
-          <w:i/>
-          <w:iCs/>
-          <w:sz w:val="24"/>
-          <w:szCs w:val="24"/>
-          <w:lang w:val="en-US" w:eastAsia="es-CO"/>
-        </w:rPr>
-      </w:pPr>
-      <w:r>
-        <w:rPr>
-          <w:rFonts w:ascii="Times New Roman" w:hAnsi="Times New Roman" w:cs="Times New Roman"/>
-          <w:i/>
-          <w:iCs/>
-          <w:sz w:val="24"/>
-          <w:szCs w:val="24"/>
-          <w:lang w:val="en-US" w:eastAsia="es-CO"/>
-        </w:rPr>
-        <w:t xml:space="preserve">        "</w:t>
-      </w:r>
-      <w:proofErr w:type="spellStart"/>
-      <w:r>
-        <w:rPr>
-          <w:rFonts w:ascii="Times New Roman" w:hAnsi="Times New Roman" w:cs="Times New Roman"/>
-          <w:i/>
-          <w:iCs/>
-          <w:sz w:val="24"/>
-          <w:szCs w:val="24"/>
-          <w:lang w:val="en-US" w:eastAsia="es-CO"/>
-        </w:rPr>
-        <w:t>SessionToken</w:t>
-      </w:r>
-      <w:proofErr w:type="spellEnd"/>
-      <w:r>
-        <w:rPr>
-          <w:rFonts w:ascii="Times New Roman" w:hAnsi="Times New Roman" w:cs="Times New Roman"/>
-          <w:i/>
-          <w:iCs/>
-          <w:sz w:val="24"/>
-          <w:szCs w:val="24"/>
-          <w:lang w:val="en-US" w:eastAsia="es-CO"/>
-        </w:rPr>
-        <w:t>": "IQoJb3JpZ2luX2VjEDUaCXVzLWVhc3QtMSJG...",</w:t>
-      </w:r>
-    </w:p>
-    <w:p>
-      <w:pPr>
-        <w:rPr>
-          <w:rFonts w:ascii="Times New Roman" w:hAnsi="Times New Roman" w:cs="Times New Roman"/>
-          <w:i/>
-          <w:iCs/>
-          <w:sz w:val="24"/>
-          <w:szCs w:val="24"/>
-          <w:lang w:val="en-US" w:eastAsia="es-CO"/>
-        </w:rPr>
-      </w:pPr>
-      <w:r>
-        <w:rPr>
-          <w:rFonts w:ascii="Times New Roman" w:hAnsi="Times New Roman" w:cs="Times New Roman"/>
-          <w:i/>
-          <w:iCs/>
-          <w:sz w:val="24"/>
-          <w:szCs w:val="24"/>
-          <w:lang w:val="en-US" w:eastAsia="es-CO"/>
-        </w:rPr>
-        <w:t xml:space="preserve">        "Expiration": "2025-10-09T06:01:42+00:00"</w:t>
-      </w:r>
-    </w:p>
-    <w:p>
-      <w:pPr>
-        <w:rPr>
-          <w:rFonts w:ascii="Times New Roman" w:hAnsi="Times New Roman" w:cs="Times New Roman"/>
-          <w:i/>
-          <w:iCs/>
-          <w:sz w:val="24"/>
-          <w:szCs w:val="24"/>
-          <w:lang w:val="en-US" w:eastAsia="es-CO"/>
-        </w:rPr>
-      </w:pPr>
-      <w:r>
-        <w:rPr>
-          <w:rFonts w:ascii="Times New Roman" w:hAnsi="Times New Roman" w:cs="Times New Roman"/>
-          <w:i/>
-          <w:iCs/>
-          <w:sz w:val="24"/>
-          <w:szCs w:val="24"/>
-          <w:lang w:val="en-US" w:eastAsia="es-CO"/>
-        </w:rPr>
-        <w:t xml:space="preserve">    },</w:t>
-      </w:r>
-    </w:p>
-    <w:p>
-      <w:pPr>
-        <w:rPr>
-          <w:rFonts w:ascii="Times New Roman" w:hAnsi="Times New Roman" w:cs="Times New Roman"/>
-          <w:i/>
-          <w:iCs/>
-          <w:sz w:val="24"/>
-          <w:szCs w:val="24"/>
-          <w:lang w:val="en-US" w:eastAsia="es-CO"/>
-        </w:rPr>
-      </w:pPr>
-      <w:r>
-        <w:rPr>
-          <w:rFonts w:ascii="Times New Roman" w:hAnsi="Times New Roman" w:cs="Times New Roman"/>
-          <w:i/>
-          <w:iCs/>
-          <w:sz w:val="24"/>
-          <w:szCs w:val="24"/>
-          <w:lang w:val="en-US" w:eastAsia="es-CO"/>
-        </w:rPr>
-        <w:t xml:space="preserve">    "</w:t>
-      </w:r>
-      <w:proofErr w:type="spellStart"/>
-      <w:r>
-        <w:rPr>
-          <w:rFonts w:ascii="Times New Roman" w:hAnsi="Times New Roman" w:cs="Times New Roman"/>
-          <w:i/>
-          <w:iCs/>
-          <w:sz w:val="24"/>
-          <w:szCs w:val="24"/>
-          <w:lang w:val="en-US" w:eastAsia="es-CO"/>
-        </w:rPr>
-        <w:t>AssumedRoleUser</w:t>
-      </w:r>
-      <w:proofErr w:type="spellEnd"/>
-      <w:proofErr w:type="gramStart"/>
-      <w:r>
-        <w:rPr>
-          <w:rFonts w:ascii="Times New Roman" w:hAnsi="Times New Roman" w:cs="Times New Roman"/>
-          <w:i/>
-          <w:iCs/>
-          <w:sz w:val="24"/>
-          <w:szCs w:val="24"/>
-          <w:lang w:val="en-US" w:eastAsia="es-CO"/>
-        </w:rPr>
-        <w:t>": {</w:t>
-      </w:r>
-      <w:proofErr w:type="gramEnd"/>
-    </w:p>
-    <w:p>
-      <w:pPr>
-        <w:rPr>
-          <w:rFonts w:ascii="Times New Roman" w:hAnsi="Times New Roman" w:cs="Times New Roman"/>
-          <w:i/>
-          <w:iCs/>
-          <w:sz w:val="24"/>
-          <w:szCs w:val="24"/>
-          <w:lang w:val="en-US" w:eastAsia="es-CO"/>
-        </w:rPr>
-      </w:pPr>
-      <w:r>
-        <w:rPr>
-          <w:rFonts w:ascii="Times New Roman" w:hAnsi="Times New Roman" w:cs="Times New Roman"/>
-          <w:i/>
-          <w:iCs/>
-          <w:sz w:val="24"/>
-          <w:szCs w:val="24"/>
-          <w:lang w:val="en-US" w:eastAsia="es-CO"/>
-        </w:rPr>
-        <w:t xml:space="preserve">        "</w:t>
-      </w:r>
-      <w:proofErr w:type="spellStart"/>
-      <w:r>
-        <w:rPr>
-          <w:rFonts w:ascii="Times New Roman" w:hAnsi="Times New Roman" w:cs="Times New Roman"/>
-          <w:i/>
-          <w:iCs/>
-          <w:sz w:val="24"/>
-          <w:szCs w:val="24"/>
-          <w:lang w:val="en-US" w:eastAsia="es-CO"/>
-        </w:rPr>
-        <w:t>AssumedRoleId</w:t>
-      </w:r>
-      <w:proofErr w:type="spellEnd"/>
-      <w:r>
-        <w:rPr>
-          <w:rFonts w:ascii="Times New Roman" w:hAnsi="Times New Roman" w:cs="Times New Roman"/>
-          <w:i/>
-          <w:iCs/>
-          <w:sz w:val="24"/>
-          <w:szCs w:val="24"/>
-          <w:lang w:val="en-US" w:eastAsia="es-CO"/>
-        </w:rPr>
-        <w:t>": "AROAZNZNIGU75DMRFK5</w:t>
-      </w:r>
-      <w:proofErr w:type="gramStart"/>
-      <w:r>
-        <w:rPr>
-          <w:rFonts w:ascii="Times New Roman" w:hAnsi="Times New Roman" w:cs="Times New Roman"/>
-          <w:i/>
-          <w:iCs/>
-          <w:sz w:val="24"/>
-          <w:szCs w:val="24"/>
-          <w:lang w:val="en-US" w:eastAsia="es-CO"/>
-        </w:rPr>
-        <w:t>PT:auditor</w:t>
-      </w:r>
-      <w:proofErr w:type="gramEnd"/>
-      <w:r>
-        <w:rPr>
-          <w:rFonts w:ascii="Times New Roman" w:hAnsi="Times New Roman" w:cs="Times New Roman"/>
-          <w:i/>
-          <w:iCs/>
-          <w:sz w:val="24"/>
-          <w:szCs w:val="24"/>
-          <w:lang w:val="en-US" w:eastAsia="es-CO"/>
-        </w:rPr>
-        <w:t>-prueba1",</w:t>
-      </w:r>
-    </w:p>
-    <w:p>
-      <w:pPr>
-        <w:rPr>
-          <w:rFonts w:ascii="Times New Roman" w:hAnsi="Times New Roman" w:cs="Times New Roman"/>
-          <w:i/>
-          <w:iCs/>
-          <w:sz w:val="24"/>
-          <w:szCs w:val="24"/>
-          <w:lang w:val="en-US" w:eastAsia="es-CO"/>
-        </w:rPr>
-      </w:pPr>
-      <w:r>
-        <w:rPr>
-          <w:rFonts w:ascii="Times New Roman" w:hAnsi="Times New Roman" w:cs="Times New Roman"/>
-          <w:i/>
-          <w:iCs/>
-          <w:sz w:val="24"/>
-          <w:szCs w:val="24"/>
-          <w:lang w:val="en-US" w:eastAsia="es-CO"/>
-        </w:rPr>
-        <w:t xml:space="preserve">        "Arn": "</w:t>
-      </w:r>
-      <w:proofErr w:type="gramStart"/>
-      <w:r>
-        <w:rPr>
-          <w:rFonts w:ascii="Times New Roman" w:hAnsi="Times New Roman" w:cs="Times New Roman"/>
-          <w:i/>
-          <w:iCs/>
-          <w:sz w:val="24"/>
-          <w:szCs w:val="24"/>
-          <w:lang w:val="en-US" w:eastAsia="es-CO"/>
-        </w:rPr>
-        <w:t>arn:aws</w:t>
-      </w:r>
-      <w:proofErr w:type="gramEnd"/>
-      <w:r>
-        <w:rPr>
-          <w:rFonts w:ascii="Times New Roman" w:hAnsi="Times New Roman" w:cs="Times New Roman"/>
-          <w:i/>
-          <w:iCs/>
-          <w:sz w:val="24"/>
-          <w:szCs w:val="24"/>
-          <w:lang w:val="en-US" w:eastAsia="es-CO"/>
-        </w:rPr>
-        <w:t>:</w:t>
-      </w:r>
-      <w:proofErr w:type="gramStart"/>
-      <w:r>
-        <w:rPr>
-          <w:rFonts w:ascii="Times New Roman" w:hAnsi="Times New Roman" w:cs="Times New Roman"/>
-          <w:i/>
-          <w:iCs/>
-          <w:sz w:val="24"/>
-          <w:szCs w:val="24"/>
-          <w:lang w:val="en-US" w:eastAsia="es-CO"/>
-        </w:rPr>
-        <w:t>sts::648098100543:assumed</w:t>
-      </w:r>
-      <w:proofErr w:type="gramEnd"/>
-      <w:r>
-        <w:rPr>
-          <w:rFonts w:ascii="Times New Roman" w:hAnsi="Times New Roman" w:cs="Times New Roman"/>
-          <w:i/>
-          <w:iCs/>
-          <w:sz w:val="24"/>
-          <w:szCs w:val="24"/>
-          <w:lang w:val="en-US" w:eastAsia="es-CO"/>
-        </w:rPr>
-        <w:t>-role/rol-cumplimiento-CaviedesMolina/auditor-prueba1"</w:t>
-      </w:r>
-    </w:p>
-    <w:p>
-      <w:pPr>
-        <w:rPr>
-          <w:rFonts w:ascii="Times New Roman" w:hAnsi="Times New Roman" w:cs="Times New Roman"/>
-          <w:i/>
-          <w:iCs/>
-          <w:sz w:val="24"/>
-          <w:szCs w:val="24"/>
-          <w:lang w:val="en-US" w:eastAsia="es-CO"/>
-        </w:rPr>
-      </w:pPr>
-      <w:r>
-        <w:rPr>
-          <w:rFonts w:ascii="Times New Roman" w:hAnsi="Times New Roman" w:cs="Times New Roman"/>
-          <w:i/>
-          <w:iCs/>
-          <w:sz w:val="24"/>
-          <w:szCs w:val="24"/>
-          <w:lang w:val="en-US" w:eastAsia="es-CO"/>
-        </w:rPr>
-        <w:t xml:space="preserve">    }</w:t>
-      </w:r>
-    </w:p>
-    <w:p>
-      <w:pPr>
-        <w:rPr>
-          <w:rFonts w:ascii="Times New Roman" w:hAnsi="Times New Roman" w:cs="Times New Roman"/>
-          <w:i/>
-          <w:iCs/>
-          <w:sz w:val="24"/>
-          <w:szCs w:val="24"/>
-          <w:lang w:val="en-US" w:eastAsia="es-CO"/>
-        </w:rPr>
-      </w:pPr>
-      <w:r>
-        <w:rPr>
-          <w:rFonts w:ascii="Times New Roman" w:hAnsi="Times New Roman" w:cs="Times New Roman"/>
-          <w:i/>
-          <w:iCs/>
-          <w:sz w:val="24"/>
-          <w:szCs w:val="24"/>
-          <w:lang w:val="en-US" w:eastAsia="es-CO"/>
-        </w:rPr>
-        <w:t>}</w:t>
-      </w:r>
-    </w:p>
-    <w:p>
-      <w:pPr>
-        <w:rPr>
-          <w:rFonts w:ascii="Times New Roman" w:hAnsi="Times New Roman" w:cs="Times New Roman"/>
-          <w:b/>
-          <w:bCs/>
-          <w:sz w:val="24"/>
-          <w:szCs w:val="24"/>
-          <w:lang w:val="en-US" w:eastAsia="es-CO"/>
+          <w:lang w:val="es-MX" w:eastAsia="es-CO"/>
         </w:rPr>
       </w:pPr>
     </w:p>
@@ -2875,7 +2093,7 @@
           <w:iCs/>
           <w:sz w:val="24"/>
           <w:szCs w:val="24"/>
-          <w:lang w:val="en-US" w:eastAsia="es-CO"/>
+          <w:lang w:val="es-MX" w:eastAsia="es-CO"/>
         </w:rPr>
       </w:pPr>
     </w:p>
@@ -4029,87 +3247,7 @@
                 <w:szCs w:val="24"/>
                 <w:lang w:val="en-US" w:eastAsia="es-CO"/>
               </w:rPr>
-              <w:t>s</w:t>
-            </w:r>
-            <w:proofErr w:type="gramStart"/>
-            <w:r>
-              <w:rPr>
-                <w:rFonts w:ascii="Times New Roman" w:hAnsi="Times New Roman" w:cs="Times New Roman"/>
-                <w:sz w:val="24"/>
-                <w:szCs w:val="24"/>
-                <w:lang w:val="en-US" w:eastAsia="es-CO"/>
-              </w:rPr>
-              <w:t>3:ListAllMyBuckets</w:t>
-            </w:r>
-            <w:proofErr w:type="gramEnd"/>
-            <w:r>
-              <w:rPr>
-                <w:rFonts w:ascii="Times New Roman" w:hAnsi="Times New Roman" w:cs="Times New Roman"/>
-                <w:sz w:val="24"/>
-                <w:szCs w:val="24"/>
-                <w:lang w:val="en-US" w:eastAsia="es-CO"/>
-              </w:rPr>
-              <w:t>, s</w:t>
-            </w:r>
-            <w:proofErr w:type="gramStart"/>
-            <w:r>
-              <w:rPr>
-                <w:rFonts w:ascii="Times New Roman" w:hAnsi="Times New Roman" w:cs="Times New Roman"/>
-                <w:sz w:val="24"/>
-                <w:szCs w:val="24"/>
-                <w:lang w:val="en-US" w:eastAsia="es-CO"/>
-              </w:rPr>
-              <w:t>3:ListBucket</w:t>
-            </w:r>
-            <w:proofErr w:type="gramEnd"/>
-            <w:r>
-              <w:rPr>
-                <w:rFonts w:ascii="Times New Roman" w:hAnsi="Times New Roman" w:cs="Times New Roman"/>
-                <w:sz w:val="24"/>
-                <w:szCs w:val="24"/>
-                <w:lang w:val="en-US" w:eastAsia="es-CO"/>
-              </w:rPr>
-              <w:t>, s</w:t>
-            </w:r>
-            <w:proofErr w:type="gramStart"/>
-            <w:r>
-              <w:rPr>
-                <w:rFonts w:ascii="Times New Roman" w:hAnsi="Times New Roman" w:cs="Times New Roman"/>
-                <w:sz w:val="24"/>
-                <w:szCs w:val="24"/>
-                <w:lang w:val="en-US" w:eastAsia="es-CO"/>
-              </w:rPr>
-              <w:t>3:GetObject</w:t>
-            </w:r>
-            <w:proofErr w:type="gramEnd"/>
-            <w:r>
-              <w:rPr>
-                <w:rFonts w:ascii="Times New Roman" w:hAnsi="Times New Roman" w:cs="Times New Roman"/>
-                <w:sz w:val="24"/>
-                <w:szCs w:val="24"/>
-                <w:lang w:val="en-US" w:eastAsia="es-CO"/>
-              </w:rPr>
-              <w:t xml:space="preserve"> (</w:t>
-            </w:r>
-            <w:proofErr w:type="spellStart"/>
-            <w:r>
-              <w:rPr>
-                <w:rFonts w:ascii="Times New Roman" w:hAnsi="Times New Roman" w:cs="Times New Roman"/>
-                <w:sz w:val="24"/>
-                <w:szCs w:val="24"/>
-                <w:lang w:val="en-US" w:eastAsia="es-CO"/>
-              </w:rPr>
-              <w:t>limitado</w:t>
-            </w:r>
-            <w:proofErr w:type="spellEnd"/>
-            <w:r>
-              <w:rPr>
-                <w:rFonts w:ascii="Times New Roman" w:hAnsi="Times New Roman" w:cs="Times New Roman"/>
-                <w:sz w:val="24"/>
-                <w:szCs w:val="24"/>
-                <w:lang w:val="en-US" w:eastAsia="es-CO"/>
-              </w:rPr>
-              <w:t>)</w:t>
+              <w:t>s3:ListAllMyBuckets, s3:ListBucket, s3:GetObject (limitado)</w:t>
             </w:r>
           </w:p>
         </w:tc>
@@ -4135,47 +3273,7 @@
                 <w:szCs w:val="24"/>
                 <w:lang w:val="es-MX" w:eastAsia="es-CO"/>
               </w:rPr>
-              <w:t xml:space="preserve">Permite listar los </w:t>
-            </w:r>
-            <w:proofErr w:type="spellStart"/>
-            <w:r>
-              <w:rPr>
-                <w:rFonts w:ascii="Times New Roman" w:hAnsi="Times New Roman" w:cs="Times New Roman"/>
-                <w:sz w:val="24"/>
-                <w:szCs w:val="24"/>
-                <w:lang w:val="es-MX" w:eastAsia="es-CO"/>
-              </w:rPr>
-              <w:t>buckets</w:t>
-            </w:r>
-            <w:proofErr w:type="spellEnd"/>
-            <w:r>
-              <w:rPr>
-                <w:rFonts w:ascii="Times New Roman" w:hAnsi="Times New Roman" w:cs="Times New Roman"/>
-                <w:sz w:val="24"/>
-                <w:szCs w:val="24"/>
-                <w:lang w:val="es-MX" w:eastAsia="es-CO"/>
-              </w:rPr>
-              <w:t xml:space="preserve"> y objetos existentes. La lectura directa de archivos (</w:t>
-            </w:r>
-            <w:proofErr w:type="spellStart"/>
-            <w:r>
-              <w:rPr>
-                <w:rFonts w:ascii="Times New Roman" w:hAnsi="Times New Roman" w:cs="Times New Roman"/>
-                <w:sz w:val="24"/>
-                <w:szCs w:val="24"/>
-                <w:lang w:val="es-MX" w:eastAsia="es-CO"/>
-              </w:rPr>
-              <w:t>GetObject</w:t>
-            </w:r>
-            <w:proofErr w:type="spellEnd"/>
-            <w:r>
-              <w:rPr>
-                <w:rFonts w:ascii="Times New Roman" w:hAnsi="Times New Roman" w:cs="Times New Roman"/>
-                <w:sz w:val="24"/>
-                <w:szCs w:val="24"/>
-                <w:lang w:val="es-MX" w:eastAsia="es-CO"/>
-              </w:rPr>
-              <w:t>) está restringida por políticas de confidencialidad.</w:t>
+              <w:t>Permite listar los buckets y objetos existentes. La lectura directa de archivos (GetObject) está restringida por políticas de confidencialidad.</w:t>
             </w:r>
           </w:p>
         </w:tc>
@@ -4199,7 +3297,6 @@
                 <w:lang w:val="es-MX" w:eastAsia="es-CO"/>
               </w:rPr>
             </w:pPr>
-            <w:proofErr w:type="spellStart"/>
             <w:r>
               <w:rPr>
                 <w:rFonts w:ascii="Times New Roman" w:hAnsi="Times New Roman" w:cs="Times New Roman"/>
@@ -4209,43 +3306,7 @@
                 <w:szCs w:val="24"/>
                 <w:lang w:val="es-MX" w:eastAsia="es-CO"/>
               </w:rPr>
-              <w:t>Elastic</w:t>
-            </w:r>
-            <w:proofErr w:type="spellEnd"/>
-            <w:r>
-              <w:rPr>
-                <w:rFonts w:ascii="Times New Roman" w:hAnsi="Times New Roman" w:cs="Times New Roman"/>
-                <w:b/>
-                <w:bCs/>
-                <w:sz w:val="24"/>
-                <w:szCs w:val="24"/>
-                <w:lang w:val="es-MX" w:eastAsia="es-CO"/>
-              </w:rPr>
-              <w:t xml:space="preserve"> Load </w:t>
-            </w:r>
-            <w:proofErr w:type="spellStart"/>
-            <w:r>
-              <w:rPr>
-                <w:rFonts w:ascii="Times New Roman" w:hAnsi="Times New Roman" w:cs="Times New Roman"/>
-                <w:b/>
-                <w:bCs/>
-                <w:sz w:val="24"/>
-                <w:szCs w:val="24"/>
-                <w:lang w:val="es-MX" w:eastAsia="es-CO"/>
-              </w:rPr>
-              <w:t>Balancer</w:t>
-            </w:r>
-            <w:proofErr w:type="spellEnd"/>
-            <w:r>
-              <w:rPr>
-                <w:rFonts w:ascii="Times New Roman" w:hAnsi="Times New Roman" w:cs="Times New Roman"/>
-                <w:b/>
-                <w:bCs/>
-                <w:sz w:val="24"/>
-                <w:szCs w:val="24"/>
-                <w:lang w:val="es-MX" w:eastAsia="es-CO"/>
-              </w:rPr>
-              <w:t xml:space="preserve"> (ELBv2)</w:t>
+              <w:t>Elastic Load Balancer (ELBv2)</w:t>
             </w:r>
           </w:p>
         </w:tc>
@@ -4264,7 +3325,6 @@
                 <w:lang w:val="es-MX" w:eastAsia="es-CO"/>
               </w:rPr>
             </w:pPr>
-            <w:proofErr w:type="spellStart"/>
             <w:r>
               <w:rPr>
                 <w:rFonts w:ascii="Times New Roman" w:hAnsi="Times New Roman" w:cs="Times New Roman"/>
@@ -4274,7 +3334,6 @@
               </w:rPr>
               <w:t>elasticloadbalancing:DescribeLoadBalancers</w:t>
             </w:r>
-            <w:proofErr w:type="spellEnd"/>
           </w:p>
         </w:tc>
         <w:tc>
@@ -4332,49 +3391,8 @@
                 <w:szCs w:val="24"/>
                 <w:lang w:val="es-MX" w:eastAsia="es-CO"/>
               </w:rPr>
-              <w:t xml:space="preserve">Auto </w:t>
+              <w:t>Auto Scaling</w:t>
             </w:r>
-            <w:proofErr w:type="spellStart"/>
-            <w:r>
-              <w:rPr>
-                <w:rFonts w:ascii="Times New Roman" w:hAnsi="Times New Roman" w:cs="Times New Roman"/>
-                <w:b/>
-                <w:bCs/>
-                <w:sz w:val="24"/>
-                <w:szCs w:val="24"/>
-                <w:lang w:val="es-MX" w:eastAsia="es-CO"/>
-              </w:rPr>
-              <w:t>Scaling</w:t>
-            </w:r>
-            <w:proofErr w:type="spellEnd"/>
-          </w:p>
-        </w:tc>
-        <w:tc>
-          <w:tcPr>
-            <w:tcW w:w="0" w:type="auto"/>
-            <w:vAlign w:val="center"/>
-            <w:hideMark/>
-          </w:tcPr>
-          <w:p>
-            <w:pPr>
-              <w:rPr>
-                <w:rFonts w:ascii="Times New Roman" w:hAnsi="Times New Roman" w:cs="Times New Roman"/>
-                <w:sz w:val="24"/>
-                <w:szCs w:val="24"/>
-                <w:lang w:val="es-MX" w:eastAsia="es-CO"/>
-              </w:rPr>
-            </w:pPr>
-            <w:proofErr w:type="spellStart"/>
-            <w:r>
-              <w:rPr>
-                <w:rFonts w:ascii="Times New Roman" w:hAnsi="Times New Roman" w:cs="Times New Roman"/>
-                <w:sz w:val="24"/>
-                <w:szCs w:val="24"/>
-                <w:lang w:val="es-MX" w:eastAsia="es-CO"/>
-              </w:rPr>
-              <w:t>autoscaling:DescribeAutoScalingGroups</w:t>
-            </w:r>
-            <w:proofErr w:type="spellEnd"/>
           </w:p>
         </w:tc>
         <w:tc>
@@ -4399,9 +3417,25 @@
                 <w:szCs w:val="24"/>
                 <w:lang w:val="es-MX" w:eastAsia="es-CO"/>
               </w:rPr>
-              <w:t xml:space="preserve">Permite consultar grupos de Auto </w:t>
+              <w:t>autoscaling:DescribeAutoScalingGroups</w:t>
             </w:r>
-            <w:proofErr w:type="spellStart"/>
+          </w:p>
+        </w:tc>
+        <w:tc>
+          <w:tcPr>
+            <w:tcW w:w="0" w:type="auto"/>
+            <w:vAlign w:val="center"/>
+            <w:hideMark/>
+          </w:tcPr>
+          <w:p>
+            <w:pPr>
+              <w:rPr>
+                <w:rFonts w:ascii="Times New Roman" w:hAnsi="Times New Roman" w:cs="Times New Roman"/>
+                <w:sz w:val="24"/>
+                <w:szCs w:val="24"/>
+                <w:lang w:val="es-MX" w:eastAsia="es-CO"/>
+              </w:rPr>
+            </w:pPr>
             <w:r>
               <w:rPr>
                 <w:rFonts w:ascii="Times New Roman" w:hAnsi="Times New Roman" w:cs="Times New Roman"/>
@@ -4409,17 +3443,7 @@
                 <w:szCs w:val="24"/>
                 <w:lang w:val="es-MX" w:eastAsia="es-CO"/>
               </w:rPr>
-              <w:t>Scaling</w:t>
-            </w:r>
-            <w:proofErr w:type="spellEnd"/>
-            <w:r>
-              <w:rPr>
-                <w:rFonts w:ascii="Times New Roman" w:hAnsi="Times New Roman" w:cs="Times New Roman"/>
-                <w:sz w:val="24"/>
-                <w:szCs w:val="24"/>
-                <w:lang w:val="es-MX" w:eastAsia="es-CO"/>
-              </w:rPr>
-              <w:t xml:space="preserve"> para monitoreo y auditoría.</w:t>
+              <w:t>Permite consultar grupos de Auto Scaling para monitoreo y auditoría.</w:t>
             </w:r>
           </w:p>
         </w:tc>
@@ -4443,7 +3467,6 @@
                 <w:lang w:val="es-MX" w:eastAsia="es-CO"/>
               </w:rPr>
             </w:pPr>
-            <w:proofErr w:type="spellStart"/>
             <w:r>
               <w:rPr>
                 <w:rFonts w:ascii="Times New Roman" w:hAnsi="Times New Roman" w:cs="Times New Roman"/>
@@ -4455,7 +3478,6 @@
               </w:rPr>
               <w:t>CloudWatch</w:t>
             </w:r>
-            <w:proofErr w:type="spellEnd"/>
           </w:p>
         </w:tc>
         <w:tc>
@@ -4473,7 +3495,6 @@
                 <w:lang w:val="es-MX" w:eastAsia="es-CO"/>
               </w:rPr>
             </w:pPr>
-            <w:proofErr w:type="spellStart"/>
             <w:r>
               <w:rPr>
                 <w:rFonts w:ascii="Times New Roman" w:hAnsi="Times New Roman" w:cs="Times New Roman"/>
@@ -4483,7 +3504,6 @@
               </w:rPr>
               <w:t>cloudwatch:ListMetrics</w:t>
             </w:r>
-            <w:proofErr w:type="spellEnd"/>
           </w:p>
         </w:tc>
         <w:tc>
@@ -4530,27 +3550,7 @@
           <w:szCs w:val="24"/>
           <w:lang w:val="es-MX" w:eastAsia="es-CO"/>
         </w:rPr>
-        <w:t>Todos los accesos fueron de tipo lectura y observación (</w:t>
-      </w:r>
-      <w:proofErr w:type="spellStart"/>
-      <w:r>
-        <w:rPr>
-          <w:rFonts w:ascii="Times New Roman" w:hAnsi="Times New Roman" w:cs="Times New Roman"/>
-          <w:sz w:val="24"/>
-          <w:szCs w:val="24"/>
-          <w:lang w:val="es-MX" w:eastAsia="es-CO"/>
-        </w:rPr>
-        <w:t>read-only</w:t>
-      </w:r>
-      <w:proofErr w:type="spellEnd"/>
-      <w:r>
-        <w:rPr>
-          <w:rFonts w:ascii="Times New Roman" w:hAnsi="Times New Roman" w:cs="Times New Roman"/>
-          <w:sz w:val="24"/>
-          <w:szCs w:val="24"/>
-          <w:lang w:val="es-MX" w:eastAsia="es-CO"/>
-        </w:rPr>
-        <w:t>), lo cual cumple el objetivo de auditoría sin comprometer la integridad de los recursos.</w:t>
+        <w:t>Todos los accesos fueron de tipo lectura y observación (read-only), lo cual cumple el objetivo de auditoría sin comprometer la integridad de los recursos.</w:t>
       </w:r>
     </w:p>
     <w:p>
@@ -4667,27 +3667,7 @@
           <w:szCs w:val="24"/>
           <w:lang w:val="es-MX" w:eastAsia="es-CO"/>
         </w:rPr>
-        <w:t xml:space="preserve">Garantizar el cumplimiento de políticas de seguridad, revisando el estado de recursos (instancias, </w:t>
-      </w:r>
-      <w:proofErr w:type="spellStart"/>
-      <w:r>
-        <w:rPr>
-          <w:rFonts w:ascii="Times New Roman" w:hAnsi="Times New Roman" w:cs="Times New Roman"/>
-          <w:sz w:val="24"/>
-          <w:szCs w:val="24"/>
-          <w:lang w:val="es-MX" w:eastAsia="es-CO"/>
-        </w:rPr>
-        <w:t>buckets</w:t>
-      </w:r>
-      <w:proofErr w:type="spellEnd"/>
-      <w:r>
-        <w:rPr>
-          <w:rFonts w:ascii="Times New Roman" w:hAnsi="Times New Roman" w:cs="Times New Roman"/>
-          <w:sz w:val="24"/>
-          <w:szCs w:val="24"/>
-          <w:lang w:val="es-MX" w:eastAsia="es-CO"/>
-        </w:rPr>
-        <w:t>, balanceadores, etc.).</w:t>
+        <w:t>Garantizar el cumplimiento de políticas de seguridad, revisando el estado de recursos (instancias, buckets, balanceadores, etc.).</w:t>
       </w:r>
     </w:p>
     <w:p>
@@ -4778,31 +3758,7 @@
           <w:szCs w:val="24"/>
           <w:lang w:val="es-MX" w:eastAsia="es-CO"/>
         </w:rPr>
-        <w:t>Política de Permisos del Rol (rol-cumplimiento-molina-</w:t>
-      </w:r>
-      <w:proofErr w:type="spellStart"/>
-      <w:r>
-        <w:rPr>
-          <w:rFonts w:ascii="Times New Roman" w:hAnsi="Times New Roman" w:cs="Times New Roman"/>
-          <w:b/>
-          <w:bCs/>
-          <w:sz w:val="24"/>
-          <w:szCs w:val="24"/>
-          <w:lang w:val="es-MX" w:eastAsia="es-CO"/>
-        </w:rPr>
-        <w:t>policy</w:t>
-      </w:r>
-      <w:proofErr w:type="spellEnd"/>
-      <w:r>
-        <w:rPr>
-          <w:rFonts w:ascii="Times New Roman" w:hAnsi="Times New Roman" w:cs="Times New Roman"/>
-          <w:b/>
-          <w:bCs/>
-          <w:sz w:val="24"/>
-          <w:szCs w:val="24"/>
-          <w:lang w:val="es-MX" w:eastAsia="es-CO"/>
-        </w:rPr>
-        <w:t>)</w:t>
+        <w:t>Política de Permisos del Rol (rol-cumplimiento-molina-policy)</w:t>
       </w:r>
     </w:p>
     <w:p>
@@ -4973,27 +3929,7 @@
           <w:szCs w:val="24"/>
           <w:lang w:val="en-US" w:eastAsia="es-CO"/>
         </w:rPr>
-        <w:t xml:space="preserve">                "ec</w:t>
-      </w:r>
-      <w:proofErr w:type="gramStart"/>
-      <w:r>
-        <w:rPr>
-          <w:rFonts w:ascii="Times New Roman" w:hAnsi="Times New Roman" w:cs="Times New Roman"/>
-          <w:sz w:val="24"/>
-          <w:szCs w:val="24"/>
-          <w:lang w:val="en-US" w:eastAsia="es-CO"/>
-        </w:rPr>
-        <w:t>2:Describe</w:t>
-      </w:r>
-      <w:proofErr w:type="gramEnd"/>
-      <w:r>
-        <w:rPr>
-          <w:rFonts w:ascii="Times New Roman" w:hAnsi="Times New Roman" w:cs="Times New Roman"/>
-          <w:sz w:val="24"/>
-          <w:szCs w:val="24"/>
-          <w:lang w:val="en-US" w:eastAsia="es-CO"/>
-        </w:rPr>
-        <w:t>*"</w:t>
+        <w:t xml:space="preserve">                "ec2:Describe*"</w:t>
       </w:r>
     </w:p>
     <w:p>
@@ -5089,27 +4025,7 @@
           <w:szCs w:val="24"/>
           <w:lang w:val="en-US" w:eastAsia="es-CO"/>
         </w:rPr>
-        <w:t xml:space="preserve">            "Sid": "</w:t>
-      </w:r>
-      <w:proofErr w:type="spellStart"/>
-      <w:r>
-        <w:rPr>
-          <w:rFonts w:ascii="Times New Roman" w:hAnsi="Times New Roman" w:cs="Times New Roman"/>
-          <w:sz w:val="24"/>
-          <w:szCs w:val="24"/>
-          <w:lang w:val="en-US" w:eastAsia="es-CO"/>
-        </w:rPr>
-        <w:t>ELBReadOnly</w:t>
-      </w:r>
-      <w:proofErr w:type="spellEnd"/>
-      <w:r>
-        <w:rPr>
-          <w:rFonts w:ascii="Times New Roman" w:hAnsi="Times New Roman" w:cs="Times New Roman"/>
-          <w:sz w:val="24"/>
-          <w:szCs w:val="24"/>
-          <w:lang w:val="en-US" w:eastAsia="es-CO"/>
-        </w:rPr>
-        <w:t>",</w:t>
+        <w:t xml:space="preserve">            "Sid": "ELBReadOnly",</w:t>
       </w:r>
     </w:p>
     <w:p>
@@ -5166,29 +4082,7 @@
           <w:szCs w:val="24"/>
           <w:lang w:val="en-US" w:eastAsia="es-CO"/>
         </w:rPr>
-        <w:t xml:space="preserve">                "</w:t>
-      </w:r>
-      <w:proofErr w:type="spellStart"/>
-      <w:proofErr w:type="gramStart"/>
-      <w:r>
-        <w:rPr>
-          <w:rFonts w:ascii="Times New Roman" w:hAnsi="Times New Roman" w:cs="Times New Roman"/>
-          <w:sz w:val="24"/>
-          <w:szCs w:val="24"/>
-          <w:lang w:val="en-US" w:eastAsia="es-CO"/>
-        </w:rPr>
-        <w:t>elasticloadbalancing:Describe</w:t>
-      </w:r>
-      <w:proofErr w:type="spellEnd"/>
-      <w:proofErr w:type="gramEnd"/>
-      <w:r>
-        <w:rPr>
-          <w:rFonts w:ascii="Times New Roman" w:hAnsi="Times New Roman" w:cs="Times New Roman"/>
-          <w:sz w:val="24"/>
-          <w:szCs w:val="24"/>
-          <w:lang w:val="en-US" w:eastAsia="es-CO"/>
-        </w:rPr>
-        <w:t>*"</w:t>
+        <w:t xml:space="preserve">                "elasticloadbalancing:Describe*"</w:t>
       </w:r>
     </w:p>
     <w:p>
@@ -5283,27 +4177,7 @@
           <w:szCs w:val="24"/>
           <w:lang w:val="en-US" w:eastAsia="es-CO"/>
         </w:rPr>
-        <w:t xml:space="preserve">            "Sid": "</w:t>
-      </w:r>
-      <w:proofErr w:type="spellStart"/>
-      <w:r>
-        <w:rPr>
-          <w:rFonts w:ascii="Times New Roman" w:hAnsi="Times New Roman" w:cs="Times New Roman"/>
-          <w:sz w:val="24"/>
-          <w:szCs w:val="24"/>
-          <w:lang w:val="en-US" w:eastAsia="es-CO"/>
-        </w:rPr>
-        <w:t>ASGReadOnly</w:t>
-      </w:r>
-      <w:proofErr w:type="spellEnd"/>
-      <w:r>
-        <w:rPr>
-          <w:rFonts w:ascii="Times New Roman" w:hAnsi="Times New Roman" w:cs="Times New Roman"/>
-          <w:sz w:val="24"/>
-          <w:szCs w:val="24"/>
-          <w:lang w:val="en-US" w:eastAsia="es-CO"/>
-        </w:rPr>
-        <w:t>",</w:t>
+        <w:t xml:space="preserve">            "Sid": "ASGReadOnly",</w:t>
       </w:r>
     </w:p>
     <w:p>
@@ -5360,29 +4234,7 @@
           <w:szCs w:val="24"/>
           <w:lang w:val="en-US" w:eastAsia="es-CO"/>
         </w:rPr>
-        <w:t xml:space="preserve">                "</w:t>
-      </w:r>
-      <w:proofErr w:type="spellStart"/>
-      <w:proofErr w:type="gramStart"/>
-      <w:r>
-        <w:rPr>
-          <w:rFonts w:ascii="Times New Roman" w:hAnsi="Times New Roman" w:cs="Times New Roman"/>
-          <w:sz w:val="24"/>
-          <w:szCs w:val="24"/>
-          <w:lang w:val="en-US" w:eastAsia="es-CO"/>
-        </w:rPr>
-        <w:t>autoscaling:Describe</w:t>
-      </w:r>
-      <w:proofErr w:type="spellEnd"/>
-      <w:proofErr w:type="gramEnd"/>
-      <w:r>
-        <w:rPr>
-          <w:rFonts w:ascii="Times New Roman" w:hAnsi="Times New Roman" w:cs="Times New Roman"/>
-          <w:sz w:val="24"/>
-          <w:szCs w:val="24"/>
-          <w:lang w:val="en-US" w:eastAsia="es-CO"/>
-        </w:rPr>
-        <w:t>*"</w:t>
+        <w:t xml:space="preserve">                "autoscaling:Describe*"</w:t>
       </w:r>
     </w:p>
     <w:p>
@@ -5477,27 +4329,7 @@
           <w:szCs w:val="24"/>
           <w:lang w:val="en-US" w:eastAsia="es-CO"/>
         </w:rPr>
-        <w:t xml:space="preserve">            "Sid": "</w:t>
-      </w:r>
-      <w:proofErr w:type="spellStart"/>
-      <w:r>
-        <w:rPr>
-          <w:rFonts w:ascii="Times New Roman" w:hAnsi="Times New Roman" w:cs="Times New Roman"/>
-          <w:sz w:val="24"/>
-          <w:szCs w:val="24"/>
-          <w:lang w:val="en-US" w:eastAsia="es-CO"/>
-        </w:rPr>
-        <w:t>CloudWatchReadOnly</w:t>
-      </w:r>
-      <w:proofErr w:type="spellEnd"/>
-      <w:r>
-        <w:rPr>
-          <w:rFonts w:ascii="Times New Roman" w:hAnsi="Times New Roman" w:cs="Times New Roman"/>
-          <w:sz w:val="24"/>
-          <w:szCs w:val="24"/>
-          <w:lang w:val="en-US" w:eastAsia="es-CO"/>
-        </w:rPr>
-        <w:t>",</w:t>
+        <w:t xml:space="preserve">            "Sid": "CloudWatchReadOnly",</w:t>
       </w:r>
     </w:p>
     <w:p>
@@ -5554,152 +4386,64 @@
           <w:szCs w:val="24"/>
           <w:lang w:val="en-US" w:eastAsia="es-CO"/>
         </w:rPr>
-        <w:t xml:space="preserve">                "</w:t>
-      </w:r>
-      <w:proofErr w:type="spellStart"/>
-      <w:proofErr w:type="gramStart"/>
-      <w:r>
-        <w:rPr>
-          <w:rFonts w:ascii="Times New Roman" w:hAnsi="Times New Roman" w:cs="Times New Roman"/>
-          <w:sz w:val="24"/>
-          <w:szCs w:val="24"/>
-          <w:lang w:val="en-US" w:eastAsia="es-CO"/>
-        </w:rPr>
-        <w:t>cloudwatch:Describe</w:t>
-      </w:r>
-      <w:proofErr w:type="spellEnd"/>
-      <w:proofErr w:type="gramEnd"/>
-      <w:r>
-        <w:rPr>
-          <w:rFonts w:ascii="Times New Roman" w:hAnsi="Times New Roman" w:cs="Times New Roman"/>
-          <w:sz w:val="24"/>
-          <w:szCs w:val="24"/>
-          <w:lang w:val="en-US" w:eastAsia="es-CO"/>
-        </w:rPr>
-        <w:t>*",</w:t>
-      </w:r>
-    </w:p>
-    <w:p>
-      <w:pPr>
-        <w:rPr>
-          <w:rFonts w:ascii="Times New Roman" w:hAnsi="Times New Roman" w:cs="Times New Roman"/>
-          <w:sz w:val="24"/>
-          <w:szCs w:val="24"/>
-          <w:lang w:val="en-US" w:eastAsia="es-CO"/>
-        </w:rPr>
-      </w:pPr>
-      <w:r>
-        <w:rPr>
-          <w:rFonts w:ascii="Times New Roman" w:hAnsi="Times New Roman" w:cs="Times New Roman"/>
-          <w:sz w:val="24"/>
-          <w:szCs w:val="24"/>
-          <w:lang w:val="en-US" w:eastAsia="es-CO"/>
-        </w:rPr>
-        <w:t xml:space="preserve">                "</w:t>
-      </w:r>
-      <w:proofErr w:type="spellStart"/>
-      <w:proofErr w:type="gramStart"/>
-      <w:r>
-        <w:rPr>
-          <w:rFonts w:ascii="Times New Roman" w:hAnsi="Times New Roman" w:cs="Times New Roman"/>
-          <w:sz w:val="24"/>
-          <w:szCs w:val="24"/>
-          <w:lang w:val="en-US" w:eastAsia="es-CO"/>
-        </w:rPr>
-        <w:t>cloudwatch:ListMetrics</w:t>
-      </w:r>
-      <w:proofErr w:type="spellEnd"/>
-      <w:proofErr w:type="gramEnd"/>
-      <w:r>
-        <w:rPr>
-          <w:rFonts w:ascii="Times New Roman" w:hAnsi="Times New Roman" w:cs="Times New Roman"/>
-          <w:sz w:val="24"/>
-          <w:szCs w:val="24"/>
-          <w:lang w:val="en-US" w:eastAsia="es-CO"/>
-        </w:rPr>
-        <w:t>",</w:t>
-      </w:r>
-    </w:p>
-    <w:p>
-      <w:pPr>
-        <w:rPr>
-          <w:rFonts w:ascii="Times New Roman" w:hAnsi="Times New Roman" w:cs="Times New Roman"/>
-          <w:sz w:val="24"/>
-          <w:szCs w:val="24"/>
-          <w:lang w:val="en-US" w:eastAsia="es-CO"/>
-        </w:rPr>
-      </w:pPr>
-      <w:r>
-        <w:rPr>
-          <w:rFonts w:ascii="Times New Roman" w:hAnsi="Times New Roman" w:cs="Times New Roman"/>
-          <w:sz w:val="24"/>
-          <w:szCs w:val="24"/>
-          <w:lang w:val="en-US" w:eastAsia="es-CO"/>
-        </w:rPr>
-        <w:t xml:space="preserve">                "</w:t>
-      </w:r>
-      <w:proofErr w:type="spellStart"/>
-      <w:proofErr w:type="gramStart"/>
-      <w:r>
-        <w:rPr>
-          <w:rFonts w:ascii="Times New Roman" w:hAnsi="Times New Roman" w:cs="Times New Roman"/>
-          <w:sz w:val="24"/>
-          <w:szCs w:val="24"/>
-          <w:lang w:val="en-US" w:eastAsia="es-CO"/>
-        </w:rPr>
-        <w:t>cloudwatch:GetMetricData</w:t>
-      </w:r>
-      <w:proofErr w:type="spellEnd"/>
-      <w:proofErr w:type="gramEnd"/>
-      <w:r>
-        <w:rPr>
-          <w:rFonts w:ascii="Times New Roman" w:hAnsi="Times New Roman" w:cs="Times New Roman"/>
-          <w:sz w:val="24"/>
-          <w:szCs w:val="24"/>
-          <w:lang w:val="en-US" w:eastAsia="es-CO"/>
-        </w:rPr>
-        <w:t>",</w:t>
-      </w:r>
-    </w:p>
-    <w:p>
-      <w:pPr>
-        <w:rPr>
-          <w:rFonts w:ascii="Times New Roman" w:hAnsi="Times New Roman" w:cs="Times New Roman"/>
-          <w:sz w:val="24"/>
-          <w:szCs w:val="24"/>
-          <w:lang w:val="en-US" w:eastAsia="es-CO"/>
-        </w:rPr>
-      </w:pPr>
-      <w:r>
-        <w:rPr>
-          <w:rFonts w:ascii="Times New Roman" w:hAnsi="Times New Roman" w:cs="Times New Roman"/>
-          <w:sz w:val="24"/>
-          <w:szCs w:val="24"/>
-          <w:lang w:val="en-US" w:eastAsia="es-CO"/>
-        </w:rPr>
-        <w:t xml:space="preserve">                "</w:t>
-      </w:r>
-      <w:proofErr w:type="spellStart"/>
-      <w:proofErr w:type="gramStart"/>
-      <w:r>
-        <w:rPr>
-          <w:rFonts w:ascii="Times New Roman" w:hAnsi="Times New Roman" w:cs="Times New Roman"/>
-          <w:sz w:val="24"/>
-          <w:szCs w:val="24"/>
-          <w:lang w:val="en-US" w:eastAsia="es-CO"/>
-        </w:rPr>
-        <w:t>cloudwatch:GetMetricStatistics</w:t>
-      </w:r>
-      <w:proofErr w:type="spellEnd"/>
-      <w:proofErr w:type="gramEnd"/>
-      <w:r>
-        <w:rPr>
-          <w:rFonts w:ascii="Times New Roman" w:hAnsi="Times New Roman" w:cs="Times New Roman"/>
-          <w:sz w:val="24"/>
-          <w:szCs w:val="24"/>
-          <w:lang w:val="en-US" w:eastAsia="es-CO"/>
-        </w:rPr>
-        <w:t>"</w:t>
+        <w:t xml:space="preserve">                "cloudwatch:Describe*",</w:t>
+      </w:r>
+    </w:p>
+    <w:p>
+      <w:pPr>
+        <w:rPr>
+          <w:rFonts w:ascii="Times New Roman" w:hAnsi="Times New Roman" w:cs="Times New Roman"/>
+          <w:sz w:val="24"/>
+          <w:szCs w:val="24"/>
+          <w:lang w:val="en-US" w:eastAsia="es-CO"/>
+        </w:rPr>
+      </w:pPr>
+      <w:r>
+        <w:rPr>
+          <w:rFonts w:ascii="Times New Roman" w:hAnsi="Times New Roman" w:cs="Times New Roman"/>
+          <w:sz w:val="24"/>
+          <w:szCs w:val="24"/>
+          <w:lang w:val="en-US" w:eastAsia="es-CO"/>
+        </w:rPr>
+        <w:t xml:space="preserve">                "cloudwatch:ListMetrics",</w:t>
+      </w:r>
+    </w:p>
+    <w:p>
+      <w:pPr>
+        <w:rPr>
+          <w:rFonts w:ascii="Times New Roman" w:hAnsi="Times New Roman" w:cs="Times New Roman"/>
+          <w:sz w:val="24"/>
+          <w:szCs w:val="24"/>
+          <w:lang w:val="en-US" w:eastAsia="es-CO"/>
+        </w:rPr>
+      </w:pPr>
+      <w:r>
+        <w:rPr>
+          <w:rFonts w:ascii="Times New Roman" w:hAnsi="Times New Roman" w:cs="Times New Roman"/>
+          <w:sz w:val="24"/>
+          <w:szCs w:val="24"/>
+          <w:lang w:val="en-US" w:eastAsia="es-CO"/>
+        </w:rPr>
+        <w:t xml:space="preserve">                "cloudwatch:GetMetricData",</w:t>
+      </w:r>
+    </w:p>
+    <w:p>
+      <w:pPr>
+        <w:rPr>
+          <w:rFonts w:ascii="Times New Roman" w:hAnsi="Times New Roman" w:cs="Times New Roman"/>
+          <w:sz w:val="24"/>
+          <w:szCs w:val="24"/>
+          <w:lang w:val="en-US" w:eastAsia="es-CO"/>
+        </w:rPr>
+      </w:pPr>
+      <w:r>
+        <w:rPr>
+          <w:rFonts w:ascii="Times New Roman" w:hAnsi="Times New Roman" w:cs="Times New Roman"/>
+          <w:sz w:val="24"/>
+          <w:szCs w:val="24"/>
+          <w:lang w:val="en-US" w:eastAsia="es-CO"/>
+        </w:rPr>
+        <w:t xml:space="preserve">                "cloudwatch:GetMetricStatistics"</w:t>
       </w:r>
     </w:p>
     <w:p>
@@ -5794,27 +4538,7 @@
           <w:szCs w:val="24"/>
           <w:lang w:val="en-US" w:eastAsia="es-CO"/>
         </w:rPr>
-        <w:t xml:space="preserve">            "Sid": "</w:t>
-      </w:r>
-      <w:proofErr w:type="spellStart"/>
-      <w:r>
-        <w:rPr>
-          <w:rFonts w:ascii="Times New Roman" w:hAnsi="Times New Roman" w:cs="Times New Roman"/>
-          <w:sz w:val="24"/>
-          <w:szCs w:val="24"/>
-          <w:lang w:val="en-US" w:eastAsia="es-CO"/>
-        </w:rPr>
-        <w:t>CloudTrailReadOnly</w:t>
-      </w:r>
-      <w:proofErr w:type="spellEnd"/>
-      <w:r>
-        <w:rPr>
-          <w:rFonts w:ascii="Times New Roman" w:hAnsi="Times New Roman" w:cs="Times New Roman"/>
-          <w:sz w:val="24"/>
-          <w:szCs w:val="24"/>
-          <w:lang w:val="en-US" w:eastAsia="es-CO"/>
-        </w:rPr>
-        <w:t>",</w:t>
+        <w:t xml:space="preserve">            "Sid": "CloudTrailReadOnly",</w:t>
       </w:r>
     </w:p>
     <w:p>
@@ -5871,111 +4595,45 @@
           <w:szCs w:val="24"/>
           <w:lang w:val="en-US" w:eastAsia="es-CO"/>
         </w:rPr>
-        <w:t xml:space="preserve">                "</w:t>
-      </w:r>
-      <w:proofErr w:type="spellStart"/>
-      <w:proofErr w:type="gramStart"/>
-      <w:r>
-        <w:rPr>
-          <w:rFonts w:ascii="Times New Roman" w:hAnsi="Times New Roman" w:cs="Times New Roman"/>
-          <w:sz w:val="24"/>
-          <w:szCs w:val="24"/>
-          <w:lang w:val="en-US" w:eastAsia="es-CO"/>
-        </w:rPr>
-        <w:t>cloudtrail:DescribeTrails</w:t>
-      </w:r>
-      <w:proofErr w:type="spellEnd"/>
-      <w:proofErr w:type="gramEnd"/>
-      <w:r>
-        <w:rPr>
-          <w:rFonts w:ascii="Times New Roman" w:hAnsi="Times New Roman" w:cs="Times New Roman"/>
-          <w:sz w:val="24"/>
-          <w:szCs w:val="24"/>
-          <w:lang w:val="en-US" w:eastAsia="es-CO"/>
-        </w:rPr>
-        <w:t>",</w:t>
-      </w:r>
-    </w:p>
-    <w:p>
-      <w:pPr>
-        <w:rPr>
-          <w:rFonts w:ascii="Times New Roman" w:hAnsi="Times New Roman" w:cs="Times New Roman"/>
-          <w:sz w:val="24"/>
-          <w:szCs w:val="24"/>
-          <w:lang w:val="en-US" w:eastAsia="es-CO"/>
-        </w:rPr>
-      </w:pPr>
-      <w:r>
-        <w:rPr>
-          <w:rFonts w:ascii="Times New Roman" w:hAnsi="Times New Roman" w:cs="Times New Roman"/>
-          <w:sz w:val="24"/>
-          <w:szCs w:val="24"/>
-          <w:lang w:val="en-US" w:eastAsia="es-CO"/>
-        </w:rPr>
-        <w:t xml:space="preserve">                "</w:t>
-      </w:r>
-      <w:proofErr w:type="spellStart"/>
-      <w:proofErr w:type="gramStart"/>
-      <w:r>
-        <w:rPr>
-          <w:rFonts w:ascii="Times New Roman" w:hAnsi="Times New Roman" w:cs="Times New Roman"/>
-          <w:sz w:val="24"/>
-          <w:szCs w:val="24"/>
-          <w:lang w:val="en-US" w:eastAsia="es-CO"/>
-        </w:rPr>
-        <w:t>cloudtrail:GetTrailStatus</w:t>
-      </w:r>
-      <w:proofErr w:type="spellEnd"/>
-      <w:proofErr w:type="gramEnd"/>
-      <w:r>
-        <w:rPr>
-          <w:rFonts w:ascii="Times New Roman" w:hAnsi="Times New Roman" w:cs="Times New Roman"/>
-          <w:sz w:val="24"/>
-          <w:szCs w:val="24"/>
-          <w:lang w:val="en-US" w:eastAsia="es-CO"/>
-        </w:rPr>
-        <w:t>",</w:t>
-      </w:r>
-    </w:p>
-    <w:p>
-      <w:pPr>
-        <w:rPr>
-          <w:rFonts w:ascii="Times New Roman" w:hAnsi="Times New Roman" w:cs="Times New Roman"/>
-          <w:sz w:val="24"/>
-          <w:szCs w:val="24"/>
-          <w:lang w:val="en-US" w:eastAsia="es-CO"/>
-        </w:rPr>
-      </w:pPr>
-      <w:r>
-        <w:rPr>
-          <w:rFonts w:ascii="Times New Roman" w:hAnsi="Times New Roman" w:cs="Times New Roman"/>
-          <w:sz w:val="24"/>
-          <w:szCs w:val="24"/>
-          <w:lang w:val="en-US" w:eastAsia="es-CO"/>
-        </w:rPr>
-        <w:t xml:space="preserve">                "</w:t>
-      </w:r>
-      <w:proofErr w:type="spellStart"/>
-      <w:proofErr w:type="gramStart"/>
-      <w:r>
-        <w:rPr>
-          <w:rFonts w:ascii="Times New Roman" w:hAnsi="Times New Roman" w:cs="Times New Roman"/>
-          <w:sz w:val="24"/>
-          <w:szCs w:val="24"/>
-          <w:lang w:val="en-US" w:eastAsia="es-CO"/>
-        </w:rPr>
-        <w:t>cloudtrail:ListTrails</w:t>
-      </w:r>
-      <w:proofErr w:type="spellEnd"/>
-      <w:proofErr w:type="gramEnd"/>
-      <w:r>
-        <w:rPr>
-          <w:rFonts w:ascii="Times New Roman" w:hAnsi="Times New Roman" w:cs="Times New Roman"/>
-          <w:sz w:val="24"/>
-          <w:szCs w:val="24"/>
-          <w:lang w:val="en-US" w:eastAsia="es-CO"/>
-        </w:rPr>
-        <w:t>"</w:t>
+        <w:t xml:space="preserve">                "cloudtrail:DescribeTrails",</w:t>
+      </w:r>
+    </w:p>
+    <w:p>
+      <w:pPr>
+        <w:rPr>
+          <w:rFonts w:ascii="Times New Roman" w:hAnsi="Times New Roman" w:cs="Times New Roman"/>
+          <w:sz w:val="24"/>
+          <w:szCs w:val="24"/>
+          <w:lang w:val="en-US" w:eastAsia="es-CO"/>
+        </w:rPr>
+      </w:pPr>
+      <w:r>
+        <w:rPr>
+          <w:rFonts w:ascii="Times New Roman" w:hAnsi="Times New Roman" w:cs="Times New Roman"/>
+          <w:sz w:val="24"/>
+          <w:szCs w:val="24"/>
+          <w:lang w:val="en-US" w:eastAsia="es-CO"/>
+        </w:rPr>
+        <w:t xml:space="preserve">                "cloudtrail:GetTrailStatus",</w:t>
+      </w:r>
+    </w:p>
+    <w:p>
+      <w:pPr>
+        <w:rPr>
+          <w:rFonts w:ascii="Times New Roman" w:hAnsi="Times New Roman" w:cs="Times New Roman"/>
+          <w:sz w:val="24"/>
+          <w:szCs w:val="24"/>
+          <w:lang w:val="en-US" w:eastAsia="es-CO"/>
+        </w:rPr>
+      </w:pPr>
+      <w:r>
+        <w:rPr>
+          <w:rFonts w:ascii="Times New Roman" w:hAnsi="Times New Roman" w:cs="Times New Roman"/>
+          <w:sz w:val="24"/>
+          <w:szCs w:val="24"/>
+          <w:lang w:val="en-US" w:eastAsia="es-CO"/>
+        </w:rPr>
+        <w:t xml:space="preserve">                "cloudtrail:ListTrails"</w:t>
       </w:r>
     </w:p>
     <w:p>
@@ -6070,27 +4728,7 @@
           <w:szCs w:val="24"/>
           <w:lang w:val="en-US" w:eastAsia="es-CO"/>
         </w:rPr>
-        <w:t xml:space="preserve">            "Sid": "</w:t>
-      </w:r>
-      <w:proofErr w:type="spellStart"/>
-      <w:r>
-        <w:rPr>
-          <w:rFonts w:ascii="Times New Roman" w:hAnsi="Times New Roman" w:cs="Times New Roman"/>
-          <w:sz w:val="24"/>
-          <w:szCs w:val="24"/>
-          <w:lang w:val="en-US" w:eastAsia="es-CO"/>
-        </w:rPr>
-        <w:t>LogsListOnly</w:t>
-      </w:r>
-      <w:proofErr w:type="spellEnd"/>
-      <w:r>
-        <w:rPr>
-          <w:rFonts w:ascii="Times New Roman" w:hAnsi="Times New Roman" w:cs="Times New Roman"/>
-          <w:sz w:val="24"/>
-          <w:szCs w:val="24"/>
-          <w:lang w:val="en-US" w:eastAsia="es-CO"/>
-        </w:rPr>
-        <w:t>",</w:t>
+        <w:t xml:space="preserve">            "Sid": "LogsListOnly",</w:t>
       </w:r>
     </w:p>
     <w:p>
@@ -6147,29 +4785,7 @@
           <w:szCs w:val="24"/>
           <w:lang w:val="en-US" w:eastAsia="es-CO"/>
         </w:rPr>
-        <w:t xml:space="preserve">                "</w:t>
-      </w:r>
-      <w:proofErr w:type="spellStart"/>
-      <w:proofErr w:type="gramStart"/>
-      <w:r>
-        <w:rPr>
-          <w:rFonts w:ascii="Times New Roman" w:hAnsi="Times New Roman" w:cs="Times New Roman"/>
-          <w:sz w:val="24"/>
-          <w:szCs w:val="24"/>
-          <w:lang w:val="en-US" w:eastAsia="es-CO"/>
-        </w:rPr>
-        <w:t>logs:Describe</w:t>
-      </w:r>
-      <w:proofErr w:type="spellEnd"/>
-      <w:proofErr w:type="gramEnd"/>
-      <w:r>
-        <w:rPr>
-          <w:rFonts w:ascii="Times New Roman" w:hAnsi="Times New Roman" w:cs="Times New Roman"/>
-          <w:sz w:val="24"/>
-          <w:szCs w:val="24"/>
-          <w:lang w:val="en-US" w:eastAsia="es-CO"/>
-        </w:rPr>
-        <w:t>*"</w:t>
+        <w:t xml:space="preserve">                "logs:Describe*"</w:t>
       </w:r>
     </w:p>
     <w:p>
@@ -6322,105 +4938,45 @@
           <w:lang w:val="en-US" w:eastAsia="es-CO"/>
         </w:rPr>
         <w:lastRenderedPageBreak/>
-        <w:t xml:space="preserve">                "s</w:t>
-      </w:r>
-      <w:proofErr w:type="gramStart"/>
-      <w:r>
-        <w:rPr>
-          <w:rFonts w:ascii="Times New Roman" w:hAnsi="Times New Roman" w:cs="Times New Roman"/>
-          <w:sz w:val="24"/>
-          <w:szCs w:val="24"/>
-          <w:lang w:val="en-US" w:eastAsia="es-CO"/>
-        </w:rPr>
-        <w:t>3:ListAllMyBuckets</w:t>
-      </w:r>
-      <w:proofErr w:type="gramEnd"/>
-      <w:r>
-        <w:rPr>
-          <w:rFonts w:ascii="Times New Roman" w:hAnsi="Times New Roman" w:cs="Times New Roman"/>
-          <w:sz w:val="24"/>
-          <w:szCs w:val="24"/>
-          <w:lang w:val="en-US" w:eastAsia="es-CO"/>
-        </w:rPr>
-        <w:t>",</w:t>
-      </w:r>
-    </w:p>
-    <w:p>
-      <w:pPr>
-        <w:rPr>
-          <w:rFonts w:ascii="Times New Roman" w:hAnsi="Times New Roman" w:cs="Times New Roman"/>
-          <w:sz w:val="24"/>
-          <w:szCs w:val="24"/>
-          <w:lang w:val="en-US" w:eastAsia="es-CO"/>
-        </w:rPr>
-      </w:pPr>
-      <w:r>
-        <w:rPr>
-          <w:rFonts w:ascii="Times New Roman" w:hAnsi="Times New Roman" w:cs="Times New Roman"/>
-          <w:sz w:val="24"/>
-          <w:szCs w:val="24"/>
-          <w:lang w:val="en-US" w:eastAsia="es-CO"/>
-        </w:rPr>
-        <w:t xml:space="preserve">                "s</w:t>
-      </w:r>
-      <w:proofErr w:type="gramStart"/>
-      <w:r>
-        <w:rPr>
-          <w:rFonts w:ascii="Times New Roman" w:hAnsi="Times New Roman" w:cs="Times New Roman"/>
-          <w:sz w:val="24"/>
-          <w:szCs w:val="24"/>
-          <w:lang w:val="en-US" w:eastAsia="es-CO"/>
-        </w:rPr>
-        <w:t>3:GetBucketLocation</w:t>
-      </w:r>
-      <w:proofErr w:type="gramEnd"/>
-      <w:r>
-        <w:rPr>
-          <w:rFonts w:ascii="Times New Roman" w:hAnsi="Times New Roman" w:cs="Times New Roman"/>
-          <w:sz w:val="24"/>
-          <w:szCs w:val="24"/>
-          <w:lang w:val="en-US" w:eastAsia="es-CO"/>
-        </w:rPr>
-        <w:t>",</w:t>
-      </w:r>
-    </w:p>
-    <w:p>
-      <w:pPr>
-        <w:rPr>
-          <w:rFonts w:ascii="Times New Roman" w:hAnsi="Times New Roman" w:cs="Times New Roman"/>
-          <w:sz w:val="24"/>
-          <w:szCs w:val="24"/>
-          <w:lang w:val="en-US" w:eastAsia="es-CO"/>
-        </w:rPr>
-      </w:pPr>
-      <w:r>
-        <w:rPr>
-          <w:rFonts w:ascii="Times New Roman" w:hAnsi="Times New Roman" w:cs="Times New Roman"/>
-          <w:sz w:val="24"/>
-          <w:szCs w:val="24"/>
-          <w:lang w:val="en-US" w:eastAsia="es-CO"/>
-        </w:rPr>
-        <w:t xml:space="preserve">                "s</w:t>
-      </w:r>
-      <w:proofErr w:type="gramStart"/>
-      <w:r>
-        <w:rPr>
-          <w:rFonts w:ascii="Times New Roman" w:hAnsi="Times New Roman" w:cs="Times New Roman"/>
-          <w:sz w:val="24"/>
-          <w:szCs w:val="24"/>
-          <w:lang w:val="en-US" w:eastAsia="es-CO"/>
-        </w:rPr>
-        <w:t>3:ListBucket</w:t>
-      </w:r>
-      <w:proofErr w:type="gramEnd"/>
-      <w:r>
-        <w:rPr>
-          <w:rFonts w:ascii="Times New Roman" w:hAnsi="Times New Roman" w:cs="Times New Roman"/>
-          <w:sz w:val="24"/>
-          <w:szCs w:val="24"/>
-          <w:lang w:val="en-US" w:eastAsia="es-CO"/>
-        </w:rPr>
-        <w:t>"</w:t>
+        <w:t xml:space="preserve">                "s3:ListAllMyBuckets",</w:t>
+      </w:r>
+    </w:p>
+    <w:p>
+      <w:pPr>
+        <w:rPr>
+          <w:rFonts w:ascii="Times New Roman" w:hAnsi="Times New Roman" w:cs="Times New Roman"/>
+          <w:sz w:val="24"/>
+          <w:szCs w:val="24"/>
+          <w:lang w:val="en-US" w:eastAsia="es-CO"/>
+        </w:rPr>
+      </w:pPr>
+      <w:r>
+        <w:rPr>
+          <w:rFonts w:ascii="Times New Roman" w:hAnsi="Times New Roman" w:cs="Times New Roman"/>
+          <w:sz w:val="24"/>
+          <w:szCs w:val="24"/>
+          <w:lang w:val="en-US" w:eastAsia="es-CO"/>
+        </w:rPr>
+        <w:t xml:space="preserve">                "s3:GetBucketLocation",</w:t>
+      </w:r>
+    </w:p>
+    <w:p>
+      <w:pPr>
+        <w:rPr>
+          <w:rFonts w:ascii="Times New Roman" w:hAnsi="Times New Roman" w:cs="Times New Roman"/>
+          <w:sz w:val="24"/>
+          <w:szCs w:val="24"/>
+          <w:lang w:val="en-US" w:eastAsia="es-CO"/>
+        </w:rPr>
+      </w:pPr>
+      <w:r>
+        <w:rPr>
+          <w:rFonts w:ascii="Times New Roman" w:hAnsi="Times New Roman" w:cs="Times New Roman"/>
+          <w:sz w:val="24"/>
+          <w:szCs w:val="24"/>
+          <w:lang w:val="en-US" w:eastAsia="es-CO"/>
+        </w:rPr>
+        <w:t xml:space="preserve">                "s3:ListBucket"</w:t>
       </w:r>
     </w:p>
     <w:p>
@@ -6458,47 +5014,7 @@
           <w:szCs w:val="24"/>
           <w:lang w:val="en-US" w:eastAsia="es-CO"/>
         </w:rPr>
-        <w:t xml:space="preserve">            "Resource": "</w:t>
-      </w:r>
-      <w:proofErr w:type="gramStart"/>
-      <w:r>
-        <w:rPr>
-          <w:rFonts w:ascii="Times New Roman" w:hAnsi="Times New Roman" w:cs="Times New Roman"/>
-          <w:sz w:val="24"/>
-          <w:szCs w:val="24"/>
-          <w:lang w:val="en-US" w:eastAsia="es-CO"/>
-        </w:rPr>
-        <w:t>arn:aws</w:t>
-      </w:r>
-      <w:proofErr w:type="gramEnd"/>
-      <w:r>
-        <w:rPr>
-          <w:rFonts w:ascii="Times New Roman" w:hAnsi="Times New Roman" w:cs="Times New Roman"/>
-          <w:sz w:val="24"/>
-          <w:szCs w:val="24"/>
-          <w:lang w:val="en-US" w:eastAsia="es-CO"/>
-        </w:rPr>
-        <w:t>:s</w:t>
-      </w:r>
-      <w:proofErr w:type="gramStart"/>
-      <w:r>
-        <w:rPr>
-          <w:rFonts w:ascii="Times New Roman" w:hAnsi="Times New Roman" w:cs="Times New Roman"/>
-          <w:sz w:val="24"/>
-          <w:szCs w:val="24"/>
-          <w:lang w:val="en-US" w:eastAsia="es-CO"/>
-        </w:rPr>
-        <w:t>3:::</w:t>
-      </w:r>
-      <w:proofErr w:type="gramEnd"/>
-      <w:r>
-        <w:rPr>
-          <w:rFonts w:ascii="Times New Roman" w:hAnsi="Times New Roman" w:cs="Times New Roman"/>
-          <w:sz w:val="24"/>
-          <w:szCs w:val="24"/>
-          <w:lang w:val="en-US" w:eastAsia="es-CO"/>
-        </w:rPr>
-        <w:t>*"</w:t>
+        <w:t xml:space="preserve">            "Resource": "arn:aws:s3:::*"</w:t>
       </w:r>
     </w:p>
     <w:p>
@@ -6555,27 +5071,7 @@
           <w:szCs w:val="24"/>
           <w:lang w:val="en-US" w:eastAsia="es-CO"/>
         </w:rPr>
-        <w:t xml:space="preserve">            "Sid": "</w:t>
-      </w:r>
-      <w:proofErr w:type="spellStart"/>
-      <w:r>
-        <w:rPr>
-          <w:rFonts w:ascii="Times New Roman" w:hAnsi="Times New Roman" w:cs="Times New Roman"/>
-          <w:sz w:val="24"/>
-          <w:szCs w:val="24"/>
-          <w:lang w:val="en-US" w:eastAsia="es-CO"/>
-        </w:rPr>
-        <w:t>DenySensitiveAccess</w:t>
-      </w:r>
-      <w:proofErr w:type="spellEnd"/>
-      <w:r>
-        <w:rPr>
-          <w:rFonts w:ascii="Times New Roman" w:hAnsi="Times New Roman" w:cs="Times New Roman"/>
-          <w:sz w:val="24"/>
-          <w:szCs w:val="24"/>
-          <w:lang w:val="en-US" w:eastAsia="es-CO"/>
-        </w:rPr>
-        <w:t>",</w:t>
+        <w:t xml:space="preserve">            "Sid": "DenySensitiveAccess",</w:t>
       </w:r>
     </w:p>
     <w:p>
@@ -6632,504 +5128,216 @@
           <w:szCs w:val="24"/>
           <w:lang w:val="en-US" w:eastAsia="es-CO"/>
         </w:rPr>
-        <w:t xml:space="preserve">                "s</w:t>
-      </w:r>
-      <w:proofErr w:type="gramStart"/>
-      <w:r>
-        <w:rPr>
-          <w:rFonts w:ascii="Times New Roman" w:hAnsi="Times New Roman" w:cs="Times New Roman"/>
-          <w:sz w:val="24"/>
-          <w:szCs w:val="24"/>
-          <w:lang w:val="en-US" w:eastAsia="es-CO"/>
-        </w:rPr>
-        <w:t>3:GetObject</w:t>
-      </w:r>
-      <w:proofErr w:type="gramEnd"/>
-      <w:r>
-        <w:rPr>
-          <w:rFonts w:ascii="Times New Roman" w:hAnsi="Times New Roman" w:cs="Times New Roman"/>
-          <w:sz w:val="24"/>
-          <w:szCs w:val="24"/>
-          <w:lang w:val="en-US" w:eastAsia="es-CO"/>
-        </w:rPr>
-        <w:t>",</w:t>
-      </w:r>
-    </w:p>
-    <w:p>
-      <w:pPr>
-        <w:rPr>
-          <w:rFonts w:ascii="Times New Roman" w:hAnsi="Times New Roman" w:cs="Times New Roman"/>
-          <w:sz w:val="24"/>
-          <w:szCs w:val="24"/>
-          <w:lang w:val="en-US" w:eastAsia="es-CO"/>
-        </w:rPr>
-      </w:pPr>
-      <w:r>
-        <w:rPr>
-          <w:rFonts w:ascii="Times New Roman" w:hAnsi="Times New Roman" w:cs="Times New Roman"/>
-          <w:sz w:val="24"/>
-          <w:szCs w:val="24"/>
-          <w:lang w:val="en-US" w:eastAsia="es-CO"/>
-        </w:rPr>
-        <w:t xml:space="preserve">                "s</w:t>
-      </w:r>
-      <w:proofErr w:type="gramStart"/>
-      <w:r>
-        <w:rPr>
-          <w:rFonts w:ascii="Times New Roman" w:hAnsi="Times New Roman" w:cs="Times New Roman"/>
-          <w:sz w:val="24"/>
-          <w:szCs w:val="24"/>
-          <w:lang w:val="en-US" w:eastAsia="es-CO"/>
-        </w:rPr>
-        <w:t>3:GetObjectAcl</w:t>
-      </w:r>
-      <w:proofErr w:type="gramEnd"/>
-      <w:r>
-        <w:rPr>
-          <w:rFonts w:ascii="Times New Roman" w:hAnsi="Times New Roman" w:cs="Times New Roman"/>
-          <w:sz w:val="24"/>
-          <w:szCs w:val="24"/>
-          <w:lang w:val="en-US" w:eastAsia="es-CO"/>
-        </w:rPr>
-        <w:t>",</w:t>
-      </w:r>
-    </w:p>
-    <w:p>
-      <w:pPr>
-        <w:rPr>
-          <w:rFonts w:ascii="Times New Roman" w:hAnsi="Times New Roman" w:cs="Times New Roman"/>
-          <w:sz w:val="24"/>
-          <w:szCs w:val="24"/>
-          <w:lang w:val="en-US" w:eastAsia="es-CO"/>
-        </w:rPr>
-      </w:pPr>
-      <w:r>
-        <w:rPr>
-          <w:rFonts w:ascii="Times New Roman" w:hAnsi="Times New Roman" w:cs="Times New Roman"/>
-          <w:sz w:val="24"/>
-          <w:szCs w:val="24"/>
-          <w:lang w:val="en-US" w:eastAsia="es-CO"/>
-        </w:rPr>
-        <w:t xml:space="preserve">                "s</w:t>
-      </w:r>
-      <w:proofErr w:type="gramStart"/>
-      <w:r>
-        <w:rPr>
-          <w:rFonts w:ascii="Times New Roman" w:hAnsi="Times New Roman" w:cs="Times New Roman"/>
-          <w:sz w:val="24"/>
-          <w:szCs w:val="24"/>
-          <w:lang w:val="en-US" w:eastAsia="es-CO"/>
-        </w:rPr>
-        <w:t>3:GetObjectVersion</w:t>
-      </w:r>
-      <w:proofErr w:type="gramEnd"/>
-      <w:r>
-        <w:rPr>
-          <w:rFonts w:ascii="Times New Roman" w:hAnsi="Times New Roman" w:cs="Times New Roman"/>
-          <w:sz w:val="24"/>
-          <w:szCs w:val="24"/>
-          <w:lang w:val="en-US" w:eastAsia="es-CO"/>
-        </w:rPr>
-        <w:t>",</w:t>
-      </w:r>
-    </w:p>
-    <w:p>
-      <w:pPr>
-        <w:rPr>
-          <w:rFonts w:ascii="Times New Roman" w:hAnsi="Times New Roman" w:cs="Times New Roman"/>
-          <w:sz w:val="24"/>
-          <w:szCs w:val="24"/>
-          <w:lang w:val="en-US" w:eastAsia="es-CO"/>
-        </w:rPr>
-      </w:pPr>
-      <w:r>
-        <w:rPr>
-          <w:rFonts w:ascii="Times New Roman" w:hAnsi="Times New Roman" w:cs="Times New Roman"/>
-          <w:sz w:val="24"/>
-          <w:szCs w:val="24"/>
-          <w:lang w:val="en-US" w:eastAsia="es-CO"/>
-        </w:rPr>
-        <w:t xml:space="preserve">                "s</w:t>
-      </w:r>
-      <w:proofErr w:type="gramStart"/>
-      <w:r>
-        <w:rPr>
-          <w:rFonts w:ascii="Times New Roman" w:hAnsi="Times New Roman" w:cs="Times New Roman"/>
-          <w:sz w:val="24"/>
-          <w:szCs w:val="24"/>
-          <w:lang w:val="en-US" w:eastAsia="es-CO"/>
-        </w:rPr>
-        <w:t>3:PutObject</w:t>
-      </w:r>
-      <w:proofErr w:type="gramEnd"/>
-      <w:r>
-        <w:rPr>
-          <w:rFonts w:ascii="Times New Roman" w:hAnsi="Times New Roman" w:cs="Times New Roman"/>
-          <w:sz w:val="24"/>
-          <w:szCs w:val="24"/>
-          <w:lang w:val="en-US" w:eastAsia="es-CO"/>
-        </w:rPr>
-        <w:t>",</w:t>
-      </w:r>
-    </w:p>
-    <w:p>
-      <w:pPr>
-        <w:rPr>
-          <w:rFonts w:ascii="Times New Roman" w:hAnsi="Times New Roman" w:cs="Times New Roman"/>
-          <w:sz w:val="24"/>
-          <w:szCs w:val="24"/>
-          <w:lang w:val="en-US" w:eastAsia="es-CO"/>
-        </w:rPr>
-      </w:pPr>
-      <w:r>
-        <w:rPr>
-          <w:rFonts w:ascii="Times New Roman" w:hAnsi="Times New Roman" w:cs="Times New Roman"/>
-          <w:sz w:val="24"/>
-          <w:szCs w:val="24"/>
-          <w:lang w:val="en-US" w:eastAsia="es-CO"/>
-        </w:rPr>
-        <w:t xml:space="preserve">                "s</w:t>
-      </w:r>
-      <w:proofErr w:type="gramStart"/>
-      <w:r>
-        <w:rPr>
-          <w:rFonts w:ascii="Times New Roman" w:hAnsi="Times New Roman" w:cs="Times New Roman"/>
-          <w:sz w:val="24"/>
-          <w:szCs w:val="24"/>
-          <w:lang w:val="en-US" w:eastAsia="es-CO"/>
-        </w:rPr>
-        <w:t>3:DeleteObject</w:t>
-      </w:r>
-      <w:proofErr w:type="gramEnd"/>
-      <w:r>
-        <w:rPr>
-          <w:rFonts w:ascii="Times New Roman" w:hAnsi="Times New Roman" w:cs="Times New Roman"/>
-          <w:sz w:val="24"/>
-          <w:szCs w:val="24"/>
-          <w:lang w:val="en-US" w:eastAsia="es-CO"/>
-        </w:rPr>
-        <w:t>",</w:t>
-      </w:r>
-    </w:p>
-    <w:p>
-      <w:pPr>
-        <w:rPr>
-          <w:rFonts w:ascii="Times New Roman" w:hAnsi="Times New Roman" w:cs="Times New Roman"/>
-          <w:sz w:val="24"/>
-          <w:szCs w:val="24"/>
-          <w:lang w:val="en-US" w:eastAsia="es-CO"/>
-        </w:rPr>
-      </w:pPr>
-      <w:r>
-        <w:rPr>
-          <w:rFonts w:ascii="Times New Roman" w:hAnsi="Times New Roman" w:cs="Times New Roman"/>
-          <w:sz w:val="24"/>
-          <w:szCs w:val="24"/>
-          <w:lang w:val="en-US" w:eastAsia="es-CO"/>
-        </w:rPr>
-        <w:t xml:space="preserve">                "s</w:t>
-      </w:r>
-      <w:proofErr w:type="gramStart"/>
-      <w:r>
-        <w:rPr>
-          <w:rFonts w:ascii="Times New Roman" w:hAnsi="Times New Roman" w:cs="Times New Roman"/>
-          <w:sz w:val="24"/>
-          <w:szCs w:val="24"/>
-          <w:lang w:val="en-US" w:eastAsia="es-CO"/>
-        </w:rPr>
-        <w:t>3:PutObjectAcl</w:t>
-      </w:r>
-      <w:proofErr w:type="gramEnd"/>
-      <w:r>
-        <w:rPr>
-          <w:rFonts w:ascii="Times New Roman" w:hAnsi="Times New Roman" w:cs="Times New Roman"/>
-          <w:sz w:val="24"/>
-          <w:szCs w:val="24"/>
-          <w:lang w:val="en-US" w:eastAsia="es-CO"/>
-        </w:rPr>
-        <w:t>",</w:t>
-      </w:r>
-    </w:p>
-    <w:p>
-      <w:pPr>
-        <w:rPr>
-          <w:rFonts w:ascii="Times New Roman" w:hAnsi="Times New Roman" w:cs="Times New Roman"/>
-          <w:sz w:val="24"/>
-          <w:szCs w:val="24"/>
-          <w:lang w:val="en-US" w:eastAsia="es-CO"/>
-        </w:rPr>
-      </w:pPr>
-      <w:r>
-        <w:rPr>
-          <w:rFonts w:ascii="Times New Roman" w:hAnsi="Times New Roman" w:cs="Times New Roman"/>
-          <w:sz w:val="24"/>
-          <w:szCs w:val="24"/>
-          <w:lang w:val="en-US" w:eastAsia="es-CO"/>
-        </w:rPr>
-        <w:t xml:space="preserve">                "</w:t>
-      </w:r>
-      <w:proofErr w:type="spellStart"/>
-      <w:proofErr w:type="gramStart"/>
-      <w:r>
-        <w:rPr>
-          <w:rFonts w:ascii="Times New Roman" w:hAnsi="Times New Roman" w:cs="Times New Roman"/>
-          <w:sz w:val="24"/>
-          <w:szCs w:val="24"/>
-          <w:lang w:val="en-US" w:eastAsia="es-CO"/>
-        </w:rPr>
-        <w:t>logs:GetLogEvents</w:t>
-      </w:r>
-      <w:proofErr w:type="spellEnd"/>
-      <w:proofErr w:type="gramEnd"/>
-      <w:r>
-        <w:rPr>
-          <w:rFonts w:ascii="Times New Roman" w:hAnsi="Times New Roman" w:cs="Times New Roman"/>
-          <w:sz w:val="24"/>
-          <w:szCs w:val="24"/>
-          <w:lang w:val="en-US" w:eastAsia="es-CO"/>
-        </w:rPr>
-        <w:t>",</w:t>
-      </w:r>
-    </w:p>
-    <w:p>
-      <w:pPr>
-        <w:rPr>
-          <w:rFonts w:ascii="Times New Roman" w:hAnsi="Times New Roman" w:cs="Times New Roman"/>
-          <w:sz w:val="24"/>
-          <w:szCs w:val="24"/>
-          <w:lang w:val="en-US" w:eastAsia="es-CO"/>
-        </w:rPr>
-      </w:pPr>
-      <w:r>
-        <w:rPr>
-          <w:rFonts w:ascii="Times New Roman" w:hAnsi="Times New Roman" w:cs="Times New Roman"/>
-          <w:sz w:val="24"/>
-          <w:szCs w:val="24"/>
-          <w:lang w:val="en-US" w:eastAsia="es-CO"/>
-        </w:rPr>
-        <w:t xml:space="preserve">                "</w:t>
-      </w:r>
-      <w:proofErr w:type="spellStart"/>
-      <w:proofErr w:type="gramStart"/>
-      <w:r>
-        <w:rPr>
-          <w:rFonts w:ascii="Times New Roman" w:hAnsi="Times New Roman" w:cs="Times New Roman"/>
-          <w:sz w:val="24"/>
-          <w:szCs w:val="24"/>
-          <w:lang w:val="en-US" w:eastAsia="es-CO"/>
-        </w:rPr>
-        <w:t>logs:FilterLogEvents</w:t>
-      </w:r>
-      <w:proofErr w:type="spellEnd"/>
-      <w:proofErr w:type="gramEnd"/>
-      <w:r>
-        <w:rPr>
-          <w:rFonts w:ascii="Times New Roman" w:hAnsi="Times New Roman" w:cs="Times New Roman"/>
-          <w:sz w:val="24"/>
-          <w:szCs w:val="24"/>
-          <w:lang w:val="en-US" w:eastAsia="es-CO"/>
-        </w:rPr>
-        <w:t>",</w:t>
-      </w:r>
-    </w:p>
-    <w:p>
-      <w:pPr>
-        <w:rPr>
-          <w:rFonts w:ascii="Times New Roman" w:hAnsi="Times New Roman" w:cs="Times New Roman"/>
-          <w:sz w:val="24"/>
-          <w:szCs w:val="24"/>
-          <w:lang w:val="en-US" w:eastAsia="es-CO"/>
-        </w:rPr>
-      </w:pPr>
-      <w:r>
-        <w:rPr>
-          <w:rFonts w:ascii="Times New Roman" w:hAnsi="Times New Roman" w:cs="Times New Roman"/>
-          <w:sz w:val="24"/>
-          <w:szCs w:val="24"/>
-          <w:lang w:val="en-US" w:eastAsia="es-CO"/>
-        </w:rPr>
-        <w:t xml:space="preserve">                "</w:t>
-      </w:r>
-      <w:proofErr w:type="spellStart"/>
-      <w:proofErr w:type="gramStart"/>
-      <w:r>
-        <w:rPr>
-          <w:rFonts w:ascii="Times New Roman" w:hAnsi="Times New Roman" w:cs="Times New Roman"/>
-          <w:sz w:val="24"/>
-          <w:szCs w:val="24"/>
-          <w:lang w:val="en-US" w:eastAsia="es-CO"/>
-        </w:rPr>
-        <w:t>iam</w:t>
-      </w:r>
-      <w:proofErr w:type="spellEnd"/>
-      <w:r>
-        <w:rPr>
-          <w:rFonts w:ascii="Times New Roman" w:hAnsi="Times New Roman" w:cs="Times New Roman"/>
-          <w:sz w:val="24"/>
-          <w:szCs w:val="24"/>
-          <w:lang w:val="en-US" w:eastAsia="es-CO"/>
-        </w:rPr>
-        <w:t>:*</w:t>
-      </w:r>
-      <w:proofErr w:type="gramEnd"/>
-      <w:r>
-        <w:rPr>
-          <w:rFonts w:ascii="Times New Roman" w:hAnsi="Times New Roman" w:cs="Times New Roman"/>
-          <w:sz w:val="24"/>
-          <w:szCs w:val="24"/>
-          <w:lang w:val="en-US" w:eastAsia="es-CO"/>
-        </w:rPr>
-        <w:t>",</w:t>
-      </w:r>
-    </w:p>
-    <w:p>
-      <w:pPr>
-        <w:rPr>
-          <w:rFonts w:ascii="Times New Roman" w:hAnsi="Times New Roman" w:cs="Times New Roman"/>
-          <w:sz w:val="24"/>
-          <w:szCs w:val="24"/>
-          <w:lang w:val="en-US" w:eastAsia="es-CO"/>
-        </w:rPr>
-      </w:pPr>
-      <w:r>
-        <w:rPr>
-          <w:rFonts w:ascii="Times New Roman" w:hAnsi="Times New Roman" w:cs="Times New Roman"/>
-          <w:sz w:val="24"/>
-          <w:szCs w:val="24"/>
-          <w:lang w:val="en-US" w:eastAsia="es-CO"/>
-        </w:rPr>
-        <w:t xml:space="preserve">                "</w:t>
-      </w:r>
-      <w:proofErr w:type="spellStart"/>
-      <w:proofErr w:type="gramStart"/>
-      <w:r>
-        <w:rPr>
-          <w:rFonts w:ascii="Times New Roman" w:hAnsi="Times New Roman" w:cs="Times New Roman"/>
-          <w:sz w:val="24"/>
-          <w:szCs w:val="24"/>
-          <w:lang w:val="en-US" w:eastAsia="es-CO"/>
-        </w:rPr>
-        <w:t>rds</w:t>
-      </w:r>
-      <w:proofErr w:type="spellEnd"/>
-      <w:r>
-        <w:rPr>
-          <w:rFonts w:ascii="Times New Roman" w:hAnsi="Times New Roman" w:cs="Times New Roman"/>
-          <w:sz w:val="24"/>
-          <w:szCs w:val="24"/>
-          <w:lang w:val="en-US" w:eastAsia="es-CO"/>
-        </w:rPr>
-        <w:t>:*</w:t>
-      </w:r>
-      <w:proofErr w:type="gramEnd"/>
-      <w:r>
-        <w:rPr>
-          <w:rFonts w:ascii="Times New Roman" w:hAnsi="Times New Roman" w:cs="Times New Roman"/>
-          <w:sz w:val="24"/>
-          <w:szCs w:val="24"/>
-          <w:lang w:val="en-US" w:eastAsia="es-CO"/>
-        </w:rPr>
-        <w:t>",</w:t>
-      </w:r>
-    </w:p>
-    <w:p>
-      <w:pPr>
-        <w:rPr>
-          <w:rFonts w:ascii="Times New Roman" w:hAnsi="Times New Roman" w:cs="Times New Roman"/>
-          <w:sz w:val="24"/>
-          <w:szCs w:val="24"/>
-          <w:lang w:val="en-US" w:eastAsia="es-CO"/>
-        </w:rPr>
-      </w:pPr>
-      <w:r>
-        <w:rPr>
-          <w:rFonts w:ascii="Times New Roman" w:hAnsi="Times New Roman" w:cs="Times New Roman"/>
-          <w:sz w:val="24"/>
-          <w:szCs w:val="24"/>
-          <w:lang w:val="en-US" w:eastAsia="es-CO"/>
-        </w:rPr>
-        <w:t xml:space="preserve">                "</w:t>
-      </w:r>
-      <w:proofErr w:type="spellStart"/>
-      <w:proofErr w:type="gramStart"/>
-      <w:r>
-        <w:rPr>
-          <w:rFonts w:ascii="Times New Roman" w:hAnsi="Times New Roman" w:cs="Times New Roman"/>
-          <w:sz w:val="24"/>
-          <w:szCs w:val="24"/>
-          <w:lang w:val="en-US" w:eastAsia="es-CO"/>
-        </w:rPr>
-        <w:t>aws</w:t>
-      </w:r>
-      <w:proofErr w:type="spellEnd"/>
-      <w:proofErr w:type="gramEnd"/>
-      <w:r>
-        <w:rPr>
-          <w:rFonts w:ascii="Times New Roman" w:hAnsi="Times New Roman" w:cs="Times New Roman"/>
-          <w:sz w:val="24"/>
-          <w:szCs w:val="24"/>
-          <w:lang w:val="en-US" w:eastAsia="es-CO"/>
-        </w:rPr>
-        <w:t>-</w:t>
-      </w:r>
-      <w:proofErr w:type="gramStart"/>
-      <w:r>
-        <w:rPr>
-          <w:rFonts w:ascii="Times New Roman" w:hAnsi="Times New Roman" w:cs="Times New Roman"/>
-          <w:sz w:val="24"/>
-          <w:szCs w:val="24"/>
-          <w:lang w:val="en-US" w:eastAsia="es-CO"/>
-        </w:rPr>
-        <w:t>portal:*</w:t>
-      </w:r>
-      <w:proofErr w:type="gramEnd"/>
-      <w:r>
-        <w:rPr>
-          <w:rFonts w:ascii="Times New Roman" w:hAnsi="Times New Roman" w:cs="Times New Roman"/>
-          <w:sz w:val="24"/>
-          <w:szCs w:val="24"/>
-          <w:lang w:val="en-US" w:eastAsia="es-CO"/>
-        </w:rPr>
-        <w:t>",</w:t>
-      </w:r>
-    </w:p>
-    <w:p>
-      <w:pPr>
-        <w:rPr>
-          <w:rFonts w:ascii="Times New Roman" w:hAnsi="Times New Roman" w:cs="Times New Roman"/>
-          <w:sz w:val="24"/>
-          <w:szCs w:val="24"/>
-          <w:lang w:val="en-US" w:eastAsia="es-CO"/>
-        </w:rPr>
-      </w:pPr>
-      <w:r>
-        <w:rPr>
-          <w:rFonts w:ascii="Times New Roman" w:hAnsi="Times New Roman" w:cs="Times New Roman"/>
-          <w:sz w:val="24"/>
-          <w:szCs w:val="24"/>
-          <w:lang w:val="en-US" w:eastAsia="es-CO"/>
-        </w:rPr>
-        <w:t xml:space="preserve">                "</w:t>
-      </w:r>
-      <w:proofErr w:type="gramStart"/>
-      <w:r>
-        <w:rPr>
-          <w:rFonts w:ascii="Times New Roman" w:hAnsi="Times New Roman" w:cs="Times New Roman"/>
-          <w:sz w:val="24"/>
-          <w:szCs w:val="24"/>
-          <w:lang w:val="en-US" w:eastAsia="es-CO"/>
-        </w:rPr>
-        <w:t>pricing:*</w:t>
-      </w:r>
-      <w:proofErr w:type="gramEnd"/>
-      <w:r>
-        <w:rPr>
-          <w:rFonts w:ascii="Times New Roman" w:hAnsi="Times New Roman" w:cs="Times New Roman"/>
-          <w:sz w:val="24"/>
-          <w:szCs w:val="24"/>
-          <w:lang w:val="en-US" w:eastAsia="es-CO"/>
-        </w:rPr>
-        <w:t>"</w:t>
+        <w:t xml:space="preserve">                "s3:GetObject",</w:t>
+      </w:r>
+    </w:p>
+    <w:p>
+      <w:pPr>
+        <w:rPr>
+          <w:rFonts w:ascii="Times New Roman" w:hAnsi="Times New Roman" w:cs="Times New Roman"/>
+          <w:sz w:val="24"/>
+          <w:szCs w:val="24"/>
+          <w:lang w:val="en-US" w:eastAsia="es-CO"/>
+        </w:rPr>
+      </w:pPr>
+      <w:r>
+        <w:rPr>
+          <w:rFonts w:ascii="Times New Roman" w:hAnsi="Times New Roman" w:cs="Times New Roman"/>
+          <w:sz w:val="24"/>
+          <w:szCs w:val="24"/>
+          <w:lang w:val="en-US" w:eastAsia="es-CO"/>
+        </w:rPr>
+        <w:t xml:space="preserve">                "s3:GetObjectAcl",</w:t>
+      </w:r>
+    </w:p>
+    <w:p>
+      <w:pPr>
+        <w:rPr>
+          <w:rFonts w:ascii="Times New Roman" w:hAnsi="Times New Roman" w:cs="Times New Roman"/>
+          <w:sz w:val="24"/>
+          <w:szCs w:val="24"/>
+          <w:lang w:val="en-US" w:eastAsia="es-CO"/>
+        </w:rPr>
+      </w:pPr>
+      <w:r>
+        <w:rPr>
+          <w:rFonts w:ascii="Times New Roman" w:hAnsi="Times New Roman" w:cs="Times New Roman"/>
+          <w:sz w:val="24"/>
+          <w:szCs w:val="24"/>
+          <w:lang w:val="en-US" w:eastAsia="es-CO"/>
+        </w:rPr>
+        <w:t xml:space="preserve">                "s3:GetObjectVersion",</w:t>
+      </w:r>
+    </w:p>
+    <w:p>
+      <w:pPr>
+        <w:rPr>
+          <w:rFonts w:ascii="Times New Roman" w:hAnsi="Times New Roman" w:cs="Times New Roman"/>
+          <w:sz w:val="24"/>
+          <w:szCs w:val="24"/>
+          <w:lang w:val="en-US" w:eastAsia="es-CO"/>
+        </w:rPr>
+      </w:pPr>
+      <w:r>
+        <w:rPr>
+          <w:rFonts w:ascii="Times New Roman" w:hAnsi="Times New Roman" w:cs="Times New Roman"/>
+          <w:sz w:val="24"/>
+          <w:szCs w:val="24"/>
+          <w:lang w:val="en-US" w:eastAsia="es-CO"/>
+        </w:rPr>
+        <w:t xml:space="preserve">                "s3:PutObject",</w:t>
+      </w:r>
+    </w:p>
+    <w:p>
+      <w:pPr>
+        <w:rPr>
+          <w:rFonts w:ascii="Times New Roman" w:hAnsi="Times New Roman" w:cs="Times New Roman"/>
+          <w:sz w:val="24"/>
+          <w:szCs w:val="24"/>
+          <w:lang w:val="en-US" w:eastAsia="es-CO"/>
+        </w:rPr>
+      </w:pPr>
+      <w:r>
+        <w:rPr>
+          <w:rFonts w:ascii="Times New Roman" w:hAnsi="Times New Roman" w:cs="Times New Roman"/>
+          <w:sz w:val="24"/>
+          <w:szCs w:val="24"/>
+          <w:lang w:val="en-US" w:eastAsia="es-CO"/>
+        </w:rPr>
+        <w:t xml:space="preserve">                "s3:DeleteObject",</w:t>
+      </w:r>
+    </w:p>
+    <w:p>
+      <w:pPr>
+        <w:rPr>
+          <w:rFonts w:ascii="Times New Roman" w:hAnsi="Times New Roman" w:cs="Times New Roman"/>
+          <w:sz w:val="24"/>
+          <w:szCs w:val="24"/>
+          <w:lang w:val="en-US" w:eastAsia="es-CO"/>
+        </w:rPr>
+      </w:pPr>
+      <w:r>
+        <w:rPr>
+          <w:rFonts w:ascii="Times New Roman" w:hAnsi="Times New Roman" w:cs="Times New Roman"/>
+          <w:sz w:val="24"/>
+          <w:szCs w:val="24"/>
+          <w:lang w:val="en-US" w:eastAsia="es-CO"/>
+        </w:rPr>
+        <w:t xml:space="preserve">                "s3:PutObjectAcl",</w:t>
+      </w:r>
+    </w:p>
+    <w:p>
+      <w:pPr>
+        <w:rPr>
+          <w:rFonts w:ascii="Times New Roman" w:hAnsi="Times New Roman" w:cs="Times New Roman"/>
+          <w:sz w:val="24"/>
+          <w:szCs w:val="24"/>
+          <w:lang w:val="en-US" w:eastAsia="es-CO"/>
+        </w:rPr>
+      </w:pPr>
+      <w:r>
+        <w:rPr>
+          <w:rFonts w:ascii="Times New Roman" w:hAnsi="Times New Roman" w:cs="Times New Roman"/>
+          <w:sz w:val="24"/>
+          <w:szCs w:val="24"/>
+          <w:lang w:val="en-US" w:eastAsia="es-CO"/>
+        </w:rPr>
+        <w:t xml:space="preserve">                "logs:GetLogEvents",</w:t>
+      </w:r>
+    </w:p>
+    <w:p>
+      <w:pPr>
+        <w:rPr>
+          <w:rFonts w:ascii="Times New Roman" w:hAnsi="Times New Roman" w:cs="Times New Roman"/>
+          <w:sz w:val="24"/>
+          <w:szCs w:val="24"/>
+          <w:lang w:val="en-US" w:eastAsia="es-CO"/>
+        </w:rPr>
+      </w:pPr>
+      <w:r>
+        <w:rPr>
+          <w:rFonts w:ascii="Times New Roman" w:hAnsi="Times New Roman" w:cs="Times New Roman"/>
+          <w:sz w:val="24"/>
+          <w:szCs w:val="24"/>
+          <w:lang w:val="en-US" w:eastAsia="es-CO"/>
+        </w:rPr>
+        <w:t xml:space="preserve">                "logs:FilterLogEvents",</w:t>
+      </w:r>
+    </w:p>
+    <w:p>
+      <w:pPr>
+        <w:rPr>
+          <w:rFonts w:ascii="Times New Roman" w:hAnsi="Times New Roman" w:cs="Times New Roman"/>
+          <w:sz w:val="24"/>
+          <w:szCs w:val="24"/>
+          <w:lang w:val="en-US" w:eastAsia="es-CO"/>
+        </w:rPr>
+      </w:pPr>
+      <w:r>
+        <w:rPr>
+          <w:rFonts w:ascii="Times New Roman" w:hAnsi="Times New Roman" w:cs="Times New Roman"/>
+          <w:sz w:val="24"/>
+          <w:szCs w:val="24"/>
+          <w:lang w:val="en-US" w:eastAsia="es-CO"/>
+        </w:rPr>
+        <w:t xml:space="preserve">                "iam:*",</w:t>
+      </w:r>
+    </w:p>
+    <w:p>
+      <w:pPr>
+        <w:rPr>
+          <w:rFonts w:ascii="Times New Roman" w:hAnsi="Times New Roman" w:cs="Times New Roman"/>
+          <w:sz w:val="24"/>
+          <w:szCs w:val="24"/>
+          <w:lang w:val="en-US" w:eastAsia="es-CO"/>
+        </w:rPr>
+      </w:pPr>
+      <w:r>
+        <w:rPr>
+          <w:rFonts w:ascii="Times New Roman" w:hAnsi="Times New Roman" w:cs="Times New Roman"/>
+          <w:sz w:val="24"/>
+          <w:szCs w:val="24"/>
+          <w:lang w:val="en-US" w:eastAsia="es-CO"/>
+        </w:rPr>
+        <w:t xml:space="preserve">                "rds:*",</w:t>
+      </w:r>
+    </w:p>
+    <w:p>
+      <w:pPr>
+        <w:rPr>
+          <w:rFonts w:ascii="Times New Roman" w:hAnsi="Times New Roman" w:cs="Times New Roman"/>
+          <w:sz w:val="24"/>
+          <w:szCs w:val="24"/>
+          <w:lang w:val="en-US" w:eastAsia="es-CO"/>
+        </w:rPr>
+      </w:pPr>
+      <w:r>
+        <w:rPr>
+          <w:rFonts w:ascii="Times New Roman" w:hAnsi="Times New Roman" w:cs="Times New Roman"/>
+          <w:sz w:val="24"/>
+          <w:szCs w:val="24"/>
+          <w:lang w:val="en-US" w:eastAsia="es-CO"/>
+        </w:rPr>
+        <w:t xml:space="preserve">                "aws-portal:*",</w:t>
+      </w:r>
+    </w:p>
+    <w:p>
+      <w:pPr>
+        <w:rPr>
+          <w:rFonts w:ascii="Times New Roman" w:hAnsi="Times New Roman" w:cs="Times New Roman"/>
+          <w:sz w:val="24"/>
+          <w:szCs w:val="24"/>
+          <w:lang w:val="en-US" w:eastAsia="es-CO"/>
+        </w:rPr>
+      </w:pPr>
+      <w:r>
+        <w:rPr>
+          <w:rFonts w:ascii="Times New Roman" w:hAnsi="Times New Roman" w:cs="Times New Roman"/>
+          <w:sz w:val="24"/>
+          <w:szCs w:val="24"/>
+          <w:lang w:val="en-US" w:eastAsia="es-CO"/>
+        </w:rPr>
+        <w:t xml:space="preserve">                "pricing:*"</w:t>
       </w:r>
     </w:p>
     <w:p>
@@ -7224,27 +5432,7 @@
           <w:szCs w:val="24"/>
           <w:lang w:val="en-US" w:eastAsia="es-CO"/>
         </w:rPr>
-        <w:t xml:space="preserve">            "Sid": "</w:t>
-      </w:r>
-      <w:proofErr w:type="spellStart"/>
-      <w:r>
-        <w:rPr>
-          <w:rFonts w:ascii="Times New Roman" w:hAnsi="Times New Roman" w:cs="Times New Roman"/>
-          <w:sz w:val="24"/>
-          <w:szCs w:val="24"/>
-          <w:lang w:val="en-US" w:eastAsia="es-CO"/>
-        </w:rPr>
-        <w:t>DenyWriteOrModify</w:t>
-      </w:r>
-      <w:proofErr w:type="spellEnd"/>
-      <w:r>
-        <w:rPr>
-          <w:rFonts w:ascii="Times New Roman" w:hAnsi="Times New Roman" w:cs="Times New Roman"/>
-          <w:sz w:val="24"/>
-          <w:szCs w:val="24"/>
-          <w:lang w:val="en-US" w:eastAsia="es-CO"/>
-        </w:rPr>
-        <w:t>",</w:t>
+        <w:t xml:space="preserve">            "Sid": "DenyWriteOrModify",</w:t>
       </w:r>
     </w:p>
     <w:p>
@@ -7301,563 +5489,263 @@
           <w:szCs w:val="24"/>
           <w:lang w:val="en-US" w:eastAsia="es-CO"/>
         </w:rPr>
-        <w:t xml:space="preserve">                "ec</w:t>
-      </w:r>
-      <w:proofErr w:type="gramStart"/>
-      <w:r>
-        <w:rPr>
-          <w:rFonts w:ascii="Times New Roman" w:hAnsi="Times New Roman" w:cs="Times New Roman"/>
-          <w:sz w:val="24"/>
-          <w:szCs w:val="24"/>
-          <w:lang w:val="en-US" w:eastAsia="es-CO"/>
-        </w:rPr>
-        <w:t>2:RunInstances</w:t>
-      </w:r>
-      <w:proofErr w:type="gramEnd"/>
-      <w:r>
-        <w:rPr>
-          <w:rFonts w:ascii="Times New Roman" w:hAnsi="Times New Roman" w:cs="Times New Roman"/>
-          <w:sz w:val="24"/>
-          <w:szCs w:val="24"/>
-          <w:lang w:val="en-US" w:eastAsia="es-CO"/>
-        </w:rPr>
-        <w:t>",</w:t>
-      </w:r>
-    </w:p>
-    <w:p>
-      <w:pPr>
-        <w:rPr>
-          <w:rFonts w:ascii="Times New Roman" w:hAnsi="Times New Roman" w:cs="Times New Roman"/>
-          <w:sz w:val="24"/>
-          <w:szCs w:val="24"/>
-          <w:lang w:val="en-US" w:eastAsia="es-CO"/>
-        </w:rPr>
-      </w:pPr>
-      <w:r>
-        <w:rPr>
-          <w:rFonts w:ascii="Times New Roman" w:hAnsi="Times New Roman" w:cs="Times New Roman"/>
-          <w:sz w:val="24"/>
-          <w:szCs w:val="24"/>
-          <w:lang w:val="en-US" w:eastAsia="es-CO"/>
-        </w:rPr>
-        <w:t xml:space="preserve">                "ec</w:t>
-      </w:r>
-      <w:proofErr w:type="gramStart"/>
-      <w:r>
-        <w:rPr>
-          <w:rFonts w:ascii="Times New Roman" w:hAnsi="Times New Roman" w:cs="Times New Roman"/>
-          <w:sz w:val="24"/>
-          <w:szCs w:val="24"/>
-          <w:lang w:val="en-US" w:eastAsia="es-CO"/>
-        </w:rPr>
-        <w:t>2:StartInstances</w:t>
-      </w:r>
-      <w:proofErr w:type="gramEnd"/>
-      <w:r>
-        <w:rPr>
-          <w:rFonts w:ascii="Times New Roman" w:hAnsi="Times New Roman" w:cs="Times New Roman"/>
-          <w:sz w:val="24"/>
-          <w:szCs w:val="24"/>
-          <w:lang w:val="en-US" w:eastAsia="es-CO"/>
-        </w:rPr>
-        <w:t>",</w:t>
-      </w:r>
-    </w:p>
-    <w:p>
-      <w:pPr>
-        <w:rPr>
-          <w:rFonts w:ascii="Times New Roman" w:hAnsi="Times New Roman" w:cs="Times New Roman"/>
-          <w:sz w:val="24"/>
-          <w:szCs w:val="24"/>
-          <w:lang w:val="en-US" w:eastAsia="es-CO"/>
-        </w:rPr>
-      </w:pPr>
-      <w:r>
-        <w:rPr>
-          <w:rFonts w:ascii="Times New Roman" w:hAnsi="Times New Roman" w:cs="Times New Roman"/>
-          <w:sz w:val="24"/>
-          <w:szCs w:val="24"/>
-          <w:lang w:val="en-US" w:eastAsia="es-CO"/>
-        </w:rPr>
-        <w:t xml:space="preserve">                "ec</w:t>
-      </w:r>
-      <w:proofErr w:type="gramStart"/>
-      <w:r>
-        <w:rPr>
-          <w:rFonts w:ascii="Times New Roman" w:hAnsi="Times New Roman" w:cs="Times New Roman"/>
-          <w:sz w:val="24"/>
-          <w:szCs w:val="24"/>
-          <w:lang w:val="en-US" w:eastAsia="es-CO"/>
-        </w:rPr>
-        <w:t>2:StopInstances</w:t>
-      </w:r>
-      <w:proofErr w:type="gramEnd"/>
-      <w:r>
-        <w:rPr>
-          <w:rFonts w:ascii="Times New Roman" w:hAnsi="Times New Roman" w:cs="Times New Roman"/>
-          <w:sz w:val="24"/>
-          <w:szCs w:val="24"/>
-          <w:lang w:val="en-US" w:eastAsia="es-CO"/>
-        </w:rPr>
-        <w:t>",</w:t>
-      </w:r>
-    </w:p>
-    <w:p>
-      <w:pPr>
-        <w:rPr>
-          <w:rFonts w:ascii="Times New Roman" w:hAnsi="Times New Roman" w:cs="Times New Roman"/>
-          <w:sz w:val="24"/>
-          <w:szCs w:val="24"/>
-          <w:lang w:val="en-US" w:eastAsia="es-CO"/>
-        </w:rPr>
-      </w:pPr>
-      <w:r>
-        <w:rPr>
-          <w:rFonts w:ascii="Times New Roman" w:hAnsi="Times New Roman" w:cs="Times New Roman"/>
-          <w:sz w:val="24"/>
-          <w:szCs w:val="24"/>
-          <w:lang w:val="en-US" w:eastAsia="es-CO"/>
-        </w:rPr>
-        <w:t xml:space="preserve">                "ec</w:t>
-      </w:r>
-      <w:proofErr w:type="gramStart"/>
-      <w:r>
-        <w:rPr>
-          <w:rFonts w:ascii="Times New Roman" w:hAnsi="Times New Roman" w:cs="Times New Roman"/>
-          <w:sz w:val="24"/>
-          <w:szCs w:val="24"/>
-          <w:lang w:val="en-US" w:eastAsia="es-CO"/>
-        </w:rPr>
-        <w:t>2:TerminateInstances</w:t>
-      </w:r>
-      <w:proofErr w:type="gramEnd"/>
-      <w:r>
-        <w:rPr>
-          <w:rFonts w:ascii="Times New Roman" w:hAnsi="Times New Roman" w:cs="Times New Roman"/>
-          <w:sz w:val="24"/>
-          <w:szCs w:val="24"/>
-          <w:lang w:val="en-US" w:eastAsia="es-CO"/>
-        </w:rPr>
-        <w:t>",</w:t>
-      </w:r>
-    </w:p>
-    <w:p>
-      <w:pPr>
-        <w:rPr>
-          <w:rFonts w:ascii="Times New Roman" w:hAnsi="Times New Roman" w:cs="Times New Roman"/>
-          <w:sz w:val="24"/>
-          <w:szCs w:val="24"/>
-          <w:lang w:val="en-US" w:eastAsia="es-CO"/>
-        </w:rPr>
-      </w:pPr>
-      <w:r>
-        <w:rPr>
-          <w:rFonts w:ascii="Times New Roman" w:hAnsi="Times New Roman" w:cs="Times New Roman"/>
-          <w:sz w:val="24"/>
-          <w:szCs w:val="24"/>
-          <w:lang w:val="en-US" w:eastAsia="es-CO"/>
-        </w:rPr>
-        <w:t xml:space="preserve">                "</w:t>
-      </w:r>
-      <w:proofErr w:type="spellStart"/>
-      <w:proofErr w:type="gramStart"/>
-      <w:r>
-        <w:rPr>
-          <w:rFonts w:ascii="Times New Roman" w:hAnsi="Times New Roman" w:cs="Times New Roman"/>
-          <w:sz w:val="24"/>
-          <w:szCs w:val="24"/>
-          <w:lang w:val="en-US" w:eastAsia="es-CO"/>
-        </w:rPr>
-        <w:t>autoscaling:CreateAutoScalingGroup</w:t>
-      </w:r>
-      <w:proofErr w:type="spellEnd"/>
-      <w:proofErr w:type="gramEnd"/>
-      <w:r>
-        <w:rPr>
-          <w:rFonts w:ascii="Times New Roman" w:hAnsi="Times New Roman" w:cs="Times New Roman"/>
-          <w:sz w:val="24"/>
-          <w:szCs w:val="24"/>
-          <w:lang w:val="en-US" w:eastAsia="es-CO"/>
-        </w:rPr>
-        <w:t>",</w:t>
-      </w:r>
-    </w:p>
-    <w:p>
-      <w:pPr>
-        <w:rPr>
-          <w:rFonts w:ascii="Times New Roman" w:hAnsi="Times New Roman" w:cs="Times New Roman"/>
-          <w:sz w:val="24"/>
-          <w:szCs w:val="24"/>
-          <w:lang w:val="en-US" w:eastAsia="es-CO"/>
-        </w:rPr>
-      </w:pPr>
-      <w:r>
-        <w:rPr>
-          <w:rFonts w:ascii="Times New Roman" w:hAnsi="Times New Roman" w:cs="Times New Roman"/>
-          <w:sz w:val="24"/>
-          <w:szCs w:val="24"/>
-          <w:lang w:val="en-US" w:eastAsia="es-CO"/>
-        </w:rPr>
-        <w:t xml:space="preserve">                "</w:t>
-      </w:r>
-      <w:proofErr w:type="spellStart"/>
-      <w:proofErr w:type="gramStart"/>
-      <w:r>
-        <w:rPr>
-          <w:rFonts w:ascii="Times New Roman" w:hAnsi="Times New Roman" w:cs="Times New Roman"/>
-          <w:sz w:val="24"/>
-          <w:szCs w:val="24"/>
-          <w:lang w:val="en-US" w:eastAsia="es-CO"/>
-        </w:rPr>
-        <w:t>autoscaling:UpdateAutoScalingGroup</w:t>
-      </w:r>
-      <w:proofErr w:type="spellEnd"/>
-      <w:proofErr w:type="gramEnd"/>
-      <w:r>
-        <w:rPr>
-          <w:rFonts w:ascii="Times New Roman" w:hAnsi="Times New Roman" w:cs="Times New Roman"/>
-          <w:sz w:val="24"/>
-          <w:szCs w:val="24"/>
-          <w:lang w:val="en-US" w:eastAsia="es-CO"/>
-        </w:rPr>
-        <w:t>",</w:t>
-      </w:r>
-    </w:p>
-    <w:p>
-      <w:pPr>
-        <w:rPr>
-          <w:rFonts w:ascii="Times New Roman" w:hAnsi="Times New Roman" w:cs="Times New Roman"/>
-          <w:sz w:val="24"/>
-          <w:szCs w:val="24"/>
-          <w:lang w:val="en-US" w:eastAsia="es-CO"/>
-        </w:rPr>
-      </w:pPr>
-      <w:r>
-        <w:rPr>
-          <w:rFonts w:ascii="Times New Roman" w:hAnsi="Times New Roman" w:cs="Times New Roman"/>
-          <w:sz w:val="24"/>
-          <w:szCs w:val="24"/>
-          <w:lang w:val="en-US" w:eastAsia="es-CO"/>
-        </w:rPr>
-        <w:t xml:space="preserve">                "</w:t>
-      </w:r>
-      <w:proofErr w:type="spellStart"/>
-      <w:proofErr w:type="gramStart"/>
-      <w:r>
-        <w:rPr>
-          <w:rFonts w:ascii="Times New Roman" w:hAnsi="Times New Roman" w:cs="Times New Roman"/>
-          <w:sz w:val="24"/>
-          <w:szCs w:val="24"/>
-          <w:lang w:val="en-US" w:eastAsia="es-CO"/>
-        </w:rPr>
-        <w:t>autoscaling:DeleteAutoScalingGroup</w:t>
-      </w:r>
-      <w:proofErr w:type="spellEnd"/>
-      <w:proofErr w:type="gramEnd"/>
-      <w:r>
-        <w:rPr>
-          <w:rFonts w:ascii="Times New Roman" w:hAnsi="Times New Roman" w:cs="Times New Roman"/>
-          <w:sz w:val="24"/>
-          <w:szCs w:val="24"/>
-          <w:lang w:val="en-US" w:eastAsia="es-CO"/>
-        </w:rPr>
-        <w:t>",</w:t>
-      </w:r>
-    </w:p>
-    <w:p>
-      <w:pPr>
-        <w:rPr>
-          <w:rFonts w:ascii="Times New Roman" w:hAnsi="Times New Roman" w:cs="Times New Roman"/>
-          <w:sz w:val="24"/>
-          <w:szCs w:val="24"/>
-          <w:lang w:val="en-US" w:eastAsia="es-CO"/>
-        </w:rPr>
-      </w:pPr>
-      <w:r>
-        <w:rPr>
-          <w:rFonts w:ascii="Times New Roman" w:hAnsi="Times New Roman" w:cs="Times New Roman"/>
-          <w:sz w:val="24"/>
-          <w:szCs w:val="24"/>
-          <w:lang w:val="en-US" w:eastAsia="es-CO"/>
-        </w:rPr>
-        <w:t xml:space="preserve">                "</w:t>
-      </w:r>
-      <w:proofErr w:type="spellStart"/>
-      <w:proofErr w:type="gramStart"/>
-      <w:r>
-        <w:rPr>
-          <w:rFonts w:ascii="Times New Roman" w:hAnsi="Times New Roman" w:cs="Times New Roman"/>
-          <w:sz w:val="24"/>
-          <w:szCs w:val="24"/>
-          <w:lang w:val="en-US" w:eastAsia="es-CO"/>
-        </w:rPr>
-        <w:t>elasticloadbalancing:RegisterTargets</w:t>
-      </w:r>
-      <w:proofErr w:type="spellEnd"/>
-      <w:proofErr w:type="gramEnd"/>
-      <w:r>
-        <w:rPr>
-          <w:rFonts w:ascii="Times New Roman" w:hAnsi="Times New Roman" w:cs="Times New Roman"/>
-          <w:sz w:val="24"/>
-          <w:szCs w:val="24"/>
-          <w:lang w:val="en-US" w:eastAsia="es-CO"/>
-        </w:rPr>
-        <w:t>",</w:t>
-      </w:r>
-    </w:p>
-    <w:p>
-      <w:pPr>
-        <w:rPr>
-          <w:rFonts w:ascii="Times New Roman" w:hAnsi="Times New Roman" w:cs="Times New Roman"/>
-          <w:sz w:val="24"/>
-          <w:szCs w:val="24"/>
-          <w:lang w:val="en-US" w:eastAsia="es-CO"/>
-        </w:rPr>
-      </w:pPr>
-      <w:r>
-        <w:rPr>
-          <w:rFonts w:ascii="Times New Roman" w:hAnsi="Times New Roman" w:cs="Times New Roman"/>
-          <w:sz w:val="24"/>
-          <w:szCs w:val="24"/>
-          <w:lang w:val="en-US" w:eastAsia="es-CO"/>
-        </w:rPr>
-        <w:t xml:space="preserve">                "</w:t>
-      </w:r>
-      <w:proofErr w:type="spellStart"/>
-      <w:proofErr w:type="gramStart"/>
-      <w:r>
-        <w:rPr>
-          <w:rFonts w:ascii="Times New Roman" w:hAnsi="Times New Roman" w:cs="Times New Roman"/>
-          <w:sz w:val="24"/>
-          <w:szCs w:val="24"/>
-          <w:lang w:val="en-US" w:eastAsia="es-CO"/>
-        </w:rPr>
-        <w:t>elasticloadbalancing:DeregisterTargets</w:t>
-      </w:r>
-      <w:proofErr w:type="spellEnd"/>
-      <w:proofErr w:type="gramEnd"/>
-      <w:r>
-        <w:rPr>
-          <w:rFonts w:ascii="Times New Roman" w:hAnsi="Times New Roman" w:cs="Times New Roman"/>
-          <w:sz w:val="24"/>
-          <w:szCs w:val="24"/>
-          <w:lang w:val="en-US" w:eastAsia="es-CO"/>
-        </w:rPr>
-        <w:t>",</w:t>
-      </w:r>
-    </w:p>
-    <w:p>
-      <w:pPr>
-        <w:rPr>
-          <w:rFonts w:ascii="Times New Roman" w:hAnsi="Times New Roman" w:cs="Times New Roman"/>
-          <w:sz w:val="24"/>
-          <w:szCs w:val="24"/>
-          <w:lang w:val="en-US" w:eastAsia="es-CO"/>
-        </w:rPr>
-      </w:pPr>
-      <w:r>
-        <w:rPr>
-          <w:rFonts w:ascii="Times New Roman" w:hAnsi="Times New Roman" w:cs="Times New Roman"/>
-          <w:sz w:val="24"/>
-          <w:szCs w:val="24"/>
-          <w:lang w:val="en-US" w:eastAsia="es-CO"/>
-        </w:rPr>
-        <w:t xml:space="preserve">                "</w:t>
-      </w:r>
-      <w:proofErr w:type="spellStart"/>
-      <w:proofErr w:type="gramStart"/>
-      <w:r>
-        <w:rPr>
-          <w:rFonts w:ascii="Times New Roman" w:hAnsi="Times New Roman" w:cs="Times New Roman"/>
-          <w:sz w:val="24"/>
-          <w:szCs w:val="24"/>
-          <w:lang w:val="en-US" w:eastAsia="es-CO"/>
-        </w:rPr>
-        <w:t>elasticloadbalancing:CreateLoadBalancer</w:t>
-      </w:r>
-      <w:proofErr w:type="spellEnd"/>
-      <w:proofErr w:type="gramEnd"/>
-      <w:r>
-        <w:rPr>
-          <w:rFonts w:ascii="Times New Roman" w:hAnsi="Times New Roman" w:cs="Times New Roman"/>
-          <w:sz w:val="24"/>
-          <w:szCs w:val="24"/>
-          <w:lang w:val="en-US" w:eastAsia="es-CO"/>
-        </w:rPr>
-        <w:t>",</w:t>
-      </w:r>
-    </w:p>
-    <w:p>
-      <w:pPr>
-        <w:rPr>
-          <w:rFonts w:ascii="Times New Roman" w:hAnsi="Times New Roman" w:cs="Times New Roman"/>
-          <w:sz w:val="24"/>
-          <w:szCs w:val="24"/>
-          <w:lang w:val="en-US" w:eastAsia="es-CO"/>
-        </w:rPr>
-      </w:pPr>
-      <w:r>
-        <w:rPr>
-          <w:rFonts w:ascii="Times New Roman" w:hAnsi="Times New Roman" w:cs="Times New Roman"/>
-          <w:sz w:val="24"/>
-          <w:szCs w:val="24"/>
-          <w:lang w:val="en-US" w:eastAsia="es-CO"/>
-        </w:rPr>
-        <w:t xml:space="preserve">                "</w:t>
-      </w:r>
-      <w:proofErr w:type="spellStart"/>
-      <w:proofErr w:type="gramStart"/>
-      <w:r>
-        <w:rPr>
-          <w:rFonts w:ascii="Times New Roman" w:hAnsi="Times New Roman" w:cs="Times New Roman"/>
-          <w:sz w:val="24"/>
-          <w:szCs w:val="24"/>
-          <w:lang w:val="en-US" w:eastAsia="es-CO"/>
-        </w:rPr>
-        <w:t>elasticloadbalancing:DeleteLoadBalancer</w:t>
-      </w:r>
-      <w:proofErr w:type="spellEnd"/>
-      <w:proofErr w:type="gramEnd"/>
-      <w:r>
-        <w:rPr>
-          <w:rFonts w:ascii="Times New Roman" w:hAnsi="Times New Roman" w:cs="Times New Roman"/>
-          <w:sz w:val="24"/>
-          <w:szCs w:val="24"/>
-          <w:lang w:val="en-US" w:eastAsia="es-CO"/>
-        </w:rPr>
-        <w:t>",</w:t>
-      </w:r>
-    </w:p>
-    <w:p>
-      <w:pPr>
-        <w:rPr>
-          <w:rFonts w:ascii="Times New Roman" w:hAnsi="Times New Roman" w:cs="Times New Roman"/>
-          <w:sz w:val="24"/>
-          <w:szCs w:val="24"/>
-          <w:lang w:val="en-US" w:eastAsia="es-CO"/>
-        </w:rPr>
-      </w:pPr>
-      <w:r>
-        <w:rPr>
-          <w:rFonts w:ascii="Times New Roman" w:hAnsi="Times New Roman" w:cs="Times New Roman"/>
-          <w:sz w:val="24"/>
-          <w:szCs w:val="24"/>
-          <w:lang w:val="en-US" w:eastAsia="es-CO"/>
-        </w:rPr>
-        <w:t xml:space="preserve">                "</w:t>
-      </w:r>
-      <w:proofErr w:type="spellStart"/>
-      <w:proofErr w:type="gramStart"/>
-      <w:r>
-        <w:rPr>
-          <w:rFonts w:ascii="Times New Roman" w:hAnsi="Times New Roman" w:cs="Times New Roman"/>
-          <w:sz w:val="24"/>
-          <w:szCs w:val="24"/>
-          <w:lang w:val="en-US" w:eastAsia="es-CO"/>
-        </w:rPr>
-        <w:t>cloudwatch:PutMetricData</w:t>
-      </w:r>
-      <w:proofErr w:type="spellEnd"/>
-      <w:proofErr w:type="gramEnd"/>
-      <w:r>
-        <w:rPr>
-          <w:rFonts w:ascii="Times New Roman" w:hAnsi="Times New Roman" w:cs="Times New Roman"/>
-          <w:sz w:val="24"/>
-          <w:szCs w:val="24"/>
-          <w:lang w:val="en-US" w:eastAsia="es-CO"/>
-        </w:rPr>
-        <w:t>",</w:t>
-      </w:r>
-    </w:p>
-    <w:p>
-      <w:pPr>
-        <w:rPr>
-          <w:rFonts w:ascii="Times New Roman" w:hAnsi="Times New Roman" w:cs="Times New Roman"/>
-          <w:sz w:val="24"/>
-          <w:szCs w:val="24"/>
-          <w:lang w:val="en-US" w:eastAsia="es-CO"/>
-        </w:rPr>
-      </w:pPr>
-      <w:r>
-        <w:rPr>
-          <w:rFonts w:ascii="Times New Roman" w:hAnsi="Times New Roman" w:cs="Times New Roman"/>
-          <w:sz w:val="24"/>
-          <w:szCs w:val="24"/>
-          <w:lang w:val="en-US" w:eastAsia="es-CO"/>
-        </w:rPr>
-        <w:t xml:space="preserve">                "</w:t>
-      </w:r>
-      <w:proofErr w:type="spellStart"/>
-      <w:proofErr w:type="gramStart"/>
-      <w:r>
-        <w:rPr>
-          <w:rFonts w:ascii="Times New Roman" w:hAnsi="Times New Roman" w:cs="Times New Roman"/>
-          <w:sz w:val="24"/>
-          <w:szCs w:val="24"/>
-          <w:lang w:val="en-US" w:eastAsia="es-CO"/>
-        </w:rPr>
-        <w:t>cloudwatch:PutDashboard</w:t>
-      </w:r>
-      <w:proofErr w:type="spellEnd"/>
-      <w:proofErr w:type="gramEnd"/>
-      <w:r>
-        <w:rPr>
-          <w:rFonts w:ascii="Times New Roman" w:hAnsi="Times New Roman" w:cs="Times New Roman"/>
-          <w:sz w:val="24"/>
-          <w:szCs w:val="24"/>
-          <w:lang w:val="en-US" w:eastAsia="es-CO"/>
-        </w:rPr>
-        <w:t>",</w:t>
-      </w:r>
-    </w:p>
-    <w:p>
-      <w:pPr>
-        <w:rPr>
-          <w:rFonts w:ascii="Times New Roman" w:hAnsi="Times New Roman" w:cs="Times New Roman"/>
-          <w:sz w:val="24"/>
-          <w:szCs w:val="24"/>
-          <w:lang w:val="en-US" w:eastAsia="es-CO"/>
-        </w:rPr>
-      </w:pPr>
-      <w:r>
-        <w:rPr>
-          <w:rFonts w:ascii="Times New Roman" w:hAnsi="Times New Roman" w:cs="Times New Roman"/>
-          <w:sz w:val="24"/>
-          <w:szCs w:val="24"/>
-          <w:lang w:val="en-US" w:eastAsia="es-CO"/>
-        </w:rPr>
-        <w:t xml:space="preserve">                "</w:t>
-      </w:r>
-      <w:proofErr w:type="spellStart"/>
-      <w:proofErr w:type="gramStart"/>
-      <w:r>
-        <w:rPr>
-          <w:rFonts w:ascii="Times New Roman" w:hAnsi="Times New Roman" w:cs="Times New Roman"/>
-          <w:sz w:val="24"/>
-          <w:szCs w:val="24"/>
-          <w:lang w:val="en-US" w:eastAsia="es-CO"/>
-        </w:rPr>
-        <w:t>cloudwatch:DeleteAlarms</w:t>
-      </w:r>
-      <w:proofErr w:type="spellEnd"/>
-      <w:proofErr w:type="gramEnd"/>
-      <w:r>
-        <w:rPr>
-          <w:rFonts w:ascii="Times New Roman" w:hAnsi="Times New Roman" w:cs="Times New Roman"/>
-          <w:sz w:val="24"/>
-          <w:szCs w:val="24"/>
-          <w:lang w:val="en-US" w:eastAsia="es-CO"/>
-        </w:rPr>
-        <w:t>",</w:t>
-      </w:r>
-    </w:p>
-    <w:p>
-      <w:pPr>
-        <w:rPr>
-          <w:rFonts w:ascii="Times New Roman" w:hAnsi="Times New Roman" w:cs="Times New Roman"/>
-          <w:sz w:val="24"/>
-          <w:szCs w:val="24"/>
-          <w:lang w:val="es-MX" w:eastAsia="es-CO"/>
+        <w:t xml:space="preserve">                "ec2:RunInstances",</w:t>
+      </w:r>
+    </w:p>
+    <w:p>
+      <w:pPr>
+        <w:rPr>
+          <w:rFonts w:ascii="Times New Roman" w:hAnsi="Times New Roman" w:cs="Times New Roman"/>
+          <w:sz w:val="24"/>
+          <w:szCs w:val="24"/>
+          <w:lang w:val="en-US" w:eastAsia="es-CO"/>
+        </w:rPr>
+      </w:pPr>
+      <w:r>
+        <w:rPr>
+          <w:rFonts w:ascii="Times New Roman" w:hAnsi="Times New Roman" w:cs="Times New Roman"/>
+          <w:sz w:val="24"/>
+          <w:szCs w:val="24"/>
+          <w:lang w:val="en-US" w:eastAsia="es-CO"/>
+        </w:rPr>
+        <w:t xml:space="preserve">                "ec2:StartInstances",</w:t>
+      </w:r>
+    </w:p>
+    <w:p>
+      <w:pPr>
+        <w:rPr>
+          <w:rFonts w:ascii="Times New Roman" w:hAnsi="Times New Roman" w:cs="Times New Roman"/>
+          <w:sz w:val="24"/>
+          <w:szCs w:val="24"/>
+          <w:lang w:val="en-US" w:eastAsia="es-CO"/>
+        </w:rPr>
+      </w:pPr>
+      <w:r>
+        <w:rPr>
+          <w:rFonts w:ascii="Times New Roman" w:hAnsi="Times New Roman" w:cs="Times New Roman"/>
+          <w:sz w:val="24"/>
+          <w:szCs w:val="24"/>
+          <w:lang w:val="en-US" w:eastAsia="es-CO"/>
+        </w:rPr>
+        <w:t xml:space="preserve">                "ec2:StopInstances",</w:t>
+      </w:r>
+    </w:p>
+    <w:p>
+      <w:pPr>
+        <w:rPr>
+          <w:rFonts w:ascii="Times New Roman" w:hAnsi="Times New Roman" w:cs="Times New Roman"/>
+          <w:sz w:val="24"/>
+          <w:szCs w:val="24"/>
+          <w:lang w:val="en-US" w:eastAsia="es-CO"/>
+        </w:rPr>
+      </w:pPr>
+      <w:r>
+        <w:rPr>
+          <w:rFonts w:ascii="Times New Roman" w:hAnsi="Times New Roman" w:cs="Times New Roman"/>
+          <w:sz w:val="24"/>
+          <w:szCs w:val="24"/>
+          <w:lang w:val="en-US" w:eastAsia="es-CO"/>
+        </w:rPr>
+        <w:t xml:space="preserve">                "ec2:TerminateInstances",</w:t>
+      </w:r>
+    </w:p>
+    <w:p>
+      <w:pPr>
+        <w:rPr>
+          <w:rFonts w:ascii="Times New Roman" w:hAnsi="Times New Roman" w:cs="Times New Roman"/>
+          <w:sz w:val="24"/>
+          <w:szCs w:val="24"/>
+          <w:lang w:val="en-US" w:eastAsia="es-CO"/>
+        </w:rPr>
+      </w:pPr>
+      <w:r>
+        <w:rPr>
+          <w:rFonts w:ascii="Times New Roman" w:hAnsi="Times New Roman" w:cs="Times New Roman"/>
+          <w:sz w:val="24"/>
+          <w:szCs w:val="24"/>
+          <w:lang w:val="en-US" w:eastAsia="es-CO"/>
+        </w:rPr>
+        <w:t xml:space="preserve">                "autoscaling:CreateAutoScalingGroup",</w:t>
+      </w:r>
+    </w:p>
+    <w:p>
+      <w:pPr>
+        <w:rPr>
+          <w:rFonts w:ascii="Times New Roman" w:hAnsi="Times New Roman" w:cs="Times New Roman"/>
+          <w:sz w:val="24"/>
+          <w:szCs w:val="24"/>
+          <w:lang w:val="en-US" w:eastAsia="es-CO"/>
+        </w:rPr>
+      </w:pPr>
+      <w:r>
+        <w:rPr>
+          <w:rFonts w:ascii="Times New Roman" w:hAnsi="Times New Roman" w:cs="Times New Roman"/>
+          <w:sz w:val="24"/>
+          <w:szCs w:val="24"/>
+          <w:lang w:val="en-US" w:eastAsia="es-CO"/>
+        </w:rPr>
+        <w:t xml:space="preserve">                "autoscaling:UpdateAutoScalingGroup",</w:t>
+      </w:r>
+    </w:p>
+    <w:p>
+      <w:pPr>
+        <w:rPr>
+          <w:rFonts w:ascii="Times New Roman" w:hAnsi="Times New Roman" w:cs="Times New Roman"/>
+          <w:sz w:val="24"/>
+          <w:szCs w:val="24"/>
+          <w:lang w:val="en-US" w:eastAsia="es-CO"/>
+        </w:rPr>
+      </w:pPr>
+      <w:r>
+        <w:rPr>
+          <w:rFonts w:ascii="Times New Roman" w:hAnsi="Times New Roman" w:cs="Times New Roman"/>
+          <w:sz w:val="24"/>
+          <w:szCs w:val="24"/>
+          <w:lang w:val="en-US" w:eastAsia="es-CO"/>
+        </w:rPr>
+        <w:t xml:space="preserve">                "autoscaling:DeleteAutoScalingGroup",</w:t>
+      </w:r>
+    </w:p>
+    <w:p>
+      <w:pPr>
+        <w:rPr>
+          <w:rFonts w:ascii="Times New Roman" w:hAnsi="Times New Roman" w:cs="Times New Roman"/>
+          <w:sz w:val="24"/>
+          <w:szCs w:val="24"/>
+          <w:lang w:val="en-US" w:eastAsia="es-CO"/>
+        </w:rPr>
+      </w:pPr>
+      <w:r>
+        <w:rPr>
+          <w:rFonts w:ascii="Times New Roman" w:hAnsi="Times New Roman" w:cs="Times New Roman"/>
+          <w:sz w:val="24"/>
+          <w:szCs w:val="24"/>
+          <w:lang w:val="en-US" w:eastAsia="es-CO"/>
+        </w:rPr>
+        <w:t xml:space="preserve">                "elasticloadbalancing:RegisterTargets",</w:t>
+      </w:r>
+    </w:p>
+    <w:p>
+      <w:pPr>
+        <w:rPr>
+          <w:rFonts w:ascii="Times New Roman" w:hAnsi="Times New Roman" w:cs="Times New Roman"/>
+          <w:sz w:val="24"/>
+          <w:szCs w:val="24"/>
+          <w:lang w:val="en-US" w:eastAsia="es-CO"/>
+        </w:rPr>
+      </w:pPr>
+      <w:r>
+        <w:rPr>
+          <w:rFonts w:ascii="Times New Roman" w:hAnsi="Times New Roman" w:cs="Times New Roman"/>
+          <w:sz w:val="24"/>
+          <w:szCs w:val="24"/>
+          <w:lang w:val="en-US" w:eastAsia="es-CO"/>
+        </w:rPr>
+        <w:t xml:space="preserve">                "elasticloadbalancing:DeregisterTargets",</w:t>
+      </w:r>
+    </w:p>
+    <w:p>
+      <w:pPr>
+        <w:rPr>
+          <w:rFonts w:ascii="Times New Roman" w:hAnsi="Times New Roman" w:cs="Times New Roman"/>
+          <w:sz w:val="24"/>
+          <w:szCs w:val="24"/>
+          <w:lang w:val="en-US" w:eastAsia="es-CO"/>
+        </w:rPr>
+      </w:pPr>
+      <w:r>
+        <w:rPr>
+          <w:rFonts w:ascii="Times New Roman" w:hAnsi="Times New Roman" w:cs="Times New Roman"/>
+          <w:sz w:val="24"/>
+          <w:szCs w:val="24"/>
+          <w:lang w:val="en-US" w:eastAsia="es-CO"/>
+        </w:rPr>
+        <w:t xml:space="preserve">                "elasticloadbalancing:CreateLoadBalancer",</w:t>
+      </w:r>
+    </w:p>
+    <w:p>
+      <w:pPr>
+        <w:rPr>
+          <w:rFonts w:ascii="Times New Roman" w:hAnsi="Times New Roman" w:cs="Times New Roman"/>
+          <w:sz w:val="24"/>
+          <w:szCs w:val="24"/>
+          <w:lang w:val="en-US" w:eastAsia="es-CO"/>
+        </w:rPr>
+      </w:pPr>
+      <w:r>
+        <w:rPr>
+          <w:rFonts w:ascii="Times New Roman" w:hAnsi="Times New Roman" w:cs="Times New Roman"/>
+          <w:sz w:val="24"/>
+          <w:szCs w:val="24"/>
+          <w:lang w:val="en-US" w:eastAsia="es-CO"/>
+        </w:rPr>
+        <w:t xml:space="preserve">                "elasticloadbalancing:DeleteLoadBalancer",</w:t>
+      </w:r>
+    </w:p>
+    <w:p>
+      <w:pPr>
+        <w:rPr>
+          <w:rFonts w:ascii="Times New Roman" w:hAnsi="Times New Roman" w:cs="Times New Roman"/>
+          <w:sz w:val="24"/>
+          <w:szCs w:val="24"/>
+          <w:lang w:val="en-US" w:eastAsia="es-CO"/>
+        </w:rPr>
+      </w:pPr>
+      <w:r>
+        <w:rPr>
+          <w:rFonts w:ascii="Times New Roman" w:hAnsi="Times New Roman" w:cs="Times New Roman"/>
+          <w:sz w:val="24"/>
+          <w:szCs w:val="24"/>
+          <w:lang w:val="en-US" w:eastAsia="es-CO"/>
+        </w:rPr>
+        <w:t xml:space="preserve">                "cloudwatch:PutMetricData",</w:t>
+      </w:r>
+    </w:p>
+    <w:p>
+      <w:pPr>
+        <w:rPr>
+          <w:rFonts w:ascii="Times New Roman" w:hAnsi="Times New Roman" w:cs="Times New Roman"/>
+          <w:sz w:val="24"/>
+          <w:szCs w:val="24"/>
+          <w:lang w:val="en-US" w:eastAsia="es-CO"/>
+        </w:rPr>
+      </w:pPr>
+      <w:r>
+        <w:rPr>
+          <w:rFonts w:ascii="Times New Roman" w:hAnsi="Times New Roman" w:cs="Times New Roman"/>
+          <w:sz w:val="24"/>
+          <w:szCs w:val="24"/>
+          <w:lang w:val="en-US" w:eastAsia="es-CO"/>
+        </w:rPr>
+        <w:t xml:space="preserve">                "cloudwatch:PutDashboard",</w:t>
+      </w:r>
+    </w:p>
+    <w:p>
+      <w:pPr>
+        <w:rPr>
+          <w:rFonts w:ascii="Times New Roman" w:hAnsi="Times New Roman" w:cs="Times New Roman"/>
+          <w:sz w:val="24"/>
+          <w:szCs w:val="24"/>
+          <w:lang w:val="en-US" w:eastAsia="es-CO"/>
+        </w:rPr>
+      </w:pPr>
+      <w:r>
+        <w:rPr>
+          <w:rFonts w:ascii="Times New Roman" w:hAnsi="Times New Roman" w:cs="Times New Roman"/>
+          <w:sz w:val="24"/>
+          <w:szCs w:val="24"/>
+          <w:lang w:val="en-US" w:eastAsia="es-CO"/>
+        </w:rPr>
+        <w:t xml:space="preserve">                "cloudwatch:DeleteAlarms",</w:t>
+      </w:r>
+    </w:p>
+    <w:p>
+      <w:pPr>
+        <w:rPr>
+          <w:rFonts w:ascii="Times New Roman" w:hAnsi="Times New Roman" w:cs="Times New Roman"/>
+          <w:sz w:val="24"/>
+          <w:szCs w:val="24"/>
+          <w:lang w:val="en-US" w:eastAsia="es-CO"/>
         </w:rPr>
       </w:pPr>
       <w:r>
@@ -7874,87 +5762,56 @@
           <w:rFonts w:ascii="Times New Roman" w:hAnsi="Times New Roman" w:cs="Times New Roman"/>
           <w:sz w:val="24"/>
           <w:szCs w:val="24"/>
-          <w:lang w:val="es-MX" w:eastAsia="es-CO"/>
-        </w:rPr>
-        <w:t>"</w:t>
-      </w:r>
-      <w:proofErr w:type="spellStart"/>
-      <w:r>
-        <w:rPr>
-          <w:rFonts w:ascii="Times New Roman" w:hAnsi="Times New Roman" w:cs="Times New Roman"/>
-          <w:sz w:val="24"/>
-          <w:szCs w:val="24"/>
-          <w:lang w:val="es-MX" w:eastAsia="es-CO"/>
-        </w:rPr>
-        <w:t>cloudwatch:SetAlarmState</w:t>
-      </w:r>
-      <w:proofErr w:type="spellEnd"/>
-      <w:r>
-        <w:rPr>
-          <w:rFonts w:ascii="Times New Roman" w:hAnsi="Times New Roman" w:cs="Times New Roman"/>
-          <w:sz w:val="24"/>
-          <w:szCs w:val="24"/>
-          <w:lang w:val="es-MX" w:eastAsia="es-CO"/>
-        </w:rPr>
-        <w:t>"</w:t>
-      </w:r>
-    </w:p>
-    <w:p>
-      <w:pPr>
-        <w:rPr>
-          <w:rFonts w:ascii="Times New Roman" w:hAnsi="Times New Roman" w:cs="Times New Roman"/>
-          <w:sz w:val="24"/>
-          <w:szCs w:val="24"/>
-          <w:lang w:val="es-MX" w:eastAsia="es-CO"/>
-        </w:rPr>
-      </w:pPr>
-      <w:r>
-        <w:rPr>
-          <w:rFonts w:ascii="Times New Roman" w:hAnsi="Times New Roman" w:cs="Times New Roman"/>
-          <w:sz w:val="24"/>
-          <w:szCs w:val="24"/>
-          <w:lang w:val="es-MX" w:eastAsia="es-CO"/>
-        </w:rPr>
-        <w:t xml:space="preserve">            ],</w:t>
-      </w:r>
-    </w:p>
-    <w:p>
-      <w:pPr>
-        <w:rPr>
-          <w:rFonts w:ascii="Times New Roman" w:hAnsi="Times New Roman" w:cs="Times New Roman"/>
-          <w:sz w:val="24"/>
-          <w:szCs w:val="24"/>
-          <w:lang w:val="es-MX" w:eastAsia="es-CO"/>
-        </w:rPr>
-      </w:pPr>
-      <w:r>
-        <w:rPr>
-          <w:rFonts w:ascii="Times New Roman" w:hAnsi="Times New Roman" w:cs="Times New Roman"/>
-          <w:sz w:val="24"/>
-          <w:szCs w:val="24"/>
-          <w:lang w:val="es-MX" w:eastAsia="es-CO"/>
-        </w:rPr>
-        <w:t xml:space="preserve">            "</w:t>
-      </w:r>
-      <w:proofErr w:type="spellStart"/>
-      <w:r>
-        <w:rPr>
-          <w:rFonts w:ascii="Times New Roman" w:hAnsi="Times New Roman" w:cs="Times New Roman"/>
-          <w:sz w:val="24"/>
-          <w:szCs w:val="24"/>
-          <w:lang w:val="es-MX" w:eastAsia="es-CO"/>
-        </w:rPr>
-        <w:t>Resource</w:t>
-      </w:r>
-      <w:proofErr w:type="spellEnd"/>
-      <w:r>
-        <w:rPr>
-          <w:rFonts w:ascii="Times New Roman" w:hAnsi="Times New Roman" w:cs="Times New Roman"/>
-          <w:sz w:val="24"/>
-          <w:szCs w:val="24"/>
-          <w:lang w:val="es-MX" w:eastAsia="es-CO"/>
-        </w:rPr>
-        <w:t>": "*"</w:t>
+          <w:lang w:val="en-US" w:eastAsia="es-CO"/>
+        </w:rPr>
+        <w:t>"cloudwatch:SetAlarmState"</w:t>
+      </w:r>
+    </w:p>
+    <w:p>
+      <w:pPr>
+        <w:rPr>
+          <w:rFonts w:ascii="Times New Roman" w:hAnsi="Times New Roman" w:cs="Times New Roman"/>
+          <w:sz w:val="24"/>
+          <w:szCs w:val="24"/>
+          <w:lang w:val="es-MX" w:eastAsia="es-CO"/>
+        </w:rPr>
+      </w:pPr>
+      <w:r>
+        <w:rPr>
+          <w:rFonts w:ascii="Times New Roman" w:hAnsi="Times New Roman" w:cs="Times New Roman"/>
+          <w:sz w:val="24"/>
+          <w:szCs w:val="24"/>
+          <w:lang w:val="en-US" w:eastAsia="es-CO"/>
+        </w:rPr>
+        <w:t xml:space="preserve">            </w:t>
+      </w:r>
+      <w:r>
+        <w:rPr>
+          <w:rFonts w:ascii="Times New Roman" w:hAnsi="Times New Roman" w:cs="Times New Roman"/>
+          <w:sz w:val="24"/>
+          <w:szCs w:val="24"/>
+          <w:lang w:val="es-MX" w:eastAsia="es-CO"/>
+        </w:rPr>
+        <w:t>],</w:t>
+      </w:r>
+    </w:p>
+    <w:p>
+      <w:pPr>
+        <w:rPr>
+          <w:rFonts w:ascii="Times New Roman" w:hAnsi="Times New Roman" w:cs="Times New Roman"/>
+          <w:sz w:val="24"/>
+          <w:szCs w:val="24"/>
+          <w:lang w:val="es-MX" w:eastAsia="es-CO"/>
+        </w:rPr>
+      </w:pPr>
+      <w:r>
+        <w:rPr>
+          <w:rFonts w:ascii="Times New Roman" w:hAnsi="Times New Roman" w:cs="Times New Roman"/>
+          <w:sz w:val="24"/>
+          <w:szCs w:val="24"/>
+          <w:lang w:val="es-MX" w:eastAsia="es-CO"/>
+        </w:rPr>
+        <w:t xml:space="preserve">            "Resource": "*"</w:t>
       </w:r>
     </w:p>
     <w:p>
@@ -8198,27 +6055,7 @@
           <w:szCs w:val="24"/>
           <w:lang w:val="es-MX" w:eastAsia="es-CO"/>
         </w:rPr>
-        <w:t xml:space="preserve">Controlar la identidad de quien asume el rol, asegurando que únicamente el usuario auditor-user autorizado desde una cuenta específica pueda acceder mediante </w:t>
-      </w:r>
-      <w:proofErr w:type="spellStart"/>
-      <w:r>
-        <w:rPr>
-          <w:rFonts w:ascii="Times New Roman" w:hAnsi="Times New Roman" w:cs="Times New Roman"/>
-          <w:sz w:val="24"/>
-          <w:szCs w:val="24"/>
-          <w:lang w:val="es-MX" w:eastAsia="es-CO"/>
-        </w:rPr>
-        <w:t>sts:AssumeRole</w:t>
-      </w:r>
-      <w:proofErr w:type="spellEnd"/>
-      <w:r>
-        <w:rPr>
-          <w:rFonts w:ascii="Times New Roman" w:hAnsi="Times New Roman" w:cs="Times New Roman"/>
-          <w:sz w:val="24"/>
-          <w:szCs w:val="24"/>
-          <w:lang w:val="es-MX" w:eastAsia="es-CO"/>
-        </w:rPr>
-        <w:t>.</w:t>
+        <w:t>Controlar la identidad de quien asume el rol, asegurando que únicamente el usuario auditor-user autorizado desde una cuenta específica pueda acceder mediante sts:AssumeRole.</w:t>
       </w:r>
     </w:p>
     <w:p>
@@ -8283,27 +6120,7 @@
           <w:szCs w:val="24"/>
           <w:lang w:val="es-MX" w:eastAsia="es-CO"/>
         </w:rPr>
-        <w:t xml:space="preserve">Otorgar exclusivamente los permisos necesarios para la tarea de auditoría (acciones Describe y </w:t>
-      </w:r>
-      <w:proofErr w:type="spellStart"/>
-      <w:r>
-        <w:rPr>
-          <w:rFonts w:ascii="Times New Roman" w:hAnsi="Times New Roman" w:cs="Times New Roman"/>
-          <w:sz w:val="24"/>
-          <w:szCs w:val="24"/>
-          <w:lang w:val="es-MX" w:eastAsia="es-CO"/>
-        </w:rPr>
-        <w:t>List</w:t>
-      </w:r>
-      <w:proofErr w:type="spellEnd"/>
-      <w:r>
-        <w:rPr>
-          <w:rFonts w:ascii="Times New Roman" w:hAnsi="Times New Roman" w:cs="Times New Roman"/>
-          <w:sz w:val="24"/>
-          <w:szCs w:val="24"/>
-          <w:lang w:val="es-MX" w:eastAsia="es-CO"/>
-        </w:rPr>
-        <w:t>).</w:t>
+        <w:t>Otorgar exclusivamente los permisos necesarios para la tarea de auditoría (acciones Describe y List).</w:t>
       </w:r>
     </w:p>
     <w:p>
@@ -8326,67 +6143,7 @@
           <w:szCs w:val="24"/>
           <w:lang w:val="es-MX" w:eastAsia="es-CO"/>
         </w:rPr>
-        <w:t xml:space="preserve">Evitar incluir permisos amplios como *:*, </w:t>
-      </w:r>
-      <w:proofErr w:type="spellStart"/>
-      <w:r>
-        <w:rPr>
-          <w:rFonts w:ascii="Times New Roman" w:hAnsi="Times New Roman" w:cs="Times New Roman"/>
-          <w:sz w:val="24"/>
-          <w:szCs w:val="24"/>
-          <w:lang w:val="es-MX" w:eastAsia="es-CO"/>
-        </w:rPr>
-        <w:t>PutObject</w:t>
-      </w:r>
-      <w:proofErr w:type="spellEnd"/>
-      <w:r>
-        <w:rPr>
-          <w:rFonts w:ascii="Times New Roman" w:hAnsi="Times New Roman" w:cs="Times New Roman"/>
-          <w:sz w:val="24"/>
-          <w:szCs w:val="24"/>
-          <w:lang w:val="es-MX" w:eastAsia="es-CO"/>
-        </w:rPr>
-        <w:t xml:space="preserve">, </w:t>
-      </w:r>
-      <w:proofErr w:type="spellStart"/>
-      <w:r>
-        <w:rPr>
-          <w:rFonts w:ascii="Times New Roman" w:hAnsi="Times New Roman" w:cs="Times New Roman"/>
-          <w:sz w:val="24"/>
-          <w:szCs w:val="24"/>
-          <w:lang w:val="es-MX" w:eastAsia="es-CO"/>
-        </w:rPr>
-        <w:t>RunInstances</w:t>
-      </w:r>
-      <w:proofErr w:type="spellEnd"/>
-      <w:r>
-        <w:rPr>
-          <w:rFonts w:ascii="Times New Roman" w:hAnsi="Times New Roman" w:cs="Times New Roman"/>
-          <w:sz w:val="24"/>
-          <w:szCs w:val="24"/>
-          <w:lang w:val="es-MX" w:eastAsia="es-CO"/>
-        </w:rPr>
-        <w:t xml:space="preserve"> o </w:t>
-      </w:r>
-      <w:proofErr w:type="spellStart"/>
-      <w:r>
-        <w:rPr>
-          <w:rFonts w:ascii="Times New Roman" w:hAnsi="Times New Roman" w:cs="Times New Roman"/>
-          <w:sz w:val="24"/>
-          <w:szCs w:val="24"/>
-          <w:lang w:val="es-MX" w:eastAsia="es-CO"/>
-        </w:rPr>
-        <w:t>Delete</w:t>
-      </w:r>
-      <w:proofErr w:type="spellEnd"/>
-      <w:r>
-        <w:rPr>
-          <w:rFonts w:ascii="Times New Roman" w:hAnsi="Times New Roman" w:cs="Times New Roman"/>
-          <w:sz w:val="24"/>
-          <w:szCs w:val="24"/>
-          <w:lang w:val="es-MX" w:eastAsia="es-CO"/>
-        </w:rPr>
-        <w:t>*.</w:t>
+        <w:t>Evitar incluir permisos amplios como *:*, PutObject, RunInstances o Delete*.</w:t>
       </w:r>
     </w:p>
     <w:p>
@@ -8409,27 +6166,7 @@
           <w:szCs w:val="24"/>
           <w:lang w:val="es-MX" w:eastAsia="es-CO"/>
         </w:rPr>
-        <w:t xml:space="preserve">Permitir solo un tiempo de sesión temporal mediante STS (Security Token </w:t>
-      </w:r>
-      <w:proofErr w:type="spellStart"/>
-      <w:r>
-        <w:rPr>
-          <w:rFonts w:ascii="Times New Roman" w:hAnsi="Times New Roman" w:cs="Times New Roman"/>
-          <w:sz w:val="24"/>
-          <w:szCs w:val="24"/>
-          <w:lang w:val="es-MX" w:eastAsia="es-CO"/>
-        </w:rPr>
-        <w:t>Service</w:t>
-      </w:r>
-      <w:proofErr w:type="spellEnd"/>
-      <w:r>
-        <w:rPr>
-          <w:rFonts w:ascii="Times New Roman" w:hAnsi="Times New Roman" w:cs="Times New Roman"/>
-          <w:sz w:val="24"/>
-          <w:szCs w:val="24"/>
-          <w:lang w:val="es-MX" w:eastAsia="es-CO"/>
-        </w:rPr>
-        <w:t>), eliminando el acceso permanente y reduciendo el riesgo de abuso.</w:t>
+        <w:t>Permitir solo un tiempo de sesión temporal mediante STS (Security Token Service), eliminando el acceso permanente y reduciendo el riesgo de abuso.</w:t>
       </w:r>
     </w:p>
     <w:p>
@@ -8463,7 +6200,151 @@
     </w:p>
     <w:p>
       <w:pPr>
-        <w:jc w:val="center"/>
+        <w:rPr>
+          <w:rFonts w:ascii="Times New Roman" w:hAnsi="Times New Roman" w:cs="Times New Roman"/>
+          <w:sz w:val="28"/>
+          <w:szCs w:val="28"/>
+          <w:lang w:val="es-MX" w:eastAsia="es-CO"/>
+        </w:rPr>
+      </w:pPr>
+      <w:r>
+        <w:rPr>
+          <w:rFonts w:ascii="Times New Roman" w:hAnsi="Times New Roman" w:cs="Times New Roman"/>
+          <w:sz w:val="28"/>
+          <w:szCs w:val="28"/>
+          <w:lang w:val="es-MX" w:eastAsia="es-CO"/>
+        </w:rPr>
+        <w:t>CONTRASEÑA Y LINK</w:t>
+      </w:r>
+      <w:r>
+        <w:rPr>
+          <w:rFonts w:ascii="Times New Roman" w:hAnsi="Times New Roman" w:cs="Times New Roman"/>
+          <w:sz w:val="28"/>
+          <w:szCs w:val="28"/>
+          <w:lang w:val="es-MX" w:eastAsia="es-CO"/>
+        </w:rPr>
+        <w:br/>
+      </w:r>
+      <w:r>
+        <w:rPr>
+          <w:rFonts w:ascii="Times New Roman" w:hAnsi="Times New Roman" w:cs="Times New Roman"/>
+          <w:sz w:val="28"/>
+          <w:szCs w:val="28"/>
+          <w:lang w:val="es-MX" w:eastAsia="es-CO"/>
+        </w:rPr>
+        <w:br/>
+      </w:r>
+      <w:r>
+        <w:rPr>
+          <w:rFonts w:ascii="Times New Roman" w:hAnsi="Times New Roman" w:cs="Times New Roman"/>
+          <w:sz w:val="28"/>
+          <w:szCs w:val="28"/>
+          <w:lang w:val="es-MX" w:eastAsia="es-CO"/>
+        </w:rPr>
+        <w:t>Nombre de usuario</w:t>
+      </w:r>
+      <w:r>
+        <w:rPr>
+          <w:rFonts w:ascii="Times New Roman" w:hAnsi="Times New Roman" w:cs="Times New Roman"/>
+          <w:sz w:val="28"/>
+          <w:szCs w:val="28"/>
+          <w:lang w:val="es-MX" w:eastAsia="es-CO"/>
+        </w:rPr>
+        <w:t xml:space="preserve"> = </w:t>
+      </w:r>
+      <w:r>
+        <w:rPr>
+          <w:rFonts w:ascii="Times New Roman" w:hAnsi="Times New Roman" w:cs="Times New Roman"/>
+          <w:sz w:val="28"/>
+          <w:szCs w:val="28"/>
+          <w:lang w:val="es-MX" w:eastAsia="es-CO"/>
+        </w:rPr>
+        <w:t>auditor-user</w:t>
+      </w:r>
+      <w:r>
+        <w:rPr>
+          <w:rFonts w:ascii="Times New Roman" w:hAnsi="Times New Roman" w:cs="Times New Roman"/>
+          <w:sz w:val="28"/>
+          <w:szCs w:val="28"/>
+          <w:lang w:val="es-MX" w:eastAsia="es-CO"/>
+        </w:rPr>
+        <w:br/>
+      </w:r>
+      <w:r>
+        <w:rPr>
+          <w:rFonts w:ascii="Times New Roman" w:hAnsi="Times New Roman" w:cs="Times New Roman"/>
+          <w:sz w:val="28"/>
+          <w:szCs w:val="28"/>
+          <w:lang w:val="es-MX" w:eastAsia="es-CO"/>
+        </w:rPr>
+        <w:t>Contraseña</w:t>
+      </w:r>
+      <w:r>
+        <w:rPr>
+          <w:rFonts w:ascii="Times New Roman" w:hAnsi="Times New Roman" w:cs="Times New Roman"/>
+          <w:sz w:val="28"/>
+          <w:szCs w:val="28"/>
+          <w:lang w:val="es-MX" w:eastAsia="es-CO"/>
+        </w:rPr>
+        <w:t xml:space="preserve"> = </w:t>
+      </w:r>
+      <w:r>
+        <w:rPr>
+          <w:rFonts w:ascii="Times New Roman" w:hAnsi="Times New Roman" w:cs="Times New Roman"/>
+          <w:sz w:val="28"/>
+          <w:szCs w:val="28"/>
+          <w:lang w:val="es-MX" w:eastAsia="es-CO"/>
+        </w:rPr>
+        <w:t>molina211*</w:t>
+      </w:r>
+      <w:r>
+        <w:rPr>
+          <w:rFonts w:ascii="Times New Roman" w:hAnsi="Times New Roman" w:cs="Times New Roman"/>
+          <w:sz w:val="28"/>
+          <w:szCs w:val="28"/>
+          <w:lang w:val="es-MX" w:eastAsia="es-CO"/>
+        </w:rPr>
+        <w:br/>
+      </w:r>
+      <w:r>
+        <w:rPr>
+          <w:rFonts w:ascii="Times New Roman" w:hAnsi="Times New Roman" w:cs="Times New Roman"/>
+          <w:sz w:val="28"/>
+          <w:szCs w:val="28"/>
+          <w:lang w:val="es-MX" w:eastAsia="es-CO"/>
+        </w:rPr>
+        <w:t>URL de inicio de sesión de la consola</w:t>
+      </w:r>
+      <w:r>
+        <w:rPr>
+          <w:rFonts w:ascii="Times New Roman" w:hAnsi="Times New Roman" w:cs="Times New Roman"/>
+          <w:sz w:val="28"/>
+          <w:szCs w:val="28"/>
+          <w:lang w:val="es-MX" w:eastAsia="es-CO"/>
+        </w:rPr>
+        <w:t xml:space="preserve"> =</w:t>
+      </w:r>
+      <w:r>
+        <w:rPr>
+          <w:rFonts w:ascii="Times New Roman" w:hAnsi="Times New Roman" w:cs="Times New Roman"/>
+          <w:sz w:val="28"/>
+          <w:szCs w:val="28"/>
+          <w:lang w:val="es-MX" w:eastAsia="es-CO"/>
+        </w:rPr>
+        <w:t xml:space="preserve"> </w:t>
+      </w:r>
+      <w:r>
+        <w:rPr>
+          <w:rFonts w:ascii="Times New Roman" w:hAnsi="Times New Roman" w:cs="Times New Roman"/>
+          <w:sz w:val="28"/>
+          <w:szCs w:val="28"/>
+          <w:lang w:val="es-MX" w:eastAsia="es-CO"/>
+        </w:rPr>
+        <w:t>https://090208085177.signin.aws.amazon.com/console</w:t>
+      </w:r>
+    </w:p>
+    <w:p>
+      <w:pPr>
         <w:rPr>
           <w:rFonts w:ascii="Times New Roman" w:hAnsi="Times New Roman" w:cs="Times New Roman"/>
           <w:sz w:val="28"/>
@@ -14979,6 +12860,7 @@
   <w:style w:type="character" w:default="1" w:styleId="Fuentedeprrafopredeter">
     <w:name w:val="Default Paragraph Font"/>
     <w:uiPriority w:val="1"/>
+    <w:semiHidden/>
     <w:unhideWhenUsed/>
   </w:style>
   <w:style w:type="table" w:default="1" w:styleId="Tablanormal">
